--- a/docs/06_Implementation_Plan.docx
+++ b/docs/06_Implementation_Plan.docx
@@ -4,60 +4,55 @@
   <w:body>
     <w:p>
       <w:pPr>
-        <w:spacing w:before="280" w:after="120"/>
+        <w:pStyle w:val="Title"/>
       </w:pPr>
       <w:r>
         <w:rPr>
+          <w:rFonts w:ascii="Calibri" w:hAnsi="Calibri"/>
           <w:b/>
-          <w:color w:val="0F172A"/>
-          <w:sz w:val="44"/>
+          <w:color w:val="000000"/>
+          <w:sz w:val="40"/>
         </w:rPr>
         <w:t>Implementation Plan</w:t>
       </w:r>
     </w:p>
     <w:p>
       <w:pPr>
-        <w:spacing w:before="240" w:after="80"/>
+        <w:pStyle w:val="Heading1"/>
       </w:pPr>
       <w:r>
         <w:rPr>
+          <w:rFonts w:ascii="Calibri" w:hAnsi="Calibri"/>
           <w:b/>
-          <w:color w:val="1E3A8A"/>
-          <w:sz w:val="32"/>
+          <w:color w:val="000000"/>
+          <w:sz w:val="30"/>
         </w:rPr>
         <w:t>AI-Driven Adaptive Learning Platform</w:t>
       </w:r>
     </w:p>
     <w:tbl>
       <w:tblPr>
+        <w:tblStyle w:val="TableGrid"/>
         <w:tblW w:type="auto" w:w="0"/>
-        <w:jc w:val="center"/>
         <w:tblLook w:firstColumn="1" w:firstRow="1" w:lastColumn="0" w:lastRow="0" w:noHBand="0" w:noVBand="1" w:val="04A0"/>
       </w:tblPr>
       <w:tblGrid>
-        <w:gridCol w:w="4968"/>
-        <w:gridCol w:w="4968"/>
+        <w:gridCol w:w="4320"/>
+        <w:gridCol w:w="4320"/>
       </w:tblGrid>
       <w:tr>
         <w:tc>
           <w:tcPr>
-            <w:tcW w:type="dxa" w:w="4968"/>
-            <w:tcMar>
-              <w:top w:w="120" w:type="dxa"/>
-              <w:bottom w:w="120" w:type="dxa"/>
-              <w:left w:w="180" w:type="dxa"/>
-              <w:right w:w="180" w:type="dxa"/>
-            </w:tcMar>
-            <w:shd w:fill="0F172A"/>
+            <w:tcW w:type="dxa" w:w="4320"/>
+            <w:shd w:val="clear" w:fill="E7E6E6"/>
           </w:tcPr>
           <w:p>
-            <w:pPr>
-              <w:spacing w:before="40" w:after="40"/>
-            </w:pPr>
+            <w:r/>
             <w:r>
               <w:rPr>
+                <w:rFonts w:ascii="Calibri" w:hAnsi="Calibri"/>
                 <w:b/>
-                <w:color w:val="F8FAFC"/>
+                <w:color w:val="111111"/>
                 <w:sz w:val="20"/>
               </w:rPr>
               <w:t>Field</w:t>
@@ -66,23 +61,16 @@
         </w:tc>
         <w:tc>
           <w:tcPr>
-            <w:tcW w:type="dxa" w:w="4968"/>
-            <w:tcMar>
-              <w:top w:w="120" w:type="dxa"/>
-              <w:bottom w:w="120" w:type="dxa"/>
-              <w:left w:w="180" w:type="dxa"/>
-              <w:right w:w="180" w:type="dxa"/>
-            </w:tcMar>
-            <w:shd w:fill="0F172A"/>
+            <w:tcW w:type="dxa" w:w="4320"/>
+            <w:shd w:val="clear" w:fill="E7E6E6"/>
           </w:tcPr>
           <w:p>
-            <w:pPr>
-              <w:spacing w:before="40" w:after="40"/>
-            </w:pPr>
+            <w:r/>
             <w:r>
               <w:rPr>
+                <w:rFonts w:ascii="Calibri" w:hAnsi="Calibri"/>
                 <w:b/>
-                <w:color w:val="F8FAFC"/>
+                <w:color w:val="111111"/>
                 <w:sz w:val="20"/>
               </w:rPr>
               <w:t>Detail</w:t>
@@ -93,47 +81,33 @@
       <w:tr>
         <w:tc>
           <w:tcPr>
-            <w:tcW w:type="dxa" w:w="4968"/>
-            <w:tcMar>
-              <w:top w:w="120" w:type="dxa"/>
-              <w:bottom w:w="120" w:type="dxa"/>
-              <w:left w:w="180" w:type="dxa"/>
-              <w:right w:w="180" w:type="dxa"/>
-            </w:tcMar>
-            <w:shd w:fill="F8FAFC"/>
+            <w:tcW w:type="dxa" w:w="4320"/>
           </w:tcPr>
           <w:p>
-            <w:pPr>
-              <w:spacing w:before="40" w:after="40"/>
-            </w:pPr>
+            <w:r/>
             <w:r>
               <w:rPr>
-                <w:color w:val="1E293B"/>
-                <w:sz w:val="19"/>
+                <w:rFonts w:ascii="Calibri" w:hAnsi="Calibri"/>
+                <w:b/>
+                <w:color w:val="111111"/>
+                <w:sz w:val="20"/>
               </w:rPr>
-              <w:t>**Document ID**</w:t>
+              <w:t>Document ID</w:t>
             </w:r>
           </w:p>
         </w:tc>
         <w:tc>
           <w:tcPr>
-            <w:tcW w:type="dxa" w:w="4968"/>
-            <w:tcMar>
-              <w:top w:w="120" w:type="dxa"/>
-              <w:bottom w:w="120" w:type="dxa"/>
-              <w:left w:w="180" w:type="dxa"/>
-              <w:right w:w="180" w:type="dxa"/>
-            </w:tcMar>
-            <w:shd w:fill="F8FAFC"/>
+            <w:tcW w:type="dxa" w:w="4320"/>
           </w:tcPr>
           <w:p>
-            <w:pPr>
-              <w:spacing w:before="40" w:after="40"/>
-            </w:pPr>
+            <w:r/>
             <w:r>
               <w:rPr>
-                <w:color w:val="1E293B"/>
-                <w:sz w:val="19"/>
+                <w:rFonts w:ascii="Calibri" w:hAnsi="Calibri"/>
+                <w:b w:val="0"/>
+                <w:color w:val="111111"/>
+                <w:sz w:val="20"/>
               </w:rPr>
               <w:t>06_Implementation_Plan</w:t>
             </w:r>
@@ -143,47 +117,33 @@
       <w:tr>
         <w:tc>
           <w:tcPr>
-            <w:tcW w:type="dxa" w:w="4968"/>
-            <w:tcMar>
-              <w:top w:w="120" w:type="dxa"/>
-              <w:bottom w:w="120" w:type="dxa"/>
-              <w:left w:w="180" w:type="dxa"/>
-              <w:right w:w="180" w:type="dxa"/>
-            </w:tcMar>
-            <w:shd w:fill="FFFFFF"/>
+            <w:tcW w:type="dxa" w:w="4320"/>
           </w:tcPr>
           <w:p>
-            <w:pPr>
-              <w:spacing w:before="40" w:after="40"/>
-            </w:pPr>
+            <w:r/>
             <w:r>
               <w:rPr>
-                <w:color w:val="1E293B"/>
-                <w:sz w:val="19"/>
+                <w:rFonts w:ascii="Calibri" w:hAnsi="Calibri"/>
+                <w:b/>
+                <w:color w:val="111111"/>
+                <w:sz w:val="20"/>
               </w:rPr>
-              <w:t>**Version**</w:t>
+              <w:t>Version</w:t>
             </w:r>
           </w:p>
         </w:tc>
         <w:tc>
           <w:tcPr>
-            <w:tcW w:type="dxa" w:w="4968"/>
-            <w:tcMar>
-              <w:top w:w="120" w:type="dxa"/>
-              <w:bottom w:w="120" w:type="dxa"/>
-              <w:left w:w="180" w:type="dxa"/>
-              <w:right w:w="180" w:type="dxa"/>
-            </w:tcMar>
-            <w:shd w:fill="FFFFFF"/>
+            <w:tcW w:type="dxa" w:w="4320"/>
           </w:tcPr>
           <w:p>
-            <w:pPr>
-              <w:spacing w:before="40" w:after="40"/>
-            </w:pPr>
+            <w:r/>
             <w:r>
               <w:rPr>
-                <w:color w:val="1E293B"/>
-                <w:sz w:val="19"/>
+                <w:rFonts w:ascii="Calibri" w:hAnsi="Calibri"/>
+                <w:b w:val="0"/>
+                <w:color w:val="111111"/>
+                <w:sz w:val="20"/>
               </w:rPr>
               <w:t>1.0</w:t>
             </w:r>
@@ -193,47 +153,33 @@
       <w:tr>
         <w:tc>
           <w:tcPr>
-            <w:tcW w:type="dxa" w:w="4968"/>
-            <w:tcMar>
-              <w:top w:w="120" w:type="dxa"/>
-              <w:bottom w:w="120" w:type="dxa"/>
-              <w:left w:w="180" w:type="dxa"/>
-              <w:right w:w="180" w:type="dxa"/>
-            </w:tcMar>
-            <w:shd w:fill="F8FAFC"/>
+            <w:tcW w:type="dxa" w:w="4320"/>
           </w:tcPr>
           <w:p>
-            <w:pPr>
-              <w:spacing w:before="40" w:after="40"/>
-            </w:pPr>
+            <w:r/>
             <w:r>
               <w:rPr>
-                <w:color w:val="1E293B"/>
-                <w:sz w:val="19"/>
+                <w:rFonts w:ascii="Calibri" w:hAnsi="Calibri"/>
+                <w:b/>
+                <w:color w:val="111111"/>
+                <w:sz w:val="20"/>
               </w:rPr>
-              <w:t>**Date**</w:t>
+              <w:t>Date</w:t>
             </w:r>
           </w:p>
         </w:tc>
         <w:tc>
           <w:tcPr>
-            <w:tcW w:type="dxa" w:w="4968"/>
-            <w:tcMar>
-              <w:top w:w="120" w:type="dxa"/>
-              <w:bottom w:w="120" w:type="dxa"/>
-              <w:left w:w="180" w:type="dxa"/>
-              <w:right w:w="180" w:type="dxa"/>
-            </w:tcMar>
-            <w:shd w:fill="F8FAFC"/>
+            <w:tcW w:type="dxa" w:w="4320"/>
           </w:tcPr>
           <w:p>
-            <w:pPr>
-              <w:spacing w:before="40" w:after="40"/>
-            </w:pPr>
+            <w:r/>
             <w:r>
               <w:rPr>
-                <w:color w:val="1E293B"/>
-                <w:sz w:val="19"/>
+                <w:rFonts w:ascii="Calibri" w:hAnsi="Calibri"/>
+                <w:b w:val="0"/>
+                <w:color w:val="111111"/>
+                <w:sz w:val="20"/>
               </w:rPr>
               <w:t>2026-08-29</w:t>
             </w:r>
@@ -243,47 +189,33 @@
       <w:tr>
         <w:tc>
           <w:tcPr>
-            <w:tcW w:type="dxa" w:w="4968"/>
-            <w:tcMar>
-              <w:top w:w="120" w:type="dxa"/>
-              <w:bottom w:w="120" w:type="dxa"/>
-              <w:left w:w="180" w:type="dxa"/>
-              <w:right w:w="180" w:type="dxa"/>
-            </w:tcMar>
-            <w:shd w:fill="FFFFFF"/>
+            <w:tcW w:type="dxa" w:w="4320"/>
           </w:tcPr>
           <w:p>
-            <w:pPr>
-              <w:spacing w:before="40" w:after="40"/>
-            </w:pPr>
+            <w:r/>
             <w:r>
               <w:rPr>
-                <w:color w:val="1E293B"/>
-                <w:sz w:val="19"/>
+                <w:rFonts w:ascii="Calibri" w:hAnsi="Calibri"/>
+                <w:b/>
+                <w:color w:val="111111"/>
+                <w:sz w:val="20"/>
               </w:rPr>
-              <w:t>**Author**</w:t>
+              <w:t>Author</w:t>
             </w:r>
           </w:p>
         </w:tc>
         <w:tc>
           <w:tcPr>
-            <w:tcW w:type="dxa" w:w="4968"/>
-            <w:tcMar>
-              <w:top w:w="120" w:type="dxa"/>
-              <w:bottom w:w="120" w:type="dxa"/>
-              <w:left w:w="180" w:type="dxa"/>
-              <w:right w:w="180" w:type="dxa"/>
-            </w:tcMar>
-            <w:shd w:fill="FFFFFF"/>
+            <w:tcW w:type="dxa" w:w="4320"/>
           </w:tcPr>
           <w:p>
-            <w:pPr>
-              <w:spacing w:before="40" w:after="40"/>
-            </w:pPr>
+            <w:r/>
             <w:r>
               <w:rPr>
-                <w:color w:val="1E293B"/>
-                <w:sz w:val="19"/>
+                <w:rFonts w:ascii="Calibri" w:hAnsi="Calibri"/>
+                <w:b w:val="0"/>
+                <w:color w:val="111111"/>
+                <w:sz w:val="20"/>
               </w:rPr>
               <w:t>Syed Azan Mehdi Shah</w:t>
             </w:r>
@@ -293,47 +225,33 @@
       <w:tr>
         <w:tc>
           <w:tcPr>
-            <w:tcW w:type="dxa" w:w="4968"/>
-            <w:tcMar>
-              <w:top w:w="120" w:type="dxa"/>
-              <w:bottom w:w="120" w:type="dxa"/>
-              <w:left w:w="180" w:type="dxa"/>
-              <w:right w:w="180" w:type="dxa"/>
-            </w:tcMar>
-            <w:shd w:fill="F8FAFC"/>
+            <w:tcW w:type="dxa" w:w="4320"/>
           </w:tcPr>
           <w:p>
-            <w:pPr>
-              <w:spacing w:before="40" w:after="40"/>
-            </w:pPr>
+            <w:r/>
             <w:r>
               <w:rPr>
-                <w:color w:val="1E293B"/>
-                <w:sz w:val="19"/>
+                <w:rFonts w:ascii="Calibri" w:hAnsi="Calibri"/>
+                <w:b/>
+                <w:color w:val="111111"/>
+                <w:sz w:val="20"/>
               </w:rPr>
-              <w:t>**Companion Docs**</w:t>
+              <w:t>Companion Docs</w:t>
             </w:r>
           </w:p>
         </w:tc>
         <w:tc>
           <w:tcPr>
-            <w:tcW w:type="dxa" w:w="4968"/>
-            <w:tcMar>
-              <w:top w:w="120" w:type="dxa"/>
-              <w:bottom w:w="120" w:type="dxa"/>
-              <w:left w:w="180" w:type="dxa"/>
-              <w:right w:w="180" w:type="dxa"/>
-            </w:tcMar>
-            <w:shd w:fill="F8FAFC"/>
+            <w:tcW w:type="dxa" w:w="4320"/>
           </w:tcPr>
           <w:p>
-            <w:pPr>
-              <w:spacing w:before="40" w:after="40"/>
-            </w:pPr>
+            <w:r/>
             <w:r>
               <w:rPr>
-                <w:color w:val="1E293B"/>
-                <w:sz w:val="19"/>
+                <w:rFonts w:ascii="Calibri" w:hAnsi="Calibri"/>
+                <w:b w:val="0"/>
+                <w:color w:val="111111"/>
+                <w:sz w:val="20"/>
               </w:rPr>
               <w:t>01_PRD, 02_Technical_Documentation, 03_Manual_Guide</w:t>
             </w:r>
@@ -343,47 +261,33 @@
       <w:tr>
         <w:tc>
           <w:tcPr>
-            <w:tcW w:type="dxa" w:w="4968"/>
-            <w:tcMar>
-              <w:top w:w="120" w:type="dxa"/>
-              <w:bottom w:w="120" w:type="dxa"/>
-              <w:left w:w="180" w:type="dxa"/>
-              <w:right w:w="180" w:type="dxa"/>
-            </w:tcMar>
-            <w:shd w:fill="FFFFFF"/>
+            <w:tcW w:type="dxa" w:w="4320"/>
           </w:tcPr>
           <w:p>
-            <w:pPr>
-              <w:spacing w:before="40" w:after="40"/>
-            </w:pPr>
+            <w:r/>
             <w:r>
               <w:rPr>
-                <w:color w:val="1E293B"/>
-                <w:sz w:val="19"/>
+                <w:rFonts w:ascii="Calibri" w:hAnsi="Calibri"/>
+                <w:b/>
+                <w:color w:val="111111"/>
+                <w:sz w:val="20"/>
               </w:rPr>
-              <w:t>**Target Duration**</w:t>
+              <w:t>Target Duration</w:t>
             </w:r>
           </w:p>
         </w:tc>
         <w:tc>
           <w:tcPr>
-            <w:tcW w:type="dxa" w:w="4968"/>
-            <w:tcMar>
-              <w:top w:w="120" w:type="dxa"/>
-              <w:bottom w:w="120" w:type="dxa"/>
-              <w:left w:w="180" w:type="dxa"/>
-              <w:right w:w="180" w:type="dxa"/>
-            </w:tcMar>
-            <w:shd w:fill="FFFFFF"/>
+            <w:tcW w:type="dxa" w:w="4320"/>
           </w:tcPr>
           <w:p>
-            <w:pPr>
-              <w:spacing w:before="40" w:after="40"/>
-            </w:pPr>
+            <w:r/>
             <w:r>
               <w:rPr>
-                <w:color w:val="1E293B"/>
-                <w:sz w:val="19"/>
+                <w:rFonts w:ascii="Calibri" w:hAnsi="Calibri"/>
+                <w:b w:val="0"/>
+                <w:color w:val="111111"/>
+                <w:sz w:val="20"/>
               </w:rPr>
               <w:t>10 weeks (6 phases)</w:t>
             </w:r>
@@ -394,36 +298,126 @@
     <w:p/>
     <w:p>
       <w:pPr>
-        <w:spacing w:before="240" w:after="80"/>
+        <w:pStyle w:val="Heading1"/>
       </w:pPr>
       <w:r>
         <w:rPr>
+          <w:rFonts w:ascii="Calibri" w:hAnsi="Calibri"/>
           <w:b/>
-          <w:color w:val="1E3A8A"/>
-          <w:sz w:val="32"/>
+          <w:color w:val="000000"/>
+          <w:sz w:val="30"/>
         </w:rPr>
         <w:t>1. Plan Overview</w:t>
       </w:r>
     </w:p>
     <w:p>
-      <w:pPr>
-        <w:spacing w:before="40" w:after="80"/>
-      </w:pPr>
       <w:r>
         <w:rPr>
-          <w:sz w:val="21"/>
+          <w:rFonts w:ascii="Calibri" w:hAnsi="Calibri"/>
+          <w:b w:val="0"/>
+          <w:color w:val="111111"/>
+          <w:sz w:val="22"/>
         </w:rPr>
-        <w:t>This plan delivers the full platform: **React frontend**, **Express backend**, **MongoDB database**, and the **AI services layer** — using the latest stable versions of the MERN stack plus current AI tooling. Architecture constraints from the technical documentation are preserved: strict MVC, a dedicated `/services` layer for all AI orchestration, JSON Structured Outputs, and JWT + RBAC security.</w:t>
+        <w:t xml:space="preserve">This plan delivers the full platform: </w:t>
+      </w:r>
+      <w:r>
+        <w:rPr>
+          <w:rFonts w:ascii="Calibri" w:hAnsi="Calibri"/>
+          <w:b/>
+          <w:color w:val="111111"/>
+          <w:sz w:val="22"/>
+        </w:rPr>
+        <w:t>React frontend</w:t>
+      </w:r>
+      <w:r>
+        <w:rPr>
+          <w:rFonts w:ascii="Calibri" w:hAnsi="Calibri"/>
+          <w:b w:val="0"/>
+          <w:color w:val="111111"/>
+          <w:sz w:val="22"/>
+        </w:rPr>
+        <w:t xml:space="preserve">, </w:t>
+      </w:r>
+      <w:r>
+        <w:rPr>
+          <w:rFonts w:ascii="Calibri" w:hAnsi="Calibri"/>
+          <w:b/>
+          <w:color w:val="111111"/>
+          <w:sz w:val="22"/>
+        </w:rPr>
+        <w:t>Express backend</w:t>
+      </w:r>
+      <w:r>
+        <w:rPr>
+          <w:rFonts w:ascii="Calibri" w:hAnsi="Calibri"/>
+          <w:b w:val="0"/>
+          <w:color w:val="111111"/>
+          <w:sz w:val="22"/>
+        </w:rPr>
+        <w:t xml:space="preserve">, </w:t>
+      </w:r>
+      <w:r>
+        <w:rPr>
+          <w:rFonts w:ascii="Calibri" w:hAnsi="Calibri"/>
+          <w:b/>
+          <w:color w:val="111111"/>
+          <w:sz w:val="22"/>
+        </w:rPr>
+        <w:t>MongoDB database</w:t>
+      </w:r>
+      <w:r>
+        <w:rPr>
+          <w:rFonts w:ascii="Calibri" w:hAnsi="Calibri"/>
+          <w:b w:val="0"/>
+          <w:color w:val="111111"/>
+          <w:sz w:val="22"/>
+        </w:rPr>
+        <w:t xml:space="preserve">, and the </w:t>
+      </w:r>
+      <w:r>
+        <w:rPr>
+          <w:rFonts w:ascii="Calibri" w:hAnsi="Calibri"/>
+          <w:b/>
+          <w:color w:val="111111"/>
+          <w:sz w:val="22"/>
+        </w:rPr>
+        <w:t>AI services layer</w:t>
+      </w:r>
+      <w:r>
+        <w:rPr>
+          <w:rFonts w:ascii="Calibri" w:hAnsi="Calibri"/>
+          <w:b w:val="0"/>
+          <w:color w:val="111111"/>
+          <w:sz w:val="22"/>
+        </w:rPr>
+        <w:t xml:space="preserve"> — using the latest stable versions of the MERN stack plus current AI tooling. Architecture constraints from the technical documentation are preserved: strict MVC, a dedicated </w:t>
+      </w:r>
+      <w:r>
+        <w:rPr>
+          <w:rFonts w:ascii="Consolas" w:hAnsi="Consolas"/>
+          <w:color w:val="333333"/>
+          <w:sz w:val="20"/>
+        </w:rPr>
+        <w:t>/services</w:t>
+      </w:r>
+      <w:r>
+        <w:rPr>
+          <w:rFonts w:ascii="Calibri" w:hAnsi="Calibri"/>
+          <w:b w:val="0"/>
+          <w:color w:val="111111"/>
+          <w:sz w:val="22"/>
+        </w:rPr>
+        <w:t xml:space="preserve"> layer for all AI orchestration, JSON Structured Outputs, and JWT + RBAC security.</w:t>
       </w:r>
     </w:p>
     <w:p>
       <w:pPr>
-        <w:spacing w:before="120" w:after="120"/>
+        <w:ind w:left="432"/>
       </w:pPr>
       <w:r>
         <w:rPr>
           <w:rFonts w:ascii="Consolas" w:hAnsi="Consolas"/>
-          <w:color w:val="1E293B"/>
+          <w:color w:val="222222"/>
           <w:sz w:val="19"/>
         </w:rPr>
         <w:t>Phase 0  Repo scaffold &amp; tooling           (Week 1)</w:t>
@@ -443,61 +437,56 @@
     </w:p>
     <w:p>
       <w:pPr>
-        <w:spacing w:before="240" w:after="80"/>
+        <w:pStyle w:val="Heading1"/>
       </w:pPr>
       <w:r>
         <w:rPr>
+          <w:rFonts w:ascii="Calibri" w:hAnsi="Calibri"/>
           <w:b/>
-          <w:color w:val="1E3A8A"/>
-          <w:sz w:val="32"/>
+          <w:color w:val="000000"/>
+          <w:sz w:val="30"/>
         </w:rPr>
         <w:t>2. Technology Stack (Latest Versions)</w:t>
       </w:r>
     </w:p>
     <w:p>
       <w:pPr>
-        <w:spacing w:before="200" w:after="60"/>
+        <w:pStyle w:val="Heading2"/>
       </w:pPr>
       <w:r>
         <w:rPr>
+          <w:rFonts w:ascii="Calibri" w:hAnsi="Calibri"/>
           <w:b/>
-          <w:color w:val="2563EB"/>
-          <w:sz w:val="26"/>
+          <w:color w:val="000000"/>
+          <w:sz w:val="25"/>
         </w:rPr>
         <w:t>2.1 Frontend</w:t>
       </w:r>
     </w:p>
     <w:tbl>
       <w:tblPr>
+        <w:tblStyle w:val="TableGrid"/>
         <w:tblW w:type="auto" w:w="0"/>
-        <w:jc w:val="center"/>
         <w:tblLook w:firstColumn="1" w:firstRow="1" w:lastColumn="0" w:lastRow="0" w:noHBand="0" w:noVBand="1" w:val="04A0"/>
       </w:tblPr>
       <w:tblGrid>
-        <w:gridCol w:w="3312"/>
-        <w:gridCol w:w="3312"/>
-        <w:gridCol w:w="3312"/>
+        <w:gridCol w:w="2880"/>
+        <w:gridCol w:w="2880"/>
+        <w:gridCol w:w="2880"/>
       </w:tblGrid>
       <w:tr>
         <w:tc>
           <w:tcPr>
-            <w:tcW w:type="dxa" w:w="3312"/>
-            <w:tcMar>
-              <w:top w:w="120" w:type="dxa"/>
-              <w:bottom w:w="120" w:type="dxa"/>
-              <w:left w:w="180" w:type="dxa"/>
-              <w:right w:w="180" w:type="dxa"/>
-            </w:tcMar>
-            <w:shd w:fill="0F172A"/>
+            <w:tcW w:type="dxa" w:w="2880"/>
+            <w:shd w:val="clear" w:fill="E7E6E6"/>
           </w:tcPr>
           <w:p>
-            <w:pPr>
-              <w:spacing w:before="40" w:after="40"/>
-            </w:pPr>
+            <w:r/>
             <w:r>
               <w:rPr>
+                <w:rFonts w:ascii="Calibri" w:hAnsi="Calibri"/>
                 <w:b/>
-                <w:color w:val="F8FAFC"/>
+                <w:color w:val="111111"/>
                 <w:sz w:val="20"/>
               </w:rPr>
               <w:t>Technology</w:t>
@@ -506,23 +495,16 @@
         </w:tc>
         <w:tc>
           <w:tcPr>
-            <w:tcW w:type="dxa" w:w="3312"/>
-            <w:tcMar>
-              <w:top w:w="120" w:type="dxa"/>
-              <w:bottom w:w="120" w:type="dxa"/>
-              <w:left w:w="180" w:type="dxa"/>
-              <w:right w:w="180" w:type="dxa"/>
-            </w:tcMar>
-            <w:shd w:fill="0F172A"/>
+            <w:tcW w:type="dxa" w:w="2880"/>
+            <w:shd w:val="clear" w:fill="E7E6E6"/>
           </w:tcPr>
           <w:p>
-            <w:pPr>
-              <w:spacing w:before="40" w:after="40"/>
-            </w:pPr>
+            <w:r/>
             <w:r>
               <w:rPr>
+                <w:rFonts w:ascii="Calibri" w:hAnsi="Calibri"/>
                 <w:b/>
-                <w:color w:val="F8FAFC"/>
+                <w:color w:val="111111"/>
                 <w:sz w:val="20"/>
               </w:rPr>
               <w:t>Version</w:t>
@@ -531,23 +513,16 @@
         </w:tc>
         <w:tc>
           <w:tcPr>
-            <w:tcW w:type="dxa" w:w="3312"/>
-            <w:tcMar>
-              <w:top w:w="120" w:type="dxa"/>
-              <w:bottom w:w="120" w:type="dxa"/>
-              <w:left w:w="180" w:type="dxa"/>
-              <w:right w:w="180" w:type="dxa"/>
-            </w:tcMar>
-            <w:shd w:fill="0F172A"/>
+            <w:tcW w:type="dxa" w:w="2880"/>
+            <w:shd w:val="clear" w:fill="E7E6E6"/>
           </w:tcPr>
           <w:p>
-            <w:pPr>
-              <w:spacing w:before="40" w:after="40"/>
-            </w:pPr>
+            <w:r/>
             <w:r>
               <w:rPr>
+                <w:rFonts w:ascii="Calibri" w:hAnsi="Calibri"/>
                 <w:b/>
-                <w:color w:val="F8FAFC"/>
+                <w:color w:val="111111"/>
                 <w:sz w:val="20"/>
               </w:rPr>
               <w:t>Role</w:t>
@@ -558,23 +533,16 @@
       <w:tr>
         <w:tc>
           <w:tcPr>
-            <w:tcW w:type="dxa" w:w="3312"/>
-            <w:tcMar>
-              <w:top w:w="120" w:type="dxa"/>
-              <w:bottom w:w="120" w:type="dxa"/>
-              <w:left w:w="180" w:type="dxa"/>
-              <w:right w:w="180" w:type="dxa"/>
-            </w:tcMar>
-            <w:shd w:fill="F8FAFC"/>
+            <w:tcW w:type="dxa" w:w="2880"/>
           </w:tcPr>
           <w:p>
-            <w:pPr>
-              <w:spacing w:before="40" w:after="40"/>
-            </w:pPr>
+            <w:r/>
             <w:r>
               <w:rPr>
-                <w:color w:val="1E293B"/>
-                <w:sz w:val="19"/>
+                <w:rFonts w:ascii="Calibri" w:hAnsi="Calibri"/>
+                <w:b w:val="0"/>
+                <w:color w:val="111111"/>
+                <w:sz w:val="20"/>
               </w:rPr>
               <w:t>React</w:t>
             </w:r>
@@ -582,23 +550,16 @@
         </w:tc>
         <w:tc>
           <w:tcPr>
-            <w:tcW w:type="dxa" w:w="3312"/>
-            <w:tcMar>
-              <w:top w:w="120" w:type="dxa"/>
-              <w:bottom w:w="120" w:type="dxa"/>
-              <w:left w:w="180" w:type="dxa"/>
-              <w:right w:w="180" w:type="dxa"/>
-            </w:tcMar>
-            <w:shd w:fill="F8FAFC"/>
+            <w:tcW w:type="dxa" w:w="2880"/>
           </w:tcPr>
           <w:p>
-            <w:pPr>
-              <w:spacing w:before="40" w:after="40"/>
-            </w:pPr>
+            <w:r/>
             <w:r>
               <w:rPr>
-                <w:color w:val="1E293B"/>
-                <w:sz w:val="19"/>
+                <w:rFonts w:ascii="Calibri" w:hAnsi="Calibri"/>
+                <w:b w:val="0"/>
+                <w:color w:val="111111"/>
+                <w:sz w:val="20"/>
               </w:rPr>
               <w:t>19.x</w:t>
             </w:r>
@@ -606,23 +567,16 @@
         </w:tc>
         <w:tc>
           <w:tcPr>
-            <w:tcW w:type="dxa" w:w="3312"/>
-            <w:tcMar>
-              <w:top w:w="120" w:type="dxa"/>
-              <w:bottom w:w="120" w:type="dxa"/>
-              <w:left w:w="180" w:type="dxa"/>
-              <w:right w:w="180" w:type="dxa"/>
-            </w:tcMar>
-            <w:shd w:fill="F8FAFC"/>
+            <w:tcW w:type="dxa" w:w="2880"/>
           </w:tcPr>
           <w:p>
-            <w:pPr>
-              <w:spacing w:before="40" w:after="40"/>
-            </w:pPr>
+            <w:r/>
             <w:r>
               <w:rPr>
-                <w:color w:val="1E293B"/>
-                <w:sz w:val="19"/>
+                <w:rFonts w:ascii="Calibri" w:hAnsi="Calibri"/>
+                <w:b w:val="0"/>
+                <w:color w:val="111111"/>
+                <w:sz w:val="20"/>
               </w:rPr>
               <w:t>UI library (Server Components awareness, Actions)</w:t>
             </w:r>
@@ -632,23 +586,16 @@
       <w:tr>
         <w:tc>
           <w:tcPr>
-            <w:tcW w:type="dxa" w:w="3312"/>
-            <w:tcMar>
-              <w:top w:w="120" w:type="dxa"/>
-              <w:bottom w:w="120" w:type="dxa"/>
-              <w:left w:w="180" w:type="dxa"/>
-              <w:right w:w="180" w:type="dxa"/>
-            </w:tcMar>
-            <w:shd w:fill="FFFFFF"/>
+            <w:tcW w:type="dxa" w:w="2880"/>
           </w:tcPr>
           <w:p>
-            <w:pPr>
-              <w:spacing w:before="40" w:after="40"/>
-            </w:pPr>
+            <w:r/>
             <w:r>
               <w:rPr>
-                <w:color w:val="1E293B"/>
-                <w:sz w:val="19"/>
+                <w:rFonts w:ascii="Calibri" w:hAnsi="Calibri"/>
+                <w:b w:val="0"/>
+                <w:color w:val="111111"/>
+                <w:sz w:val="20"/>
               </w:rPr>
               <w:t>Vite</w:t>
             </w:r>
@@ -656,23 +603,16 @@
         </w:tc>
         <w:tc>
           <w:tcPr>
-            <w:tcW w:type="dxa" w:w="3312"/>
-            <w:tcMar>
-              <w:top w:w="120" w:type="dxa"/>
-              <w:bottom w:w="120" w:type="dxa"/>
-              <w:left w:w="180" w:type="dxa"/>
-              <w:right w:w="180" w:type="dxa"/>
-            </w:tcMar>
-            <w:shd w:fill="FFFFFF"/>
+            <w:tcW w:type="dxa" w:w="2880"/>
           </w:tcPr>
           <w:p>
-            <w:pPr>
-              <w:spacing w:before="40" w:after="40"/>
-            </w:pPr>
+            <w:r/>
             <w:r>
               <w:rPr>
-                <w:color w:val="1E293B"/>
-                <w:sz w:val="19"/>
+                <w:rFonts w:ascii="Calibri" w:hAnsi="Calibri"/>
+                <w:b w:val="0"/>
+                <w:color w:val="111111"/>
+                <w:sz w:val="20"/>
               </w:rPr>
               <w:t>7.x</w:t>
             </w:r>
@@ -680,23 +620,16 @@
         </w:tc>
         <w:tc>
           <w:tcPr>
-            <w:tcW w:type="dxa" w:w="3312"/>
-            <w:tcMar>
-              <w:top w:w="120" w:type="dxa"/>
-              <w:bottom w:w="120" w:type="dxa"/>
-              <w:left w:w="180" w:type="dxa"/>
-              <w:right w:w="180" w:type="dxa"/>
-            </w:tcMar>
-            <w:shd w:fill="FFFFFF"/>
+            <w:tcW w:type="dxa" w:w="2880"/>
           </w:tcPr>
           <w:p>
-            <w:pPr>
-              <w:spacing w:before="40" w:after="40"/>
-            </w:pPr>
+            <w:r/>
             <w:r>
               <w:rPr>
-                <w:color w:val="1E293B"/>
-                <w:sz w:val="19"/>
+                <w:rFonts w:ascii="Calibri" w:hAnsi="Calibri"/>
+                <w:b w:val="0"/>
+                <w:color w:val="111111"/>
+                <w:sz w:val="20"/>
               </w:rPr>
               <w:t>Build tool + dev server</w:t>
             </w:r>
@@ -706,23 +639,16 @@
       <w:tr>
         <w:tc>
           <w:tcPr>
-            <w:tcW w:type="dxa" w:w="3312"/>
-            <w:tcMar>
-              <w:top w:w="120" w:type="dxa"/>
-              <w:bottom w:w="120" w:type="dxa"/>
-              <w:left w:w="180" w:type="dxa"/>
-              <w:right w:w="180" w:type="dxa"/>
-            </w:tcMar>
-            <w:shd w:fill="F8FAFC"/>
+            <w:tcW w:type="dxa" w:w="2880"/>
           </w:tcPr>
           <w:p>
-            <w:pPr>
-              <w:spacing w:before="40" w:after="40"/>
-            </w:pPr>
+            <w:r/>
             <w:r>
               <w:rPr>
-                <w:color w:val="1E293B"/>
-                <w:sz w:val="19"/>
+                <w:rFonts w:ascii="Calibri" w:hAnsi="Calibri"/>
+                <w:b w:val="0"/>
+                <w:color w:val="111111"/>
+                <w:sz w:val="20"/>
               </w:rPr>
               <w:t>TypeScript</w:t>
             </w:r>
@@ -730,23 +656,16 @@
         </w:tc>
         <w:tc>
           <w:tcPr>
-            <w:tcW w:type="dxa" w:w="3312"/>
-            <w:tcMar>
-              <w:top w:w="120" w:type="dxa"/>
-              <w:bottom w:w="120" w:type="dxa"/>
-              <w:left w:w="180" w:type="dxa"/>
-              <w:right w:w="180" w:type="dxa"/>
-            </w:tcMar>
-            <w:shd w:fill="F8FAFC"/>
+            <w:tcW w:type="dxa" w:w="2880"/>
           </w:tcPr>
           <w:p>
-            <w:pPr>
-              <w:spacing w:before="40" w:after="40"/>
-            </w:pPr>
+            <w:r/>
             <w:r>
               <w:rPr>
-                <w:color w:val="1E293B"/>
-                <w:sz w:val="19"/>
+                <w:rFonts w:ascii="Calibri" w:hAnsi="Calibri"/>
+                <w:b w:val="0"/>
+                <w:color w:val="111111"/>
+                <w:sz w:val="20"/>
               </w:rPr>
               <w:t>5.9.x</w:t>
             </w:r>
@@ -754,23 +673,16 @@
         </w:tc>
         <w:tc>
           <w:tcPr>
-            <w:tcW w:type="dxa" w:w="3312"/>
-            <w:tcMar>
-              <w:top w:w="120" w:type="dxa"/>
-              <w:bottom w:w="120" w:type="dxa"/>
-              <w:left w:w="180" w:type="dxa"/>
-              <w:right w:w="180" w:type="dxa"/>
-            </w:tcMar>
-            <w:shd w:fill="F8FAFC"/>
+            <w:tcW w:type="dxa" w:w="2880"/>
           </w:tcPr>
           <w:p>
-            <w:pPr>
-              <w:spacing w:before="40" w:after="40"/>
-            </w:pPr>
+            <w:r/>
             <w:r>
               <w:rPr>
-                <w:color w:val="1E293B"/>
-                <w:sz w:val="19"/>
+                <w:rFonts w:ascii="Calibri" w:hAnsi="Calibri"/>
+                <w:b w:val="0"/>
+                <w:color w:val="111111"/>
+                <w:sz w:val="20"/>
               </w:rPr>
               <w:t>Type safety across the client</w:t>
             </w:r>
@@ -780,23 +692,16 @@
       <w:tr>
         <w:tc>
           <w:tcPr>
-            <w:tcW w:type="dxa" w:w="3312"/>
-            <w:tcMar>
-              <w:top w:w="120" w:type="dxa"/>
-              <w:bottom w:w="120" w:type="dxa"/>
-              <w:left w:w="180" w:type="dxa"/>
-              <w:right w:w="180" w:type="dxa"/>
-            </w:tcMar>
-            <w:shd w:fill="FFFFFF"/>
+            <w:tcW w:type="dxa" w:w="2880"/>
           </w:tcPr>
           <w:p>
-            <w:pPr>
-              <w:spacing w:before="40" w:after="40"/>
-            </w:pPr>
+            <w:r/>
             <w:r>
               <w:rPr>
-                <w:color w:val="1E293B"/>
-                <w:sz w:val="19"/>
+                <w:rFonts w:ascii="Calibri" w:hAnsi="Calibri"/>
+                <w:b w:val="0"/>
+                <w:color w:val="111111"/>
+                <w:sz w:val="20"/>
               </w:rPr>
               <w:t>React Router</w:t>
             </w:r>
@@ -804,23 +709,16 @@
         </w:tc>
         <w:tc>
           <w:tcPr>
-            <w:tcW w:type="dxa" w:w="3312"/>
-            <w:tcMar>
-              <w:top w:w="120" w:type="dxa"/>
-              <w:bottom w:w="120" w:type="dxa"/>
-              <w:left w:w="180" w:type="dxa"/>
-              <w:right w:w="180" w:type="dxa"/>
-            </w:tcMar>
-            <w:shd w:fill="FFFFFF"/>
+            <w:tcW w:type="dxa" w:w="2880"/>
           </w:tcPr>
           <w:p>
-            <w:pPr>
-              <w:spacing w:before="40" w:after="40"/>
-            </w:pPr>
+            <w:r/>
             <w:r>
               <w:rPr>
-                <w:color w:val="1E293B"/>
-                <w:sz w:val="19"/>
+                <w:rFonts w:ascii="Calibri" w:hAnsi="Calibri"/>
+                <w:b w:val="0"/>
+                <w:color w:val="111111"/>
+                <w:sz w:val="20"/>
               </w:rPr>
               <w:t>7.x</w:t>
             </w:r>
@@ -828,23 +726,16 @@
         </w:tc>
         <w:tc>
           <w:tcPr>
-            <w:tcW w:type="dxa" w:w="3312"/>
-            <w:tcMar>
-              <w:top w:w="120" w:type="dxa"/>
-              <w:bottom w:w="120" w:type="dxa"/>
-              <w:left w:w="180" w:type="dxa"/>
-              <w:right w:w="180" w:type="dxa"/>
-            </w:tcMar>
-            <w:shd w:fill="FFFFFF"/>
+            <w:tcW w:type="dxa" w:w="2880"/>
           </w:tcPr>
           <w:p>
-            <w:pPr>
-              <w:spacing w:before="40" w:after="40"/>
-            </w:pPr>
+            <w:r/>
             <w:r>
               <w:rPr>
-                <w:color w:val="1E293B"/>
-                <w:sz w:val="19"/>
+                <w:rFonts w:ascii="Calibri" w:hAnsi="Calibri"/>
+                <w:b w:val="0"/>
+                <w:color w:val="111111"/>
+                <w:sz w:val="20"/>
               </w:rPr>
               <w:t>Routing, loader/action data layer</w:t>
             </w:r>
@@ -854,23 +745,16 @@
       <w:tr>
         <w:tc>
           <w:tcPr>
-            <w:tcW w:type="dxa" w:w="3312"/>
-            <w:tcMar>
-              <w:top w:w="120" w:type="dxa"/>
-              <w:bottom w:w="120" w:type="dxa"/>
-              <w:left w:w="180" w:type="dxa"/>
-              <w:right w:w="180" w:type="dxa"/>
-            </w:tcMar>
-            <w:shd w:fill="F8FAFC"/>
+            <w:tcW w:type="dxa" w:w="2880"/>
           </w:tcPr>
           <w:p>
-            <w:pPr>
-              <w:spacing w:before="40" w:after="40"/>
-            </w:pPr>
+            <w:r/>
             <w:r>
               <w:rPr>
-                <w:color w:val="1E293B"/>
-                <w:sz w:val="19"/>
+                <w:rFonts w:ascii="Calibri" w:hAnsi="Calibri"/>
+                <w:b w:val="0"/>
+                <w:color w:val="111111"/>
+                <w:sz w:val="20"/>
               </w:rPr>
               <w:t>TanStack Query</w:t>
             </w:r>
@@ -878,23 +762,16 @@
         </w:tc>
         <w:tc>
           <w:tcPr>
-            <w:tcW w:type="dxa" w:w="3312"/>
-            <w:tcMar>
-              <w:top w:w="120" w:type="dxa"/>
-              <w:bottom w:w="120" w:type="dxa"/>
-              <w:left w:w="180" w:type="dxa"/>
-              <w:right w:w="180" w:type="dxa"/>
-            </w:tcMar>
-            <w:shd w:fill="F8FAFC"/>
+            <w:tcW w:type="dxa" w:w="2880"/>
           </w:tcPr>
           <w:p>
-            <w:pPr>
-              <w:spacing w:before="40" w:after="40"/>
-            </w:pPr>
+            <w:r/>
             <w:r>
               <w:rPr>
-                <w:color w:val="1E293B"/>
-                <w:sz w:val="19"/>
+                <w:rFonts w:ascii="Calibri" w:hAnsi="Calibri"/>
+                <w:b w:val="0"/>
+                <w:color w:val="111111"/>
+                <w:sz w:val="20"/>
               </w:rPr>
               <w:t>5.x</w:t>
             </w:r>
@@ -902,23 +779,16 @@
         </w:tc>
         <w:tc>
           <w:tcPr>
-            <w:tcW w:type="dxa" w:w="3312"/>
-            <w:tcMar>
-              <w:top w:w="120" w:type="dxa"/>
-              <w:bottom w:w="120" w:type="dxa"/>
-              <w:left w:w="180" w:type="dxa"/>
-              <w:right w:w="180" w:type="dxa"/>
-            </w:tcMar>
-            <w:shd w:fill="F8FAFC"/>
+            <w:tcW w:type="dxa" w:w="2880"/>
           </w:tcPr>
           <w:p>
-            <w:pPr>
-              <w:spacing w:before="40" w:after="40"/>
-            </w:pPr>
+            <w:r/>
             <w:r>
               <w:rPr>
-                <w:color w:val="1E293B"/>
-                <w:sz w:val="19"/>
+                <w:rFonts w:ascii="Calibri" w:hAnsi="Calibri"/>
+                <w:b w:val="0"/>
+                <w:color w:val="111111"/>
+                <w:sz w:val="20"/>
               </w:rPr>
               <w:t>Server-state, caching, retries</w:t>
             </w:r>
@@ -928,23 +798,16 @@
       <w:tr>
         <w:tc>
           <w:tcPr>
-            <w:tcW w:type="dxa" w:w="3312"/>
-            <w:tcMar>
-              <w:top w:w="120" w:type="dxa"/>
-              <w:bottom w:w="120" w:type="dxa"/>
-              <w:left w:w="180" w:type="dxa"/>
-              <w:right w:w="180" w:type="dxa"/>
-            </w:tcMar>
-            <w:shd w:fill="FFFFFF"/>
+            <w:tcW w:type="dxa" w:w="2880"/>
           </w:tcPr>
           <w:p>
-            <w:pPr>
-              <w:spacing w:before="40" w:after="40"/>
-            </w:pPr>
+            <w:r/>
             <w:r>
               <w:rPr>
-                <w:color w:val="1E293B"/>
-                <w:sz w:val="19"/>
+                <w:rFonts w:ascii="Calibri" w:hAnsi="Calibri"/>
+                <w:b w:val="0"/>
+                <w:color w:val="111111"/>
+                <w:sz w:val="20"/>
               </w:rPr>
               <w:t>Zustand</w:t>
             </w:r>
@@ -952,23 +815,16 @@
         </w:tc>
         <w:tc>
           <w:tcPr>
-            <w:tcW w:type="dxa" w:w="3312"/>
-            <w:tcMar>
-              <w:top w:w="120" w:type="dxa"/>
-              <w:bottom w:w="120" w:type="dxa"/>
-              <w:left w:w="180" w:type="dxa"/>
-              <w:right w:w="180" w:type="dxa"/>
-            </w:tcMar>
-            <w:shd w:fill="FFFFFF"/>
+            <w:tcW w:type="dxa" w:w="2880"/>
           </w:tcPr>
           <w:p>
-            <w:pPr>
-              <w:spacing w:before="40" w:after="40"/>
-            </w:pPr>
+            <w:r/>
             <w:r>
               <w:rPr>
-                <w:color w:val="1E293B"/>
-                <w:sz w:val="19"/>
+                <w:rFonts w:ascii="Calibri" w:hAnsi="Calibri"/>
+                <w:b w:val="0"/>
+                <w:color w:val="111111"/>
+                <w:sz w:val="20"/>
               </w:rPr>
               <w:t>5.x</w:t>
             </w:r>
@@ -976,23 +832,16 @@
         </w:tc>
         <w:tc>
           <w:tcPr>
-            <w:tcW w:type="dxa" w:w="3312"/>
-            <w:tcMar>
-              <w:top w:w="120" w:type="dxa"/>
-              <w:bottom w:w="120" w:type="dxa"/>
-              <w:left w:w="180" w:type="dxa"/>
-              <w:right w:w="180" w:type="dxa"/>
-            </w:tcMar>
-            <w:shd w:fill="FFFFFF"/>
+            <w:tcW w:type="dxa" w:w="2880"/>
           </w:tcPr>
           <w:p>
-            <w:pPr>
-              <w:spacing w:before="40" w:after="40"/>
-            </w:pPr>
+            <w:r/>
             <w:r>
               <w:rPr>
-                <w:color w:val="1E293B"/>
-                <w:sz w:val="19"/>
+                <w:rFonts w:ascii="Calibri" w:hAnsi="Calibri"/>
+                <w:b w:val="0"/>
+                <w:color w:val="111111"/>
+                <w:sz w:val="20"/>
               </w:rPr>
               <w:t>Lightweight client state (auth session, UI)</w:t>
             </w:r>
@@ -1002,23 +851,16 @@
       <w:tr>
         <w:tc>
           <w:tcPr>
-            <w:tcW w:type="dxa" w:w="3312"/>
-            <w:tcMar>
-              <w:top w:w="120" w:type="dxa"/>
-              <w:bottom w:w="120" w:type="dxa"/>
-              <w:left w:w="180" w:type="dxa"/>
-              <w:right w:w="180" w:type="dxa"/>
-            </w:tcMar>
-            <w:shd w:fill="F8FAFC"/>
+            <w:tcW w:type="dxa" w:w="2880"/>
           </w:tcPr>
           <w:p>
-            <w:pPr>
-              <w:spacing w:before="40" w:after="40"/>
-            </w:pPr>
+            <w:r/>
             <w:r>
               <w:rPr>
-                <w:color w:val="1E293B"/>
-                <w:sz w:val="19"/>
+                <w:rFonts w:ascii="Calibri" w:hAnsi="Calibri"/>
+                <w:b w:val="0"/>
+                <w:color w:val="111111"/>
+                <w:sz w:val="20"/>
               </w:rPr>
               <w:t>Tailwind CSS</w:t>
             </w:r>
@@ -1026,23 +868,16 @@
         </w:tc>
         <w:tc>
           <w:tcPr>
-            <w:tcW w:type="dxa" w:w="3312"/>
-            <w:tcMar>
-              <w:top w:w="120" w:type="dxa"/>
-              <w:bottom w:w="120" w:type="dxa"/>
-              <w:left w:w="180" w:type="dxa"/>
-              <w:right w:w="180" w:type="dxa"/>
-            </w:tcMar>
-            <w:shd w:fill="F8FAFC"/>
+            <w:tcW w:type="dxa" w:w="2880"/>
           </w:tcPr>
           <w:p>
-            <w:pPr>
-              <w:spacing w:before="40" w:after="40"/>
-            </w:pPr>
+            <w:r/>
             <w:r>
               <w:rPr>
-                <w:color w:val="1E293B"/>
-                <w:sz w:val="19"/>
+                <w:rFonts w:ascii="Calibri" w:hAnsi="Calibri"/>
+                <w:b w:val="0"/>
+                <w:color w:val="111111"/>
+                <w:sz w:val="20"/>
               </w:rPr>
               <w:t>4.x</w:t>
             </w:r>
@@ -1050,23 +885,16 @@
         </w:tc>
         <w:tc>
           <w:tcPr>
-            <w:tcW w:type="dxa" w:w="3312"/>
-            <w:tcMar>
-              <w:top w:w="120" w:type="dxa"/>
-              <w:bottom w:w="120" w:type="dxa"/>
-              <w:left w:w="180" w:type="dxa"/>
-              <w:right w:w="180" w:type="dxa"/>
-            </w:tcMar>
-            <w:shd w:fill="F8FAFC"/>
+            <w:tcW w:type="dxa" w:w="2880"/>
           </w:tcPr>
           <w:p>
-            <w:pPr>
-              <w:spacing w:before="40" w:after="40"/>
-            </w:pPr>
+            <w:r/>
             <w:r>
               <w:rPr>
-                <w:color w:val="1E293B"/>
-                <w:sz w:val="19"/>
+                <w:rFonts w:ascii="Calibri" w:hAnsi="Calibri"/>
+                <w:b w:val="0"/>
+                <w:color w:val="111111"/>
+                <w:sz w:val="20"/>
               </w:rPr>
               <w:t>Styling system</w:t>
             </w:r>
@@ -1076,23 +904,16 @@
       <w:tr>
         <w:tc>
           <w:tcPr>
-            <w:tcW w:type="dxa" w:w="3312"/>
-            <w:tcMar>
-              <w:top w:w="120" w:type="dxa"/>
-              <w:bottom w:w="120" w:type="dxa"/>
-              <w:left w:w="180" w:type="dxa"/>
-              <w:right w:w="180" w:type="dxa"/>
-            </w:tcMar>
-            <w:shd w:fill="FFFFFF"/>
+            <w:tcW w:type="dxa" w:w="2880"/>
           </w:tcPr>
           <w:p>
-            <w:pPr>
-              <w:spacing w:before="40" w:after="40"/>
-            </w:pPr>
+            <w:r/>
             <w:r>
               <w:rPr>
-                <w:color w:val="1E293B"/>
-                <w:sz w:val="19"/>
+                <w:rFonts w:ascii="Calibri" w:hAnsi="Calibri"/>
+                <w:b w:val="0"/>
+                <w:color w:val="111111"/>
+                <w:sz w:val="20"/>
               </w:rPr>
               <w:t>Monaco Editor</w:t>
             </w:r>
@@ -1100,23 +921,16 @@
         </w:tc>
         <w:tc>
           <w:tcPr>
-            <w:tcW w:type="dxa" w:w="3312"/>
-            <w:tcMar>
-              <w:top w:w="120" w:type="dxa"/>
-              <w:bottom w:w="120" w:type="dxa"/>
-              <w:left w:w="180" w:type="dxa"/>
-              <w:right w:w="180" w:type="dxa"/>
-            </w:tcMar>
-            <w:shd w:fill="FFFFFF"/>
+            <w:tcW w:type="dxa" w:w="2880"/>
           </w:tcPr>
           <w:p>
-            <w:pPr>
-              <w:spacing w:before="40" w:after="40"/>
-            </w:pPr>
+            <w:r/>
             <w:r>
               <w:rPr>
-                <w:color w:val="1E293B"/>
-                <w:sz w:val="19"/>
+                <w:rFonts w:ascii="Calibri" w:hAnsi="Calibri"/>
+                <w:b w:val="0"/>
+                <w:color w:val="111111"/>
+                <w:sz w:val="20"/>
               </w:rPr>
               <w:t>latest</w:t>
             </w:r>
@@ -1124,23 +938,16 @@
         </w:tc>
         <w:tc>
           <w:tcPr>
-            <w:tcW w:type="dxa" w:w="3312"/>
-            <w:tcMar>
-              <w:top w:w="120" w:type="dxa"/>
-              <w:bottom w:w="120" w:type="dxa"/>
-              <w:left w:w="180" w:type="dxa"/>
-              <w:right w:w="180" w:type="dxa"/>
-            </w:tcMar>
-            <w:shd w:fill="FFFFFF"/>
+            <w:tcW w:type="dxa" w:w="2880"/>
           </w:tcPr>
           <w:p>
-            <w:pPr>
-              <w:spacing w:before="40" w:after="40"/>
-            </w:pPr>
+            <w:r/>
             <w:r>
               <w:rPr>
-                <w:color w:val="1E293B"/>
-                <w:sz w:val="19"/>
+                <w:rFonts w:ascii="Calibri" w:hAnsi="Calibri"/>
+                <w:b w:val="0"/>
+                <w:color w:val="111111"/>
+                <w:sz w:val="20"/>
               </w:rPr>
               <w:t>In-browser code editor</w:t>
             </w:r>
@@ -1150,23 +957,16 @@
       <w:tr>
         <w:tc>
           <w:tcPr>
-            <w:tcW w:type="dxa" w:w="3312"/>
-            <w:tcMar>
-              <w:top w:w="120" w:type="dxa"/>
-              <w:bottom w:w="120" w:type="dxa"/>
-              <w:left w:w="180" w:type="dxa"/>
-              <w:right w:w="180" w:type="dxa"/>
-            </w:tcMar>
-            <w:shd w:fill="F8FAFC"/>
+            <w:tcW w:type="dxa" w:w="2880"/>
           </w:tcPr>
           <w:p>
-            <w:pPr>
-              <w:spacing w:before="40" w:after="40"/>
-            </w:pPr>
+            <w:r/>
             <w:r>
               <w:rPr>
-                <w:color w:val="1E293B"/>
-                <w:sz w:val="19"/>
+                <w:rFonts w:ascii="Calibri" w:hAnsi="Calibri"/>
+                <w:b w:val="0"/>
+                <w:color w:val="111111"/>
+                <w:sz w:val="20"/>
               </w:rPr>
               <w:t>Recharts</w:t>
             </w:r>
@@ -1174,23 +974,16 @@
         </w:tc>
         <w:tc>
           <w:tcPr>
-            <w:tcW w:type="dxa" w:w="3312"/>
-            <w:tcMar>
-              <w:top w:w="120" w:type="dxa"/>
-              <w:bottom w:w="120" w:type="dxa"/>
-              <w:left w:w="180" w:type="dxa"/>
-              <w:right w:w="180" w:type="dxa"/>
-            </w:tcMar>
-            <w:shd w:fill="F8FAFC"/>
+            <w:tcW w:type="dxa" w:w="2880"/>
           </w:tcPr>
           <w:p>
-            <w:pPr>
-              <w:spacing w:before="40" w:after="40"/>
-            </w:pPr>
+            <w:r/>
             <w:r>
               <w:rPr>
-                <w:color w:val="1E293B"/>
-                <w:sz w:val="19"/>
+                <w:rFonts w:ascii="Calibri" w:hAnsi="Calibri"/>
+                <w:b w:val="0"/>
+                <w:color w:val="111111"/>
+                <w:sz w:val="20"/>
               </w:rPr>
               <w:t>3.x</w:t>
             </w:r>
@@ -1198,23 +991,16 @@
         </w:tc>
         <w:tc>
           <w:tcPr>
-            <w:tcW w:type="dxa" w:w="3312"/>
-            <w:tcMar>
-              <w:top w:w="120" w:type="dxa"/>
-              <w:bottom w:w="120" w:type="dxa"/>
-              <w:left w:w="180" w:type="dxa"/>
-              <w:right w:w="180" w:type="dxa"/>
-            </w:tcMar>
-            <w:shd w:fill="F8FAFC"/>
+            <w:tcW w:type="dxa" w:w="2880"/>
           </w:tcPr>
           <w:p>
-            <w:pPr>
-              <w:spacing w:before="40" w:after="40"/>
-            </w:pPr>
+            <w:r/>
             <w:r>
               <w:rPr>
-                <w:color w:val="1E293B"/>
-                <w:sz w:val="19"/>
+                <w:rFonts w:ascii="Calibri" w:hAnsi="Calibri"/>
+                <w:b w:val="0"/>
+                <w:color w:val="111111"/>
+                <w:sz w:val="20"/>
               </w:rPr>
               <w:t>Mastery &amp; analytics charts</w:t>
             </w:r>
@@ -1224,23 +1010,16 @@
       <w:tr>
         <w:tc>
           <w:tcPr>
-            <w:tcW w:type="dxa" w:w="3312"/>
-            <w:tcMar>
-              <w:top w:w="120" w:type="dxa"/>
-              <w:bottom w:w="120" w:type="dxa"/>
-              <w:left w:w="180" w:type="dxa"/>
-              <w:right w:w="180" w:type="dxa"/>
-            </w:tcMar>
-            <w:shd w:fill="FFFFFF"/>
+            <w:tcW w:type="dxa" w:w="2880"/>
           </w:tcPr>
           <w:p>
-            <w:pPr>
-              <w:spacing w:before="40" w:after="40"/>
-            </w:pPr>
+            <w:r/>
             <w:r>
               <w:rPr>
-                <w:color w:val="1E293B"/>
-                <w:sz w:val="19"/>
+                <w:rFonts w:ascii="Calibri" w:hAnsi="Calibri"/>
+                <w:b w:val="0"/>
+                <w:color w:val="111111"/>
+                <w:sz w:val="20"/>
               </w:rPr>
               <w:t>Vitest + Playwright</w:t>
             </w:r>
@@ -1248,23 +1027,16 @@
         </w:tc>
         <w:tc>
           <w:tcPr>
-            <w:tcW w:type="dxa" w:w="3312"/>
-            <w:tcMar>
-              <w:top w:w="120" w:type="dxa"/>
-              <w:bottom w:w="120" w:type="dxa"/>
-              <w:left w:w="180" w:type="dxa"/>
-              <w:right w:w="180" w:type="dxa"/>
-            </w:tcMar>
-            <w:shd w:fill="FFFFFF"/>
+            <w:tcW w:type="dxa" w:w="2880"/>
           </w:tcPr>
           <w:p>
-            <w:pPr>
-              <w:spacing w:before="40" w:after="40"/>
-            </w:pPr>
+            <w:r/>
             <w:r>
               <w:rPr>
-                <w:color w:val="1E293B"/>
-                <w:sz w:val="19"/>
+                <w:rFonts w:ascii="Calibri" w:hAnsi="Calibri"/>
+                <w:b w:val="0"/>
+                <w:color w:val="111111"/>
+                <w:sz w:val="20"/>
               </w:rPr>
               <w:t>latest</w:t>
             </w:r>
@@ -1272,23 +1044,16 @@
         </w:tc>
         <w:tc>
           <w:tcPr>
-            <w:tcW w:type="dxa" w:w="3312"/>
-            <w:tcMar>
-              <w:top w:w="120" w:type="dxa"/>
-              <w:bottom w:w="120" w:type="dxa"/>
-              <w:left w:w="180" w:type="dxa"/>
-              <w:right w:w="180" w:type="dxa"/>
-            </w:tcMar>
-            <w:shd w:fill="FFFFFF"/>
+            <w:tcW w:type="dxa" w:w="2880"/>
           </w:tcPr>
           <w:p>
-            <w:pPr>
-              <w:spacing w:before="40" w:after="40"/>
-            </w:pPr>
+            <w:r/>
             <w:r>
               <w:rPr>
-                <w:color w:val="1E293B"/>
-                <w:sz w:val="19"/>
+                <w:rFonts w:ascii="Calibri" w:hAnsi="Calibri"/>
+                <w:b w:val="0"/>
+                <w:color w:val="111111"/>
+                <w:sz w:val="20"/>
               </w:rPr>
               <w:t>Unit + E2E testing</w:t>
             </w:r>
@@ -1299,48 +1064,42 @@
     <w:p/>
     <w:p>
       <w:pPr>
-        <w:spacing w:before="200" w:after="60"/>
+        <w:pStyle w:val="Heading2"/>
       </w:pPr>
       <w:r>
         <w:rPr>
+          <w:rFonts w:ascii="Calibri" w:hAnsi="Calibri"/>
           <w:b/>
-          <w:color w:val="2563EB"/>
-          <w:sz w:val="26"/>
+          <w:color w:val="000000"/>
+          <w:sz w:val="25"/>
         </w:rPr>
         <w:t>2.2 Backend</w:t>
       </w:r>
     </w:p>
     <w:tbl>
       <w:tblPr>
+        <w:tblStyle w:val="TableGrid"/>
         <w:tblW w:type="auto" w:w="0"/>
-        <w:jc w:val="center"/>
         <w:tblLook w:firstColumn="1" w:firstRow="1" w:lastColumn="0" w:lastRow="0" w:noHBand="0" w:noVBand="1" w:val="04A0"/>
       </w:tblPr>
       <w:tblGrid>
-        <w:gridCol w:w="3312"/>
-        <w:gridCol w:w="3312"/>
-        <w:gridCol w:w="3312"/>
+        <w:gridCol w:w="2880"/>
+        <w:gridCol w:w="2880"/>
+        <w:gridCol w:w="2880"/>
       </w:tblGrid>
       <w:tr>
         <w:tc>
           <w:tcPr>
-            <w:tcW w:type="dxa" w:w="3312"/>
-            <w:tcMar>
-              <w:top w:w="120" w:type="dxa"/>
-              <w:bottom w:w="120" w:type="dxa"/>
-              <w:left w:w="180" w:type="dxa"/>
-              <w:right w:w="180" w:type="dxa"/>
-            </w:tcMar>
-            <w:shd w:fill="0F172A"/>
+            <w:tcW w:type="dxa" w:w="2880"/>
+            <w:shd w:val="clear" w:fill="E7E6E6"/>
           </w:tcPr>
           <w:p>
-            <w:pPr>
-              <w:spacing w:before="40" w:after="40"/>
-            </w:pPr>
+            <w:r/>
             <w:r>
               <w:rPr>
+                <w:rFonts w:ascii="Calibri" w:hAnsi="Calibri"/>
                 <w:b/>
-                <w:color w:val="F8FAFC"/>
+                <w:color w:val="111111"/>
                 <w:sz w:val="20"/>
               </w:rPr>
               <w:t>Technology</w:t>
@@ -1349,23 +1108,16 @@
         </w:tc>
         <w:tc>
           <w:tcPr>
-            <w:tcW w:type="dxa" w:w="3312"/>
-            <w:tcMar>
-              <w:top w:w="120" w:type="dxa"/>
-              <w:bottom w:w="120" w:type="dxa"/>
-              <w:left w:w="180" w:type="dxa"/>
-              <w:right w:w="180" w:type="dxa"/>
-            </w:tcMar>
-            <w:shd w:fill="0F172A"/>
+            <w:tcW w:type="dxa" w:w="2880"/>
+            <w:shd w:val="clear" w:fill="E7E6E6"/>
           </w:tcPr>
           <w:p>
-            <w:pPr>
-              <w:spacing w:before="40" w:after="40"/>
-            </w:pPr>
+            <w:r/>
             <w:r>
               <w:rPr>
+                <w:rFonts w:ascii="Calibri" w:hAnsi="Calibri"/>
                 <w:b/>
-                <w:color w:val="F8FAFC"/>
+                <w:color w:val="111111"/>
                 <w:sz w:val="20"/>
               </w:rPr>
               <w:t>Version</w:t>
@@ -1374,23 +1126,16 @@
         </w:tc>
         <w:tc>
           <w:tcPr>
-            <w:tcW w:type="dxa" w:w="3312"/>
-            <w:tcMar>
-              <w:top w:w="120" w:type="dxa"/>
-              <w:bottom w:w="120" w:type="dxa"/>
-              <w:left w:w="180" w:type="dxa"/>
-              <w:right w:w="180" w:type="dxa"/>
-            </w:tcMar>
-            <w:shd w:fill="0F172A"/>
+            <w:tcW w:type="dxa" w:w="2880"/>
+            <w:shd w:val="clear" w:fill="E7E6E6"/>
           </w:tcPr>
           <w:p>
-            <w:pPr>
-              <w:spacing w:before="40" w:after="40"/>
-            </w:pPr>
+            <w:r/>
             <w:r>
               <w:rPr>
+                <w:rFonts w:ascii="Calibri" w:hAnsi="Calibri"/>
                 <w:b/>
-                <w:color w:val="F8FAFC"/>
+                <w:color w:val="111111"/>
                 <w:sz w:val="20"/>
               </w:rPr>
               <w:t>Role</w:t>
@@ -1401,23 +1146,16 @@
       <w:tr>
         <w:tc>
           <w:tcPr>
-            <w:tcW w:type="dxa" w:w="3312"/>
-            <w:tcMar>
-              <w:top w:w="120" w:type="dxa"/>
-              <w:bottom w:w="120" w:type="dxa"/>
-              <w:left w:w="180" w:type="dxa"/>
-              <w:right w:w="180" w:type="dxa"/>
-            </w:tcMar>
-            <w:shd w:fill="F8FAFC"/>
+            <w:tcW w:type="dxa" w:w="2880"/>
           </w:tcPr>
           <w:p>
-            <w:pPr>
-              <w:spacing w:before="40" w:after="40"/>
-            </w:pPr>
+            <w:r/>
             <w:r>
               <w:rPr>
-                <w:color w:val="1E293B"/>
-                <w:sz w:val="19"/>
+                <w:rFonts w:ascii="Calibri" w:hAnsi="Calibri"/>
+                <w:b w:val="0"/>
+                <w:color w:val="111111"/>
+                <w:sz w:val="20"/>
               </w:rPr>
               <w:t>Node.js</w:t>
             </w:r>
@@ -1425,23 +1163,16 @@
         </w:tc>
         <w:tc>
           <w:tcPr>
-            <w:tcW w:type="dxa" w:w="3312"/>
-            <w:tcMar>
-              <w:top w:w="120" w:type="dxa"/>
-              <w:bottom w:w="120" w:type="dxa"/>
-              <w:left w:w="180" w:type="dxa"/>
-              <w:right w:w="180" w:type="dxa"/>
-            </w:tcMar>
-            <w:shd w:fill="F8FAFC"/>
+            <w:tcW w:type="dxa" w:w="2880"/>
           </w:tcPr>
           <w:p>
-            <w:pPr>
-              <w:spacing w:before="40" w:after="40"/>
-            </w:pPr>
+            <w:r/>
             <w:r>
               <w:rPr>
-                <w:color w:val="1E293B"/>
-                <w:sz w:val="19"/>
+                <w:rFonts w:ascii="Calibri" w:hAnsi="Calibri"/>
+                <w:b w:val="0"/>
+                <w:color w:val="111111"/>
+                <w:sz w:val="20"/>
               </w:rPr>
               <w:t>24.x LTS</w:t>
             </w:r>
@@ -1449,23 +1180,16 @@
         </w:tc>
         <w:tc>
           <w:tcPr>
-            <w:tcW w:type="dxa" w:w="3312"/>
-            <w:tcMar>
-              <w:top w:w="120" w:type="dxa"/>
-              <w:bottom w:w="120" w:type="dxa"/>
-              <w:left w:w="180" w:type="dxa"/>
-              <w:right w:w="180" w:type="dxa"/>
-            </w:tcMar>
-            <w:shd w:fill="F8FAFC"/>
+            <w:tcW w:type="dxa" w:w="2880"/>
           </w:tcPr>
           <w:p>
-            <w:pPr>
-              <w:spacing w:before="40" w:after="40"/>
-            </w:pPr>
+            <w:r/>
             <w:r>
               <w:rPr>
-                <w:color w:val="1E293B"/>
-                <w:sz w:val="19"/>
+                <w:rFonts w:ascii="Calibri" w:hAnsi="Calibri"/>
+                <w:b w:val="0"/>
+                <w:color w:val="111111"/>
+                <w:sz w:val="20"/>
               </w:rPr>
               <w:t>Runtime</w:t>
             </w:r>
@@ -1475,23 +1199,16 @@
       <w:tr>
         <w:tc>
           <w:tcPr>
-            <w:tcW w:type="dxa" w:w="3312"/>
-            <w:tcMar>
-              <w:top w:w="120" w:type="dxa"/>
-              <w:bottom w:w="120" w:type="dxa"/>
-              <w:left w:w="180" w:type="dxa"/>
-              <w:right w:w="180" w:type="dxa"/>
-            </w:tcMar>
-            <w:shd w:fill="FFFFFF"/>
+            <w:tcW w:type="dxa" w:w="2880"/>
           </w:tcPr>
           <w:p>
-            <w:pPr>
-              <w:spacing w:before="40" w:after="40"/>
-            </w:pPr>
+            <w:r/>
             <w:r>
               <w:rPr>
-                <w:color w:val="1E293B"/>
-                <w:sz w:val="19"/>
+                <w:rFonts w:ascii="Calibri" w:hAnsi="Calibri"/>
+                <w:b w:val="0"/>
+                <w:color w:val="111111"/>
+                <w:sz w:val="20"/>
               </w:rPr>
               <w:t>Express</w:t>
             </w:r>
@@ -1499,23 +1216,16 @@
         </w:tc>
         <w:tc>
           <w:tcPr>
-            <w:tcW w:type="dxa" w:w="3312"/>
-            <w:tcMar>
-              <w:top w:w="120" w:type="dxa"/>
-              <w:bottom w:w="120" w:type="dxa"/>
-              <w:left w:w="180" w:type="dxa"/>
-              <w:right w:w="180" w:type="dxa"/>
-            </w:tcMar>
-            <w:shd w:fill="FFFFFF"/>
+            <w:tcW w:type="dxa" w:w="2880"/>
           </w:tcPr>
           <w:p>
-            <w:pPr>
-              <w:spacing w:before="40" w:after="40"/>
-            </w:pPr>
+            <w:r/>
             <w:r>
               <w:rPr>
-                <w:color w:val="1E293B"/>
-                <w:sz w:val="19"/>
+                <w:rFonts w:ascii="Calibri" w:hAnsi="Calibri"/>
+                <w:b w:val="0"/>
+                <w:color w:val="111111"/>
+                <w:sz w:val="20"/>
               </w:rPr>
               <w:t>5.x</w:t>
             </w:r>
@@ -1523,23 +1233,16 @@
         </w:tc>
         <w:tc>
           <w:tcPr>
-            <w:tcW w:type="dxa" w:w="3312"/>
-            <w:tcMar>
-              <w:top w:w="120" w:type="dxa"/>
-              <w:bottom w:w="120" w:type="dxa"/>
-              <w:left w:w="180" w:type="dxa"/>
-              <w:right w:w="180" w:type="dxa"/>
-            </w:tcMar>
-            <w:shd w:fill="FFFFFF"/>
+            <w:tcW w:type="dxa" w:w="2880"/>
           </w:tcPr>
           <w:p>
-            <w:pPr>
-              <w:spacing w:before="40" w:after="40"/>
-            </w:pPr>
+            <w:r/>
             <w:r>
               <w:rPr>
-                <w:color w:val="1E293B"/>
-                <w:sz w:val="19"/>
+                <w:rFonts w:ascii="Calibri" w:hAnsi="Calibri"/>
+                <w:b w:val="0"/>
+                <w:color w:val="111111"/>
+                <w:sz w:val="20"/>
               </w:rPr>
               <w:t>HTTP framework (native async errors)</w:t>
             </w:r>
@@ -1549,23 +1252,16 @@
       <w:tr>
         <w:tc>
           <w:tcPr>
-            <w:tcW w:type="dxa" w:w="3312"/>
-            <w:tcMar>
-              <w:top w:w="120" w:type="dxa"/>
-              <w:bottom w:w="120" w:type="dxa"/>
-              <w:left w:w="180" w:type="dxa"/>
-              <w:right w:w="180" w:type="dxa"/>
-            </w:tcMar>
-            <w:shd w:fill="F8FAFC"/>
+            <w:tcW w:type="dxa" w:w="2880"/>
           </w:tcPr>
           <w:p>
-            <w:pPr>
-              <w:spacing w:before="40" w:after="40"/>
-            </w:pPr>
+            <w:r/>
             <w:r>
               <w:rPr>
-                <w:color w:val="1E293B"/>
-                <w:sz w:val="19"/>
+                <w:rFonts w:ascii="Calibri" w:hAnsi="Calibri"/>
+                <w:b w:val="0"/>
+                <w:color w:val="111111"/>
+                <w:sz w:val="20"/>
               </w:rPr>
               <w:t>TypeScript</w:t>
             </w:r>
@@ -1573,23 +1269,16 @@
         </w:tc>
         <w:tc>
           <w:tcPr>
-            <w:tcW w:type="dxa" w:w="3312"/>
-            <w:tcMar>
-              <w:top w:w="120" w:type="dxa"/>
-              <w:bottom w:w="120" w:type="dxa"/>
-              <w:left w:w="180" w:type="dxa"/>
-              <w:right w:w="180" w:type="dxa"/>
-            </w:tcMar>
-            <w:shd w:fill="F8FAFC"/>
+            <w:tcW w:type="dxa" w:w="2880"/>
           </w:tcPr>
           <w:p>
-            <w:pPr>
-              <w:spacing w:before="40" w:after="40"/>
-            </w:pPr>
+            <w:r/>
             <w:r>
               <w:rPr>
-                <w:color w:val="1E293B"/>
-                <w:sz w:val="19"/>
+                <w:rFonts w:ascii="Calibri" w:hAnsi="Calibri"/>
+                <w:b w:val="0"/>
+                <w:color w:val="111111"/>
+                <w:sz w:val="20"/>
               </w:rPr>
               <w:t>5.9.x</w:t>
             </w:r>
@@ -1597,23 +1286,16 @@
         </w:tc>
         <w:tc>
           <w:tcPr>
-            <w:tcW w:type="dxa" w:w="3312"/>
-            <w:tcMar>
-              <w:top w:w="120" w:type="dxa"/>
-              <w:bottom w:w="120" w:type="dxa"/>
-              <w:left w:w="180" w:type="dxa"/>
-              <w:right w:w="180" w:type="dxa"/>
-            </w:tcMar>
-            <w:shd w:fill="F8FAFC"/>
+            <w:tcW w:type="dxa" w:w="2880"/>
           </w:tcPr>
           <w:p>
-            <w:pPr>
-              <w:spacing w:before="40" w:after="40"/>
-            </w:pPr>
+            <w:r/>
             <w:r>
               <w:rPr>
-                <w:color w:val="1E293B"/>
-                <w:sz w:val="19"/>
+                <w:rFonts w:ascii="Calibri" w:hAnsi="Calibri"/>
+                <w:b w:val="0"/>
+                <w:color w:val="111111"/>
+                <w:sz w:val="20"/>
               </w:rPr>
               <w:t>Type safety shared with client via shared types package</w:t>
             </w:r>
@@ -1623,23 +1305,16 @@
       <w:tr>
         <w:tc>
           <w:tcPr>
-            <w:tcW w:type="dxa" w:w="3312"/>
-            <w:tcMar>
-              <w:top w:w="120" w:type="dxa"/>
-              <w:bottom w:w="120" w:type="dxa"/>
-              <w:left w:w="180" w:type="dxa"/>
-              <w:right w:w="180" w:type="dxa"/>
-            </w:tcMar>
-            <w:shd w:fill="FFFFFF"/>
+            <w:tcW w:type="dxa" w:w="2880"/>
           </w:tcPr>
           <w:p>
-            <w:pPr>
-              <w:spacing w:before="40" w:after="40"/>
-            </w:pPr>
+            <w:r/>
             <w:r>
               <w:rPr>
-                <w:color w:val="1E293B"/>
-                <w:sz w:val="19"/>
+                <w:rFonts w:ascii="Calibri" w:hAnsi="Calibri"/>
+                <w:b w:val="0"/>
+                <w:color w:val="111111"/>
+                <w:sz w:val="20"/>
               </w:rPr>
               <w:t>Mongoose</w:t>
             </w:r>
@@ -1647,23 +1322,16 @@
         </w:tc>
         <w:tc>
           <w:tcPr>
-            <w:tcW w:type="dxa" w:w="3312"/>
-            <w:tcMar>
-              <w:top w:w="120" w:type="dxa"/>
-              <w:bottom w:w="120" w:type="dxa"/>
-              <w:left w:w="180" w:type="dxa"/>
-              <w:right w:w="180" w:type="dxa"/>
-            </w:tcMar>
-            <w:shd w:fill="FFFFFF"/>
+            <w:tcW w:type="dxa" w:w="2880"/>
           </w:tcPr>
           <w:p>
-            <w:pPr>
-              <w:spacing w:before="40" w:after="40"/>
-            </w:pPr>
+            <w:r/>
             <w:r>
               <w:rPr>
-                <w:color w:val="1E293B"/>
-                <w:sz w:val="19"/>
+                <w:rFonts w:ascii="Calibri" w:hAnsi="Calibri"/>
+                <w:b w:val="0"/>
+                <w:color w:val="111111"/>
+                <w:sz w:val="20"/>
               </w:rPr>
               <w:t>8.x</w:t>
             </w:r>
@@ -1671,23 +1339,16 @@
         </w:tc>
         <w:tc>
           <w:tcPr>
-            <w:tcW w:type="dxa" w:w="3312"/>
-            <w:tcMar>
-              <w:top w:w="120" w:type="dxa"/>
-              <w:bottom w:w="120" w:type="dxa"/>
-              <w:left w:w="180" w:type="dxa"/>
-              <w:right w:w="180" w:type="dxa"/>
-            </w:tcMar>
-            <w:shd w:fill="FFFFFF"/>
+            <w:tcW w:type="dxa" w:w="2880"/>
           </w:tcPr>
           <w:p>
-            <w:pPr>
-              <w:spacing w:before="40" w:after="40"/>
-            </w:pPr>
+            <w:r/>
             <w:r>
               <w:rPr>
-                <w:color w:val="1E293B"/>
-                <w:sz w:val="19"/>
+                <w:rFonts w:ascii="Calibri" w:hAnsi="Calibri"/>
+                <w:b w:val="0"/>
+                <w:color w:val="111111"/>
+                <w:sz w:val="20"/>
               </w:rPr>
               <w:t>ODM for MongoDB</w:t>
             </w:r>
@@ -1697,47 +1358,32 @@
       <w:tr>
         <w:tc>
           <w:tcPr>
-            <w:tcW w:type="dxa" w:w="3312"/>
-            <w:tcMar>
-              <w:top w:w="120" w:type="dxa"/>
-              <w:bottom w:w="120" w:type="dxa"/>
-              <w:left w:w="180" w:type="dxa"/>
-              <w:right w:w="180" w:type="dxa"/>
-            </w:tcMar>
-            <w:shd w:fill="F8FAFC"/>
+            <w:tcW w:type="dxa" w:w="2880"/>
           </w:tcPr>
           <w:p>
-            <w:pPr>
-              <w:spacing w:before="40" w:after="40"/>
-            </w:pPr>
+            <w:r/>
             <w:r>
               <w:rPr>
-                <w:color w:val="1E293B"/>
-                <w:sz w:val="19"/>
+                <w:rFonts w:ascii="Consolas" w:hAnsi="Consolas"/>
+                <w:color w:val="333333"/>
+                <w:sz w:val="18"/>
               </w:rPr>
-              <w:t>`@google/genai`</w:t>
+              <w:t>@google/genai</w:t>
             </w:r>
           </w:p>
         </w:tc>
         <w:tc>
           <w:tcPr>
-            <w:tcW w:type="dxa" w:w="3312"/>
-            <w:tcMar>
-              <w:top w:w="120" w:type="dxa"/>
-              <w:bottom w:w="120" w:type="dxa"/>
-              <w:left w:w="180" w:type="dxa"/>
-              <w:right w:w="180" w:type="dxa"/>
-            </w:tcMar>
-            <w:shd w:fill="F8FAFC"/>
+            <w:tcW w:type="dxa" w:w="2880"/>
           </w:tcPr>
           <w:p>
-            <w:pPr>
-              <w:spacing w:before="40" w:after="40"/>
-            </w:pPr>
+            <w:r/>
             <w:r>
               <w:rPr>
-                <w:color w:val="1E293B"/>
-                <w:sz w:val="19"/>
+                <w:rFonts w:ascii="Calibri" w:hAnsi="Calibri"/>
+                <w:b w:val="0"/>
+                <w:color w:val="111111"/>
+                <w:sz w:val="20"/>
               </w:rPr>
               <w:t>latest</w:t>
             </w:r>
@@ -1745,23 +1391,16 @@
         </w:tc>
         <w:tc>
           <w:tcPr>
-            <w:tcW w:type="dxa" w:w="3312"/>
-            <w:tcMar>
-              <w:top w:w="120" w:type="dxa"/>
-              <w:bottom w:w="120" w:type="dxa"/>
-              <w:left w:w="180" w:type="dxa"/>
-              <w:right w:w="180" w:type="dxa"/>
-            </w:tcMar>
-            <w:shd w:fill="F8FAFC"/>
+            <w:tcW w:type="dxa" w:w="2880"/>
           </w:tcPr>
           <w:p>
-            <w:pPr>
-              <w:spacing w:before="40" w:after="40"/>
-            </w:pPr>
+            <w:r/>
             <w:r>
               <w:rPr>
-                <w:color w:val="1E293B"/>
-                <w:sz w:val="19"/>
+                <w:rFonts w:ascii="Calibri" w:hAnsi="Calibri"/>
+                <w:b w:val="0"/>
+                <w:color w:val="111111"/>
+                <w:sz w:val="20"/>
               </w:rPr>
               <w:t>Official Gemini SDK (structured outputs)</w:t>
             </w:r>
@@ -1771,23 +1410,16 @@
       <w:tr>
         <w:tc>
           <w:tcPr>
-            <w:tcW w:type="dxa" w:w="3312"/>
-            <w:tcMar>
-              <w:top w:w="120" w:type="dxa"/>
-              <w:bottom w:w="120" w:type="dxa"/>
-              <w:left w:w="180" w:type="dxa"/>
-              <w:right w:w="180" w:type="dxa"/>
-            </w:tcMar>
-            <w:shd w:fill="FFFFFF"/>
+            <w:tcW w:type="dxa" w:w="2880"/>
           </w:tcPr>
           <w:p>
-            <w:pPr>
-              <w:spacing w:before="40" w:after="40"/>
-            </w:pPr>
+            <w:r/>
             <w:r>
               <w:rPr>
-                <w:color w:val="1E293B"/>
-                <w:sz w:val="19"/>
+                <w:rFonts w:ascii="Calibri" w:hAnsi="Calibri"/>
+                <w:b w:val="0"/>
+                <w:color w:val="111111"/>
+                <w:sz w:val="20"/>
               </w:rPr>
               <w:t>Zod</w:t>
             </w:r>
@@ -1795,23 +1427,16 @@
         </w:tc>
         <w:tc>
           <w:tcPr>
-            <w:tcW w:type="dxa" w:w="3312"/>
-            <w:tcMar>
-              <w:top w:w="120" w:type="dxa"/>
-              <w:bottom w:w="120" w:type="dxa"/>
-              <w:left w:w="180" w:type="dxa"/>
-              <w:right w:w="180" w:type="dxa"/>
-            </w:tcMar>
-            <w:shd w:fill="FFFFFF"/>
+            <w:tcW w:type="dxa" w:w="2880"/>
           </w:tcPr>
           <w:p>
-            <w:pPr>
-              <w:spacing w:before="40" w:after="40"/>
-            </w:pPr>
+            <w:r/>
             <w:r>
               <w:rPr>
-                <w:color w:val="1E293B"/>
-                <w:sz w:val="19"/>
+                <w:rFonts w:ascii="Calibri" w:hAnsi="Calibri"/>
+                <w:b w:val="0"/>
+                <w:color w:val="111111"/>
+                <w:sz w:val="20"/>
               </w:rPr>
               <w:t>4.x</w:t>
             </w:r>
@@ -1819,23 +1444,16 @@
         </w:tc>
         <w:tc>
           <w:tcPr>
-            <w:tcW w:type="dxa" w:w="3312"/>
-            <w:tcMar>
-              <w:top w:w="120" w:type="dxa"/>
-              <w:bottom w:w="120" w:type="dxa"/>
-              <w:left w:w="180" w:type="dxa"/>
-              <w:right w:w="180" w:type="dxa"/>
-            </w:tcMar>
-            <w:shd w:fill="FFFFFF"/>
+            <w:tcW w:type="dxa" w:w="2880"/>
           </w:tcPr>
           <w:p>
-            <w:pPr>
-              <w:spacing w:before="40" w:after="40"/>
-            </w:pPr>
+            <w:r/>
             <w:r>
               <w:rPr>
-                <w:color w:val="1E293B"/>
-                <w:sz w:val="19"/>
+                <w:rFonts w:ascii="Calibri" w:hAnsi="Calibri"/>
+                <w:b w:val="0"/>
+                <w:color w:val="111111"/>
+                <w:sz w:val="20"/>
               </w:rPr>
               <w:t>Request validation + AI output schema validation</w:t>
             </w:r>
@@ -1845,23 +1463,16 @@
       <w:tr>
         <w:tc>
           <w:tcPr>
-            <w:tcW w:type="dxa" w:w="3312"/>
-            <w:tcMar>
-              <w:top w:w="120" w:type="dxa"/>
-              <w:bottom w:w="120" w:type="dxa"/>
-              <w:left w:w="180" w:type="dxa"/>
-              <w:right w:w="180" w:type="dxa"/>
-            </w:tcMar>
-            <w:shd w:fill="F8FAFC"/>
+            <w:tcW w:type="dxa" w:w="2880"/>
           </w:tcPr>
           <w:p>
-            <w:pPr>
-              <w:spacing w:before="40" w:after="40"/>
-            </w:pPr>
+            <w:r/>
             <w:r>
               <w:rPr>
-                <w:color w:val="1E293B"/>
-                <w:sz w:val="19"/>
+                <w:rFonts w:ascii="Calibri" w:hAnsi="Calibri"/>
+                <w:b w:val="0"/>
+                <w:color w:val="111111"/>
+                <w:sz w:val="20"/>
               </w:rPr>
               <w:t>jsonwebtoken</w:t>
             </w:r>
@@ -1869,23 +1480,16 @@
         </w:tc>
         <w:tc>
           <w:tcPr>
-            <w:tcW w:type="dxa" w:w="3312"/>
-            <w:tcMar>
-              <w:top w:w="120" w:type="dxa"/>
-              <w:bottom w:w="120" w:type="dxa"/>
-              <w:left w:w="180" w:type="dxa"/>
-              <w:right w:w="180" w:type="dxa"/>
-            </w:tcMar>
-            <w:shd w:fill="F8FAFC"/>
+            <w:tcW w:type="dxa" w:w="2880"/>
           </w:tcPr>
           <w:p>
-            <w:pPr>
-              <w:spacing w:before="40" w:after="40"/>
-            </w:pPr>
+            <w:r/>
             <w:r>
               <w:rPr>
-                <w:color w:val="1E293B"/>
-                <w:sz w:val="19"/>
+                <w:rFonts w:ascii="Calibri" w:hAnsi="Calibri"/>
+                <w:b w:val="0"/>
+                <w:color w:val="111111"/>
+                <w:sz w:val="20"/>
               </w:rPr>
               <w:t>9.x</w:t>
             </w:r>
@@ -1893,23 +1497,16 @@
         </w:tc>
         <w:tc>
           <w:tcPr>
-            <w:tcW w:type="dxa" w:w="3312"/>
-            <w:tcMar>
-              <w:top w:w="120" w:type="dxa"/>
-              <w:bottom w:w="120" w:type="dxa"/>
-              <w:left w:w="180" w:type="dxa"/>
-              <w:right w:w="180" w:type="dxa"/>
-            </w:tcMar>
-            <w:shd w:fill="F8FAFC"/>
+            <w:tcW w:type="dxa" w:w="2880"/>
           </w:tcPr>
           <w:p>
-            <w:pPr>
-              <w:spacing w:before="40" w:after="40"/>
-            </w:pPr>
+            <w:r/>
             <w:r>
               <w:rPr>
-                <w:color w:val="1E293B"/>
-                <w:sz w:val="19"/>
+                <w:rFonts w:ascii="Calibri" w:hAnsi="Calibri"/>
+                <w:b w:val="0"/>
+                <w:color w:val="111111"/>
+                <w:sz w:val="20"/>
               </w:rPr>
               <w:t>JWT signing/verification</w:t>
             </w:r>
@@ -1919,23 +1516,16 @@
       <w:tr>
         <w:tc>
           <w:tcPr>
-            <w:tcW w:type="dxa" w:w="3312"/>
-            <w:tcMar>
-              <w:top w:w="120" w:type="dxa"/>
-              <w:bottom w:w="120" w:type="dxa"/>
-              <w:left w:w="180" w:type="dxa"/>
-              <w:right w:w="180" w:type="dxa"/>
-            </w:tcMar>
-            <w:shd w:fill="FFFFFF"/>
+            <w:tcW w:type="dxa" w:w="2880"/>
           </w:tcPr>
           <w:p>
-            <w:pPr>
-              <w:spacing w:before="40" w:after="40"/>
-            </w:pPr>
+            <w:r/>
             <w:r>
               <w:rPr>
-                <w:color w:val="1E293B"/>
-                <w:sz w:val="19"/>
+                <w:rFonts w:ascii="Calibri" w:hAnsi="Calibri"/>
+                <w:b w:val="0"/>
+                <w:color w:val="111111"/>
+                <w:sz w:val="20"/>
               </w:rPr>
               <w:t>bcryptjs / argon2</w:t>
             </w:r>
@@ -1943,23 +1533,16 @@
         </w:tc>
         <w:tc>
           <w:tcPr>
-            <w:tcW w:type="dxa" w:w="3312"/>
-            <w:tcMar>
-              <w:top w:w="120" w:type="dxa"/>
-              <w:bottom w:w="120" w:type="dxa"/>
-              <w:left w:w="180" w:type="dxa"/>
-              <w:right w:w="180" w:type="dxa"/>
-            </w:tcMar>
-            <w:shd w:fill="FFFFFF"/>
+            <w:tcW w:type="dxa" w:w="2880"/>
           </w:tcPr>
           <w:p>
-            <w:pPr>
-              <w:spacing w:before="40" w:after="40"/>
-            </w:pPr>
+            <w:r/>
             <w:r>
               <w:rPr>
-                <w:color w:val="1E293B"/>
-                <w:sz w:val="19"/>
+                <w:rFonts w:ascii="Calibri" w:hAnsi="Calibri"/>
+                <w:b w:val="0"/>
+                <w:color w:val="111111"/>
+                <w:sz w:val="20"/>
               </w:rPr>
               <w:t>latest</w:t>
             </w:r>
@@ -1967,23 +1550,16 @@
         </w:tc>
         <w:tc>
           <w:tcPr>
-            <w:tcW w:type="dxa" w:w="3312"/>
-            <w:tcMar>
-              <w:top w:w="120" w:type="dxa"/>
-              <w:bottom w:w="120" w:type="dxa"/>
-              <w:left w:w="180" w:type="dxa"/>
-              <w:right w:w="180" w:type="dxa"/>
-            </w:tcMar>
-            <w:shd w:fill="FFFFFF"/>
+            <w:tcW w:type="dxa" w:w="2880"/>
           </w:tcPr>
           <w:p>
-            <w:pPr>
-              <w:spacing w:before="40" w:after="40"/>
-            </w:pPr>
+            <w:r/>
             <w:r>
               <w:rPr>
-                <w:color w:val="1E293B"/>
-                <w:sz w:val="19"/>
+                <w:rFonts w:ascii="Calibri" w:hAnsi="Calibri"/>
+                <w:b w:val="0"/>
+                <w:color w:val="111111"/>
+                <w:sz w:val="20"/>
               </w:rPr>
               <w:t>Password hashing</w:t>
             </w:r>
@@ -1993,23 +1569,16 @@
       <w:tr>
         <w:tc>
           <w:tcPr>
-            <w:tcW w:type="dxa" w:w="3312"/>
-            <w:tcMar>
-              <w:top w:w="120" w:type="dxa"/>
-              <w:bottom w:w="120" w:type="dxa"/>
-              <w:left w:w="180" w:type="dxa"/>
-              <w:right w:w="180" w:type="dxa"/>
-            </w:tcMar>
-            <w:shd w:fill="F8FAFC"/>
+            <w:tcW w:type="dxa" w:w="2880"/>
           </w:tcPr>
           <w:p>
-            <w:pPr>
-              <w:spacing w:before="40" w:after="40"/>
-            </w:pPr>
+            <w:r/>
             <w:r>
               <w:rPr>
-                <w:color w:val="1E293B"/>
-                <w:sz w:val="19"/>
+                <w:rFonts w:ascii="Calibri" w:hAnsi="Calibri"/>
+                <w:b w:val="0"/>
+                <w:color w:val="111111"/>
+                <w:sz w:val="20"/>
               </w:rPr>
               <w:t>express-rate-limit</w:t>
             </w:r>
@@ -2017,23 +1586,16 @@
         </w:tc>
         <w:tc>
           <w:tcPr>
-            <w:tcW w:type="dxa" w:w="3312"/>
-            <w:tcMar>
-              <w:top w:w="120" w:type="dxa"/>
-              <w:bottom w:w="120" w:type="dxa"/>
-              <w:left w:w="180" w:type="dxa"/>
-              <w:right w:w="180" w:type="dxa"/>
-            </w:tcMar>
-            <w:shd w:fill="F8FAFC"/>
+            <w:tcW w:type="dxa" w:w="2880"/>
           </w:tcPr>
           <w:p>
-            <w:pPr>
-              <w:spacing w:before="40" w:after="40"/>
-            </w:pPr>
+            <w:r/>
             <w:r>
               <w:rPr>
-                <w:color w:val="1E293B"/>
-                <w:sz w:val="19"/>
+                <w:rFonts w:ascii="Calibri" w:hAnsi="Calibri"/>
+                <w:b w:val="0"/>
+                <w:color w:val="111111"/>
+                <w:sz w:val="20"/>
               </w:rPr>
               <w:t>8.x</w:t>
             </w:r>
@@ -2041,23 +1603,16 @@
         </w:tc>
         <w:tc>
           <w:tcPr>
-            <w:tcW w:type="dxa" w:w="3312"/>
-            <w:tcMar>
-              <w:top w:w="120" w:type="dxa"/>
-              <w:bottom w:w="120" w:type="dxa"/>
-              <w:left w:w="180" w:type="dxa"/>
-              <w:right w:w="180" w:type="dxa"/>
-            </w:tcMar>
-            <w:shd w:fill="F8FAFC"/>
+            <w:tcW w:type="dxa" w:w="2880"/>
           </w:tcPr>
           <w:p>
-            <w:pPr>
-              <w:spacing w:before="40" w:after="40"/>
-            </w:pPr>
+            <w:r/>
             <w:r>
               <w:rPr>
-                <w:color w:val="1E293B"/>
-                <w:sz w:val="19"/>
+                <w:rFonts w:ascii="Calibri" w:hAnsi="Calibri"/>
+                <w:b w:val="0"/>
+                <w:color w:val="111111"/>
+                <w:sz w:val="20"/>
               </w:rPr>
               <w:t>Rate limiting on AI endpoints</w:t>
             </w:r>
@@ -2067,23 +1622,16 @@
       <w:tr>
         <w:tc>
           <w:tcPr>
-            <w:tcW w:type="dxa" w:w="3312"/>
-            <w:tcMar>
-              <w:top w:w="120" w:type="dxa"/>
-              <w:bottom w:w="120" w:type="dxa"/>
-              <w:left w:w="180" w:type="dxa"/>
-              <w:right w:w="180" w:type="dxa"/>
-            </w:tcMar>
-            <w:shd w:fill="FFFFFF"/>
+            <w:tcW w:type="dxa" w:w="2880"/>
           </w:tcPr>
           <w:p>
-            <w:pPr>
-              <w:spacing w:before="40" w:after="40"/>
-            </w:pPr>
+            <w:r/>
             <w:r>
               <w:rPr>
-                <w:color w:val="1E293B"/>
-                <w:sz w:val="19"/>
+                <w:rFonts w:ascii="Calibri" w:hAnsi="Calibri"/>
+                <w:b w:val="0"/>
+                <w:color w:val="111111"/>
+                <w:sz w:val="20"/>
               </w:rPr>
               <w:t>Helmet + CORS</w:t>
             </w:r>
@@ -2091,23 +1639,16 @@
         </w:tc>
         <w:tc>
           <w:tcPr>
-            <w:tcW w:type="dxa" w:w="3312"/>
-            <w:tcMar>
-              <w:top w:w="120" w:type="dxa"/>
-              <w:bottom w:w="120" w:type="dxa"/>
-              <w:left w:w="180" w:type="dxa"/>
-              <w:right w:w="180" w:type="dxa"/>
-            </w:tcMar>
-            <w:shd w:fill="FFFFFF"/>
+            <w:tcW w:type="dxa" w:w="2880"/>
           </w:tcPr>
           <w:p>
-            <w:pPr>
-              <w:spacing w:before="40" w:after="40"/>
-            </w:pPr>
+            <w:r/>
             <w:r>
               <w:rPr>
-                <w:color w:val="1E293B"/>
-                <w:sz w:val="19"/>
+                <w:rFonts w:ascii="Calibri" w:hAnsi="Calibri"/>
+                <w:b w:val="0"/>
+                <w:color w:val="111111"/>
+                <w:sz w:val="20"/>
               </w:rPr>
               <w:t>latest</w:t>
             </w:r>
@@ -2115,23 +1656,16 @@
         </w:tc>
         <w:tc>
           <w:tcPr>
-            <w:tcW w:type="dxa" w:w="3312"/>
-            <w:tcMar>
-              <w:top w:w="120" w:type="dxa"/>
-              <w:bottom w:w="120" w:type="dxa"/>
-              <w:left w:w="180" w:type="dxa"/>
-              <w:right w:w="180" w:type="dxa"/>
-            </w:tcMar>
-            <w:shd w:fill="FFFFFF"/>
+            <w:tcW w:type="dxa" w:w="2880"/>
           </w:tcPr>
           <w:p>
-            <w:pPr>
-              <w:spacing w:before="40" w:after="40"/>
-            </w:pPr>
+            <w:r/>
             <w:r>
               <w:rPr>
-                <w:color w:val="1E293B"/>
-                <w:sz w:val="19"/>
+                <w:rFonts w:ascii="Calibri" w:hAnsi="Calibri"/>
+                <w:b w:val="0"/>
+                <w:color w:val="111111"/>
+                <w:sz w:val="20"/>
               </w:rPr>
               <w:t>HTTP security headers</w:t>
             </w:r>
@@ -2141,23 +1675,16 @@
       <w:tr>
         <w:tc>
           <w:tcPr>
-            <w:tcW w:type="dxa" w:w="3312"/>
-            <w:tcMar>
-              <w:top w:w="120" w:type="dxa"/>
-              <w:bottom w:w="120" w:type="dxa"/>
-              <w:left w:w="180" w:type="dxa"/>
-              <w:right w:w="180" w:type="dxa"/>
-            </w:tcMar>
-            <w:shd w:fill="F8FAFC"/>
+            <w:tcW w:type="dxa" w:w="2880"/>
           </w:tcPr>
           <w:p>
-            <w:pPr>
-              <w:spacing w:before="40" w:after="40"/>
-            </w:pPr>
+            <w:r/>
             <w:r>
               <w:rPr>
-                <w:color w:val="1E293B"/>
-                <w:sz w:val="19"/>
+                <w:rFonts w:ascii="Calibri" w:hAnsi="Calibri"/>
+                <w:b w:val="0"/>
+                <w:color w:val="111111"/>
+                <w:sz w:val="20"/>
               </w:rPr>
               <w:t>Vitest + Supertest</w:t>
             </w:r>
@@ -2165,23 +1692,16 @@
         </w:tc>
         <w:tc>
           <w:tcPr>
-            <w:tcW w:type="dxa" w:w="3312"/>
-            <w:tcMar>
-              <w:top w:w="120" w:type="dxa"/>
-              <w:bottom w:w="120" w:type="dxa"/>
-              <w:left w:w="180" w:type="dxa"/>
-              <w:right w:w="180" w:type="dxa"/>
-            </w:tcMar>
-            <w:shd w:fill="F8FAFC"/>
+            <w:tcW w:type="dxa" w:w="2880"/>
           </w:tcPr>
           <w:p>
-            <w:pPr>
-              <w:spacing w:before="40" w:after="40"/>
-            </w:pPr>
+            <w:r/>
             <w:r>
               <w:rPr>
-                <w:color w:val="1E293B"/>
-                <w:sz w:val="19"/>
+                <w:rFonts w:ascii="Calibri" w:hAnsi="Calibri"/>
+                <w:b w:val="0"/>
+                <w:color w:val="111111"/>
+                <w:sz w:val="20"/>
               </w:rPr>
               <w:t>latest</w:t>
             </w:r>
@@ -2189,23 +1709,16 @@
         </w:tc>
         <w:tc>
           <w:tcPr>
-            <w:tcW w:type="dxa" w:w="3312"/>
-            <w:tcMar>
-              <w:top w:w="120" w:type="dxa"/>
-              <w:bottom w:w="120" w:type="dxa"/>
-              <w:left w:w="180" w:type="dxa"/>
-              <w:right w:w="180" w:type="dxa"/>
-            </w:tcMar>
-            <w:shd w:fill="F8FAFC"/>
+            <w:tcW w:type="dxa" w:w="2880"/>
           </w:tcPr>
           <w:p>
-            <w:pPr>
-              <w:spacing w:before="40" w:after="40"/>
-            </w:pPr>
+            <w:r/>
             <w:r>
               <w:rPr>
-                <w:color w:val="1E293B"/>
-                <w:sz w:val="19"/>
+                <w:rFonts w:ascii="Calibri" w:hAnsi="Calibri"/>
+                <w:b w:val="0"/>
+                <w:color w:val="111111"/>
+                <w:sz w:val="20"/>
               </w:rPr>
               <w:t>Unit + integration tests</w:t>
             </w:r>
@@ -2216,48 +1729,42 @@
     <w:p/>
     <w:p>
       <w:pPr>
-        <w:spacing w:before="200" w:after="60"/>
+        <w:pStyle w:val="Heading2"/>
       </w:pPr>
       <w:r>
         <w:rPr>
+          <w:rFonts w:ascii="Calibri" w:hAnsi="Calibri"/>
           <w:b/>
-          <w:color w:val="2563EB"/>
-          <w:sz w:val="26"/>
+          <w:color w:val="000000"/>
+          <w:sz w:val="25"/>
         </w:rPr>
         <w:t>2.3 Database</w:t>
       </w:r>
     </w:p>
     <w:tbl>
       <w:tblPr>
+        <w:tblStyle w:val="TableGrid"/>
         <w:tblW w:type="auto" w:w="0"/>
-        <w:jc w:val="center"/>
         <w:tblLook w:firstColumn="1" w:firstRow="1" w:lastColumn="0" w:lastRow="0" w:noHBand="0" w:noVBand="1" w:val="04A0"/>
       </w:tblPr>
       <w:tblGrid>
-        <w:gridCol w:w="3312"/>
-        <w:gridCol w:w="3312"/>
-        <w:gridCol w:w="3312"/>
+        <w:gridCol w:w="2880"/>
+        <w:gridCol w:w="2880"/>
+        <w:gridCol w:w="2880"/>
       </w:tblGrid>
       <w:tr>
         <w:tc>
           <w:tcPr>
-            <w:tcW w:type="dxa" w:w="3312"/>
-            <w:tcMar>
-              <w:top w:w="120" w:type="dxa"/>
-              <w:bottom w:w="120" w:type="dxa"/>
-              <w:left w:w="180" w:type="dxa"/>
-              <w:right w:w="180" w:type="dxa"/>
-            </w:tcMar>
-            <w:shd w:fill="0F172A"/>
+            <w:tcW w:type="dxa" w:w="2880"/>
+            <w:shd w:val="clear" w:fill="E7E6E6"/>
           </w:tcPr>
           <w:p>
-            <w:pPr>
-              <w:spacing w:before="40" w:after="40"/>
-            </w:pPr>
+            <w:r/>
             <w:r>
               <w:rPr>
+                <w:rFonts w:ascii="Calibri" w:hAnsi="Calibri"/>
                 <w:b/>
-                <w:color w:val="F8FAFC"/>
+                <w:color w:val="111111"/>
                 <w:sz w:val="20"/>
               </w:rPr>
               <w:t>Technology</w:t>
@@ -2266,23 +1773,16 @@
         </w:tc>
         <w:tc>
           <w:tcPr>
-            <w:tcW w:type="dxa" w:w="3312"/>
-            <w:tcMar>
-              <w:top w:w="120" w:type="dxa"/>
-              <w:bottom w:w="120" w:type="dxa"/>
-              <w:left w:w="180" w:type="dxa"/>
-              <w:right w:w="180" w:type="dxa"/>
-            </w:tcMar>
-            <w:shd w:fill="0F172A"/>
+            <w:tcW w:type="dxa" w:w="2880"/>
+            <w:shd w:val="clear" w:fill="E7E6E6"/>
           </w:tcPr>
           <w:p>
-            <w:pPr>
-              <w:spacing w:before="40" w:after="40"/>
-            </w:pPr>
+            <w:r/>
             <w:r>
               <w:rPr>
+                <w:rFonts w:ascii="Calibri" w:hAnsi="Calibri"/>
                 <w:b/>
-                <w:color w:val="F8FAFC"/>
+                <w:color w:val="111111"/>
                 <w:sz w:val="20"/>
               </w:rPr>
               <w:t>Version</w:t>
@@ -2291,23 +1791,16 @@
         </w:tc>
         <w:tc>
           <w:tcPr>
-            <w:tcW w:type="dxa" w:w="3312"/>
-            <w:tcMar>
-              <w:top w:w="120" w:type="dxa"/>
-              <w:bottom w:w="120" w:type="dxa"/>
-              <w:left w:w="180" w:type="dxa"/>
-              <w:right w:w="180" w:type="dxa"/>
-            </w:tcMar>
-            <w:shd w:fill="0F172A"/>
+            <w:tcW w:type="dxa" w:w="2880"/>
+            <w:shd w:val="clear" w:fill="E7E6E6"/>
           </w:tcPr>
           <w:p>
-            <w:pPr>
-              <w:spacing w:before="40" w:after="40"/>
-            </w:pPr>
+            <w:r/>
             <w:r>
               <w:rPr>
+                <w:rFonts w:ascii="Calibri" w:hAnsi="Calibri"/>
                 <w:b/>
-                <w:color w:val="F8FAFC"/>
+                <w:color w:val="111111"/>
                 <w:sz w:val="20"/>
               </w:rPr>
               <w:t>Role</w:t>
@@ -2318,23 +1811,16 @@
       <w:tr>
         <w:tc>
           <w:tcPr>
-            <w:tcW w:type="dxa" w:w="3312"/>
-            <w:tcMar>
-              <w:top w:w="120" w:type="dxa"/>
-              <w:bottom w:w="120" w:type="dxa"/>
-              <w:left w:w="180" w:type="dxa"/>
-              <w:right w:w="180" w:type="dxa"/>
-            </w:tcMar>
-            <w:shd w:fill="F8FAFC"/>
+            <w:tcW w:type="dxa" w:w="2880"/>
           </w:tcPr>
           <w:p>
-            <w:pPr>
-              <w:spacing w:before="40" w:after="40"/>
-            </w:pPr>
+            <w:r/>
             <w:r>
               <w:rPr>
-                <w:color w:val="1E293B"/>
-                <w:sz w:val="19"/>
+                <w:rFonts w:ascii="Calibri" w:hAnsi="Calibri"/>
+                <w:b w:val="0"/>
+                <w:color w:val="111111"/>
+                <w:sz w:val="20"/>
               </w:rPr>
               <w:t>MongoDB</w:t>
             </w:r>
@@ -2342,23 +1828,16 @@
         </w:tc>
         <w:tc>
           <w:tcPr>
-            <w:tcW w:type="dxa" w:w="3312"/>
-            <w:tcMar>
-              <w:top w:w="120" w:type="dxa"/>
-              <w:bottom w:w="120" w:type="dxa"/>
-              <w:left w:w="180" w:type="dxa"/>
-              <w:right w:w="180" w:type="dxa"/>
-            </w:tcMar>
-            <w:shd w:fill="F8FAFC"/>
+            <w:tcW w:type="dxa" w:w="2880"/>
           </w:tcPr>
           <w:p>
-            <w:pPr>
-              <w:spacing w:before="40" w:after="40"/>
-            </w:pPr>
+            <w:r/>
             <w:r>
               <w:rPr>
-                <w:color w:val="1E293B"/>
-                <w:sz w:val="19"/>
+                <w:rFonts w:ascii="Calibri" w:hAnsi="Calibri"/>
+                <w:b w:val="0"/>
+                <w:color w:val="111111"/>
+                <w:sz w:val="20"/>
               </w:rPr>
               <w:t>8.x (Atlas or local)</w:t>
             </w:r>
@@ -2366,23 +1845,16 @@
         </w:tc>
         <w:tc>
           <w:tcPr>
-            <w:tcW w:type="dxa" w:w="3312"/>
-            <w:tcMar>
-              <w:top w:w="120" w:type="dxa"/>
-              <w:bottom w:w="120" w:type="dxa"/>
-              <w:left w:w="180" w:type="dxa"/>
-              <w:right w:w="180" w:type="dxa"/>
-            </w:tcMar>
-            <w:shd w:fill="F8FAFC"/>
+            <w:tcW w:type="dxa" w:w="2880"/>
           </w:tcPr>
           <w:p>
-            <w:pPr>
-              <w:spacing w:before="40" w:after="40"/>
-            </w:pPr>
+            <w:r/>
             <w:r>
               <w:rPr>
-                <w:color w:val="1E293B"/>
-                <w:sz w:val="19"/>
+                <w:rFonts w:ascii="Calibri" w:hAnsi="Calibri"/>
+                <w:b w:val="0"/>
+                <w:color w:val="111111"/>
+                <w:sz w:val="20"/>
               </w:rPr>
               <w:t>Document store</w:t>
             </w:r>
@@ -2392,23 +1864,16 @@
       <w:tr>
         <w:tc>
           <w:tcPr>
-            <w:tcW w:type="dxa" w:w="3312"/>
-            <w:tcMar>
-              <w:top w:w="120" w:type="dxa"/>
-              <w:bottom w:w="120" w:type="dxa"/>
-              <w:left w:w="180" w:type="dxa"/>
-              <w:right w:w="180" w:type="dxa"/>
-            </w:tcMar>
-            <w:shd w:fill="FFFFFF"/>
+            <w:tcW w:type="dxa" w:w="2880"/>
           </w:tcPr>
           <w:p>
-            <w:pPr>
-              <w:spacing w:before="40" w:after="40"/>
-            </w:pPr>
+            <w:r/>
             <w:r>
               <w:rPr>
-                <w:color w:val="1E293B"/>
-                <w:sz w:val="19"/>
+                <w:rFonts w:ascii="Calibri" w:hAnsi="Calibri"/>
+                <w:b w:val="0"/>
+                <w:color w:val="111111"/>
+                <w:sz w:val="20"/>
               </w:rPr>
               <w:t>MongoDB Atlas Search</w:t>
             </w:r>
@@ -2416,23 +1881,16 @@
         </w:tc>
         <w:tc>
           <w:tcPr>
-            <w:tcW w:type="dxa" w:w="3312"/>
-            <w:tcMar>
-              <w:top w:w="120" w:type="dxa"/>
-              <w:bottom w:w="120" w:type="dxa"/>
-              <w:left w:w="180" w:type="dxa"/>
-              <w:right w:w="180" w:type="dxa"/>
-            </w:tcMar>
-            <w:shd w:fill="FFFFFF"/>
+            <w:tcW w:type="dxa" w:w="2880"/>
           </w:tcPr>
           <w:p>
-            <w:pPr>
-              <w:spacing w:before="40" w:after="40"/>
-            </w:pPr>
+            <w:r/>
             <w:r>
               <w:rPr>
-                <w:color w:val="1E293B"/>
-                <w:sz w:val="19"/>
+                <w:rFonts w:ascii="Calibri" w:hAnsi="Calibri"/>
+                <w:b w:val="0"/>
+                <w:color w:val="111111"/>
+                <w:sz w:val="20"/>
               </w:rPr>
               <w:t>optional</w:t>
             </w:r>
@@ -2440,23 +1898,16 @@
         </w:tc>
         <w:tc>
           <w:tcPr>
-            <w:tcW w:type="dxa" w:w="3312"/>
-            <w:tcMar>
-              <w:top w:w="120" w:type="dxa"/>
-              <w:bottom w:w="120" w:type="dxa"/>
-              <w:left w:w="180" w:type="dxa"/>
-              <w:right w:w="180" w:type="dxa"/>
-            </w:tcMar>
-            <w:shd w:fill="FFFFFF"/>
+            <w:tcW w:type="dxa" w:w="2880"/>
           </w:tcPr>
           <w:p>
-            <w:pPr>
-              <w:spacing w:before="40" w:after="40"/>
-            </w:pPr>
+            <w:r/>
             <w:r>
               <w:rPr>
-                <w:color w:val="1E293B"/>
-                <w:sz w:val="19"/>
+                <w:rFonts w:ascii="Calibri" w:hAnsi="Calibri"/>
+                <w:b w:val="0"/>
+                <w:color w:val="111111"/>
+                <w:sz w:val="20"/>
               </w:rPr>
               <w:t>Lesson content search</w:t>
             </w:r>
@@ -2466,23 +1917,16 @@
       <w:tr>
         <w:tc>
           <w:tcPr>
-            <w:tcW w:type="dxa" w:w="3312"/>
-            <w:tcMar>
-              <w:top w:w="120" w:type="dxa"/>
-              <w:bottom w:w="120" w:type="dxa"/>
-              <w:left w:w="180" w:type="dxa"/>
-              <w:right w:w="180" w:type="dxa"/>
-            </w:tcMar>
-            <w:shd w:fill="F8FAFC"/>
+            <w:tcW w:type="dxa" w:w="2880"/>
           </w:tcPr>
           <w:p>
-            <w:pPr>
-              <w:spacing w:before="40" w:after="40"/>
-            </w:pPr>
+            <w:r/>
             <w:r>
               <w:rPr>
-                <w:color w:val="1E293B"/>
-                <w:sz w:val="19"/>
+                <w:rFonts w:ascii="Calibri" w:hAnsi="Calibri"/>
+                <w:b w:val="0"/>
+                <w:color w:val="111111"/>
+                <w:sz w:val="20"/>
               </w:rPr>
               <w:t>Compound indexes</w:t>
             </w:r>
@@ -2490,23 +1934,16 @@
         </w:tc>
         <w:tc>
           <w:tcPr>
-            <w:tcW w:type="dxa" w:w="3312"/>
-            <w:tcMar>
-              <w:top w:w="120" w:type="dxa"/>
-              <w:bottom w:w="120" w:type="dxa"/>
-              <w:left w:w="180" w:type="dxa"/>
-              <w:right w:w="180" w:type="dxa"/>
-            </w:tcMar>
-            <w:shd w:fill="F8FAFC"/>
+            <w:tcW w:type="dxa" w:w="2880"/>
           </w:tcPr>
           <w:p>
-            <w:pPr>
-              <w:spacing w:before="40" w:after="40"/>
-            </w:pPr>
+            <w:r/>
             <w:r>
               <w:rPr>
-                <w:color w:val="1E293B"/>
-                <w:sz w:val="19"/>
+                <w:rFonts w:ascii="Calibri" w:hAnsi="Calibri"/>
+                <w:b w:val="0"/>
+                <w:color w:val="111111"/>
+                <w:sz w:val="20"/>
               </w:rPr>
               <w:t>—</w:t>
             </w:r>
@@ -2514,25 +1951,43 @@
         </w:tc>
         <w:tc>
           <w:tcPr>
-            <w:tcW w:type="dxa" w:w="3312"/>
-            <w:tcMar>
-              <w:top w:w="120" w:type="dxa"/>
-              <w:bottom w:w="120" w:type="dxa"/>
-              <w:left w:w="180" w:type="dxa"/>
-              <w:right w:w="180" w:type="dxa"/>
-            </w:tcMar>
-            <w:shd w:fill="F8FAFC"/>
+            <w:tcW w:type="dxa" w:w="2880"/>
           </w:tcPr>
           <w:p>
-            <w:pPr>
-              <w:spacing w:before="40" w:after="40"/>
-            </w:pPr>
+            <w:r/>
             <w:r>
               <w:rPr>
-                <w:color w:val="1E293B"/>
-                <w:sz w:val="19"/>
+                <w:rFonts w:ascii="Consolas" w:hAnsi="Consolas"/>
+                <w:color w:val="333333"/>
+                <w:sz w:val="18"/>
               </w:rPr>
-              <w:t>`userId`, `lessonId`, timestamps on hot paths</w:t>
+              <w:t>userId</w:t>
+            </w:r>
+            <w:r>
+              <w:rPr>
+                <w:rFonts w:ascii="Calibri" w:hAnsi="Calibri"/>
+                <w:b w:val="0"/>
+                <w:color w:val="111111"/>
+                <w:sz w:val="20"/>
+              </w:rPr>
+              <w:t xml:space="preserve">, </w:t>
+            </w:r>
+            <w:r>
+              <w:rPr>
+                <w:rFonts w:ascii="Consolas" w:hAnsi="Consolas"/>
+                <w:color w:val="333333"/>
+                <w:sz w:val="18"/>
+              </w:rPr>
+              <w:t>lessonId</w:t>
+            </w:r>
+            <w:r>
+              <w:rPr>
+                <w:rFonts w:ascii="Calibri" w:hAnsi="Calibri"/>
+                <w:b w:val="0"/>
+                <w:color w:val="111111"/>
+                <w:sz w:val="20"/>
+              </w:rPr>
+              <w:t>, timestamps on hot paths</w:t>
             </w:r>
           </w:p>
         </w:tc>
@@ -2541,47 +1996,41 @@
     <w:p/>
     <w:p>
       <w:pPr>
-        <w:spacing w:before="200" w:after="60"/>
+        <w:pStyle w:val="Heading2"/>
       </w:pPr>
       <w:r>
         <w:rPr>
+          <w:rFonts w:ascii="Calibri" w:hAnsi="Calibri"/>
           <w:b/>
-          <w:color w:val="2563EB"/>
-          <w:sz w:val="26"/>
+          <w:color w:val="000000"/>
+          <w:sz w:val="25"/>
         </w:rPr>
         <w:t>2.4 Tooling &amp; DevOps</w:t>
       </w:r>
     </w:p>
     <w:tbl>
       <w:tblPr>
+        <w:tblStyle w:val="TableGrid"/>
         <w:tblW w:type="auto" w:w="0"/>
-        <w:jc w:val="center"/>
         <w:tblLook w:firstColumn="1" w:firstRow="1" w:lastColumn="0" w:lastRow="0" w:noHBand="0" w:noVBand="1" w:val="04A0"/>
       </w:tblPr>
       <w:tblGrid>
-        <w:gridCol w:w="4968"/>
-        <w:gridCol w:w="4968"/>
+        <w:gridCol w:w="4320"/>
+        <w:gridCol w:w="4320"/>
       </w:tblGrid>
       <w:tr>
         <w:tc>
           <w:tcPr>
-            <w:tcW w:type="dxa" w:w="4968"/>
-            <w:tcMar>
-              <w:top w:w="120" w:type="dxa"/>
-              <w:bottom w:w="120" w:type="dxa"/>
-              <w:left w:w="180" w:type="dxa"/>
-              <w:right w:w="180" w:type="dxa"/>
-            </w:tcMar>
-            <w:shd w:fill="0F172A"/>
+            <w:tcW w:type="dxa" w:w="4320"/>
+            <w:shd w:val="clear" w:fill="E7E6E6"/>
           </w:tcPr>
           <w:p>
-            <w:pPr>
-              <w:spacing w:before="40" w:after="40"/>
-            </w:pPr>
+            <w:r/>
             <w:r>
               <w:rPr>
+                <w:rFonts w:ascii="Calibri" w:hAnsi="Calibri"/>
                 <w:b/>
-                <w:color w:val="F8FAFC"/>
+                <w:color w:val="111111"/>
                 <w:sz w:val="20"/>
               </w:rPr>
               <w:t>Technology</w:t>
@@ -2590,23 +2039,16 @@
         </w:tc>
         <w:tc>
           <w:tcPr>
-            <w:tcW w:type="dxa" w:w="4968"/>
-            <w:tcMar>
-              <w:top w:w="120" w:type="dxa"/>
-              <w:bottom w:w="120" w:type="dxa"/>
-              <w:left w:w="180" w:type="dxa"/>
-              <w:right w:w="180" w:type="dxa"/>
-            </w:tcMar>
-            <w:shd w:fill="0F172A"/>
+            <w:tcW w:type="dxa" w:w="4320"/>
+            <w:shd w:val="clear" w:fill="E7E6E6"/>
           </w:tcPr>
           <w:p>
-            <w:pPr>
-              <w:spacing w:before="40" w:after="40"/>
-            </w:pPr>
+            <w:r/>
             <w:r>
               <w:rPr>
+                <w:rFonts w:ascii="Calibri" w:hAnsi="Calibri"/>
                 <w:b/>
-                <w:color w:val="F8FAFC"/>
+                <w:color w:val="111111"/>
                 <w:sz w:val="20"/>
               </w:rPr>
               <w:t>Role</w:t>
@@ -2617,23 +2059,16 @@
       <w:tr>
         <w:tc>
           <w:tcPr>
-            <w:tcW w:type="dxa" w:w="4968"/>
-            <w:tcMar>
-              <w:top w:w="120" w:type="dxa"/>
-              <w:bottom w:w="120" w:type="dxa"/>
-              <w:left w:w="180" w:type="dxa"/>
-              <w:right w:w="180" w:type="dxa"/>
-            </w:tcMar>
-            <w:shd w:fill="F8FAFC"/>
+            <w:tcW w:type="dxa" w:w="4320"/>
           </w:tcPr>
           <w:p>
-            <w:pPr>
-              <w:spacing w:before="40" w:after="40"/>
-            </w:pPr>
+            <w:r/>
             <w:r>
               <w:rPr>
-                <w:color w:val="1E293B"/>
-                <w:sz w:val="19"/>
+                <w:rFonts w:ascii="Calibri" w:hAnsi="Calibri"/>
+                <w:b w:val="0"/>
+                <w:color w:val="111111"/>
+                <w:sz w:val="20"/>
               </w:rPr>
               <w:t>ESLint 9 (flat config) + Prettier</w:t>
             </w:r>
@@ -2641,23 +2076,16 @@
         </w:tc>
         <w:tc>
           <w:tcPr>
-            <w:tcW w:type="dxa" w:w="4968"/>
-            <w:tcMar>
-              <w:top w:w="120" w:type="dxa"/>
-              <w:bottom w:w="120" w:type="dxa"/>
-              <w:left w:w="180" w:type="dxa"/>
-              <w:right w:w="180" w:type="dxa"/>
-            </w:tcMar>
-            <w:shd w:fill="F8FAFC"/>
+            <w:tcW w:type="dxa" w:w="4320"/>
           </w:tcPr>
           <w:p>
-            <w:pPr>
-              <w:spacing w:before="40" w:after="40"/>
-            </w:pPr>
+            <w:r/>
             <w:r>
               <w:rPr>
-                <w:color w:val="1E293B"/>
-                <w:sz w:val="19"/>
+                <w:rFonts w:ascii="Calibri" w:hAnsi="Calibri"/>
+                <w:b w:val="0"/>
+                <w:color w:val="111111"/>
+                <w:sz w:val="20"/>
               </w:rPr>
               <w:t>Lint/format</w:t>
             </w:r>
@@ -2667,23 +2095,16 @@
       <w:tr>
         <w:tc>
           <w:tcPr>
-            <w:tcW w:type="dxa" w:w="4968"/>
-            <w:tcMar>
-              <w:top w:w="120" w:type="dxa"/>
-              <w:bottom w:w="120" w:type="dxa"/>
-              <w:left w:w="180" w:type="dxa"/>
-              <w:right w:w="180" w:type="dxa"/>
-            </w:tcMar>
-            <w:shd w:fill="FFFFFF"/>
+            <w:tcW w:type="dxa" w:w="4320"/>
           </w:tcPr>
           <w:p>
-            <w:pPr>
-              <w:spacing w:before="40" w:after="40"/>
-            </w:pPr>
+            <w:r/>
             <w:r>
               <w:rPr>
-                <w:color w:val="1E293B"/>
-                <w:sz w:val="19"/>
+                <w:rFonts w:ascii="Calibri" w:hAnsi="Calibri"/>
+                <w:b w:val="0"/>
+                <w:color w:val="111111"/>
+                <w:sz w:val="20"/>
               </w:rPr>
               <w:t>npm workspaces (monorepo)</w:t>
             </w:r>
@@ -2691,25 +2112,51 @@
         </w:tc>
         <w:tc>
           <w:tcPr>
-            <w:tcW w:type="dxa" w:w="4968"/>
-            <w:tcMar>
-              <w:top w:w="120" w:type="dxa"/>
-              <w:bottom w:w="120" w:type="dxa"/>
-              <w:left w:w="180" w:type="dxa"/>
-              <w:right w:w="180" w:type="dxa"/>
-            </w:tcMar>
-            <w:shd w:fill="FFFFFF"/>
+            <w:tcW w:type="dxa" w:w="4320"/>
           </w:tcPr>
           <w:p>
-            <w:pPr>
-              <w:spacing w:before="40" w:after="40"/>
-            </w:pPr>
+            <w:r/>
             <w:r>
               <w:rPr>
-                <w:color w:val="1E293B"/>
-                <w:sz w:val="19"/>
+                <w:rFonts w:ascii="Consolas" w:hAnsi="Consolas"/>
+                <w:color w:val="333333"/>
+                <w:sz w:val="18"/>
               </w:rPr>
-              <w:t>`client/`, `server/`, `shared/`</w:t>
+              <w:t>client/</w:t>
+            </w:r>
+            <w:r>
+              <w:rPr>
+                <w:rFonts w:ascii="Calibri" w:hAnsi="Calibri"/>
+                <w:b w:val="0"/>
+                <w:color w:val="111111"/>
+                <w:sz w:val="20"/>
+              </w:rPr>
+              <w:t xml:space="preserve">, </w:t>
+            </w:r>
+            <w:r>
+              <w:rPr>
+                <w:rFonts w:ascii="Consolas" w:hAnsi="Consolas"/>
+                <w:color w:val="333333"/>
+                <w:sz w:val="18"/>
+              </w:rPr>
+              <w:t>server/</w:t>
+            </w:r>
+            <w:r>
+              <w:rPr>
+                <w:rFonts w:ascii="Calibri" w:hAnsi="Calibri"/>
+                <w:b w:val="0"/>
+                <w:color w:val="111111"/>
+                <w:sz w:val="20"/>
+              </w:rPr>
+              <w:t xml:space="preserve">, </w:t>
+            </w:r>
+            <w:r>
+              <w:rPr>
+                <w:rFonts w:ascii="Consolas" w:hAnsi="Consolas"/>
+                <w:color w:val="333333"/>
+                <w:sz w:val="18"/>
+              </w:rPr>
+              <w:t>shared/</w:t>
             </w:r>
           </w:p>
         </w:tc>
@@ -2717,23 +2164,16 @@
       <w:tr>
         <w:tc>
           <w:tcPr>
-            <w:tcW w:type="dxa" w:w="4968"/>
-            <w:tcMar>
-              <w:top w:w="120" w:type="dxa"/>
-              <w:bottom w:w="120" w:type="dxa"/>
-              <w:left w:w="180" w:type="dxa"/>
-              <w:right w:w="180" w:type="dxa"/>
-            </w:tcMar>
-            <w:shd w:fill="F8FAFC"/>
+            <w:tcW w:type="dxa" w:w="4320"/>
           </w:tcPr>
           <w:p>
-            <w:pPr>
-              <w:spacing w:before="40" w:after="40"/>
-            </w:pPr>
+            <w:r/>
             <w:r>
               <w:rPr>
-                <w:color w:val="1E293B"/>
-                <w:sz w:val="19"/>
+                <w:rFonts w:ascii="Calibri" w:hAnsi="Calibri"/>
+                <w:b w:val="0"/>
+                <w:color w:val="111111"/>
+                <w:sz w:val="20"/>
               </w:rPr>
               <w:t>GitHub Actions</w:t>
             </w:r>
@@ -2741,23 +2181,16 @@
         </w:tc>
         <w:tc>
           <w:tcPr>
-            <w:tcW w:type="dxa" w:w="4968"/>
-            <w:tcMar>
-              <w:top w:w="120" w:type="dxa"/>
-              <w:bottom w:w="120" w:type="dxa"/>
-              <w:left w:w="180" w:type="dxa"/>
-              <w:right w:w="180" w:type="dxa"/>
-            </w:tcMar>
-            <w:shd w:fill="F8FAFC"/>
+            <w:tcW w:type="dxa" w:w="4320"/>
           </w:tcPr>
           <w:p>
-            <w:pPr>
-              <w:spacing w:before="40" w:after="40"/>
-            </w:pPr>
+            <w:r/>
             <w:r>
               <w:rPr>
-                <w:color w:val="1E293B"/>
-                <w:sz w:val="19"/>
+                <w:rFonts w:ascii="Calibri" w:hAnsi="Calibri"/>
+                <w:b w:val="0"/>
+                <w:color w:val="111111"/>
+                <w:sz w:val="20"/>
               </w:rPr>
               <w:t>CI: lint → test → build</w:t>
             </w:r>
@@ -2767,23 +2200,16 @@
       <w:tr>
         <w:tc>
           <w:tcPr>
-            <w:tcW w:type="dxa" w:w="4968"/>
-            <w:tcMar>
-              <w:top w:w="120" w:type="dxa"/>
-              <w:bottom w:w="120" w:type="dxa"/>
-              <w:left w:w="180" w:type="dxa"/>
-              <w:right w:w="180" w:type="dxa"/>
-            </w:tcMar>
-            <w:shd w:fill="FFFFFF"/>
+            <w:tcW w:type="dxa" w:w="4320"/>
           </w:tcPr>
           <w:p>
-            <w:pPr>
-              <w:spacing w:before="40" w:after="40"/>
-            </w:pPr>
+            <w:r/>
             <w:r>
               <w:rPr>
-                <w:color w:val="1E293B"/>
-                <w:sz w:val="19"/>
+                <w:rFonts w:ascii="Calibri" w:hAnsi="Calibri"/>
+                <w:b w:val="0"/>
+                <w:color w:val="111111"/>
+                <w:sz w:val="20"/>
               </w:rPr>
               <w:t>Docker + docker-compose</w:t>
             </w:r>
@@ -2791,23 +2217,16 @@
         </w:tc>
         <w:tc>
           <w:tcPr>
-            <w:tcW w:type="dxa" w:w="4968"/>
-            <w:tcMar>
-              <w:top w:w="120" w:type="dxa"/>
-              <w:bottom w:w="120" w:type="dxa"/>
-              <w:left w:w="180" w:type="dxa"/>
-              <w:right w:w="180" w:type="dxa"/>
-            </w:tcMar>
-            <w:shd w:fill="FFFFFF"/>
+            <w:tcW w:type="dxa" w:w="4320"/>
           </w:tcPr>
           <w:p>
-            <w:pPr>
-              <w:spacing w:before="40" w:after="40"/>
-            </w:pPr>
+            <w:r/>
             <w:r>
               <w:rPr>
-                <w:color w:val="1E293B"/>
-                <w:sz w:val="19"/>
+                <w:rFonts w:ascii="Calibri" w:hAnsi="Calibri"/>
+                <w:b w:val="0"/>
+                <w:color w:val="111111"/>
+                <w:sz w:val="20"/>
               </w:rPr>
               <w:t>Local MongoDB + API for consistent dev</w:t>
             </w:r>
@@ -2817,23 +2236,16 @@
       <w:tr>
         <w:tc>
           <w:tcPr>
-            <w:tcW w:type="dxa" w:w="4968"/>
-            <w:tcMar>
-              <w:top w:w="120" w:type="dxa"/>
-              <w:bottom w:w="120" w:type="dxa"/>
-              <w:left w:w="180" w:type="dxa"/>
-              <w:right w:w="180" w:type="dxa"/>
-            </w:tcMar>
-            <w:shd w:fill="F8FAFC"/>
+            <w:tcW w:type="dxa" w:w="4320"/>
           </w:tcPr>
           <w:p>
-            <w:pPr>
-              <w:spacing w:before="40" w:after="40"/>
-            </w:pPr>
+            <w:r/>
             <w:r>
               <w:rPr>
-                <w:color w:val="1E293B"/>
-                <w:sz w:val="19"/>
+                <w:rFonts w:ascii="Calibri" w:hAnsi="Calibri"/>
+                <w:b w:val="0"/>
+                <w:color w:val="111111"/>
+                <w:sz w:val="20"/>
               </w:rPr>
               <w:t>Render / Railway / Vercel</w:t>
             </w:r>
@@ -2841,23 +2253,16 @@
         </w:tc>
         <w:tc>
           <w:tcPr>
-            <w:tcW w:type="dxa" w:w="4968"/>
-            <w:tcMar>
-              <w:top w:w="120" w:type="dxa"/>
-              <w:bottom w:w="120" w:type="dxa"/>
-              <w:left w:w="180" w:type="dxa"/>
-              <w:right w:w="180" w:type="dxa"/>
-            </w:tcMar>
-            <w:shd w:fill="F8FAFC"/>
+            <w:tcW w:type="dxa" w:w="4320"/>
           </w:tcPr>
           <w:p>
-            <w:pPr>
-              <w:spacing w:before="40" w:after="40"/>
-            </w:pPr>
+            <w:r/>
             <w:r>
               <w:rPr>
-                <w:color w:val="1E293B"/>
-                <w:sz w:val="19"/>
+                <w:rFonts w:ascii="Calibri" w:hAnsi="Calibri"/>
+                <w:b w:val="0"/>
+                <w:color w:val="111111"/>
+                <w:sz w:val="20"/>
               </w:rPr>
               <w:t>Deployment targets (API stateless, SPA static)</w:t>
             </w:r>
@@ -2868,25 +2273,26 @@
     <w:p/>
     <w:p>
       <w:pPr>
-        <w:spacing w:before="240" w:after="80"/>
+        <w:pStyle w:val="Heading1"/>
       </w:pPr>
       <w:r>
         <w:rPr>
+          <w:rFonts w:ascii="Calibri" w:hAnsi="Calibri"/>
           <w:b/>
-          <w:color w:val="1E3A8A"/>
-          <w:sz w:val="32"/>
+          <w:color w:val="000000"/>
+          <w:sz w:val="30"/>
         </w:rPr>
         <w:t>3. Monorepo Structure</w:t>
       </w:r>
     </w:p>
     <w:p>
       <w:pPr>
-        <w:spacing w:before="120" w:after="120"/>
+        <w:ind w:left="432"/>
       </w:pPr>
       <w:r>
         <w:rPr>
           <w:rFonts w:ascii="Consolas" w:hAnsi="Consolas"/>
-          <w:color w:val="1E293B"/>
+          <w:color w:val="222222"/>
           <w:sz w:val="19"/>
         </w:rPr>
         <w:t>adaptive-learning-platform/</w:t>
@@ -2945,60 +2351,114 @@
       </w:r>
     </w:p>
     <w:p>
-      <w:pPr>
-        <w:spacing w:before="40" w:after="80"/>
-      </w:pPr>
       <w:r>
         <w:rPr>
-          <w:sz w:val="21"/>
+          <w:rFonts w:ascii="Calibri" w:hAnsi="Calibri"/>
+          <w:b/>
+          <w:color w:val="111111"/>
+          <w:sz w:val="22"/>
         </w:rPr>
-        <w:t>**Key rule (carried from AGENTS.md):** controllers never import `@google/genai`; all AI orchestration lives in `server/src/services/`.</w:t>
+        <w:t>Key rule (carried from AGENTS.md):</w:t>
+      </w:r>
+      <w:r>
+        <w:rPr>
+          <w:rFonts w:ascii="Calibri" w:hAnsi="Calibri"/>
+          <w:b w:val="0"/>
+          <w:color w:val="111111"/>
+          <w:sz w:val="22"/>
+        </w:rPr>
+        <w:t xml:space="preserve"> controllers never import </w:t>
+      </w:r>
+      <w:r>
+        <w:rPr>
+          <w:rFonts w:ascii="Consolas" w:hAnsi="Consolas"/>
+          <w:color w:val="333333"/>
+          <w:sz w:val="20"/>
+        </w:rPr>
+        <w:t>@google/genai</w:t>
+      </w:r>
+      <w:r>
+        <w:rPr>
+          <w:rFonts w:ascii="Calibri" w:hAnsi="Calibri"/>
+          <w:b w:val="0"/>
+          <w:color w:val="111111"/>
+          <w:sz w:val="22"/>
+        </w:rPr>
+        <w:t xml:space="preserve">; all AI orchestration lives in </w:t>
+      </w:r>
+      <w:r>
+        <w:rPr>
+          <w:rFonts w:ascii="Consolas" w:hAnsi="Consolas"/>
+          <w:color w:val="333333"/>
+          <w:sz w:val="20"/>
+        </w:rPr>
+        <w:t>server/src/services/</w:t>
+      </w:r>
+      <w:r>
+        <w:rPr>
+          <w:rFonts w:ascii="Calibri" w:hAnsi="Calibri"/>
+          <w:b w:val="0"/>
+          <w:color w:val="111111"/>
+          <w:sz w:val="22"/>
+        </w:rPr>
+        <w:t>.</w:t>
       </w:r>
     </w:p>
     <w:p>
       <w:pPr>
-        <w:spacing w:before="240" w:after="80"/>
+        <w:pStyle w:val="Heading1"/>
       </w:pPr>
       <w:r>
         <w:rPr>
+          <w:rFonts w:ascii="Calibri" w:hAnsi="Calibri"/>
           <w:b/>
-          <w:color w:val="1E3A8A"/>
-          <w:sz w:val="32"/>
+          <w:color w:val="000000"/>
+          <w:sz w:val="30"/>
         </w:rPr>
         <w:t>4. Phase Breakdown</w:t>
       </w:r>
     </w:p>
     <w:p>
       <w:pPr>
-        <w:spacing w:before="200" w:after="60"/>
+        <w:pStyle w:val="Heading2"/>
       </w:pPr>
       <w:r>
         <w:rPr>
+          <w:rFonts w:ascii="Calibri" w:hAnsi="Calibri"/>
           <w:b/>
-          <w:color w:val="2563EB"/>
-          <w:sz w:val="26"/>
+          <w:color w:val="000000"/>
+          <w:sz w:val="25"/>
         </w:rPr>
         <w:t>Phase 0 — Repository Scaffold &amp; Tooling (Week 1)</w:t>
       </w:r>
     </w:p>
     <w:p>
-      <w:pPr>
-        <w:spacing w:before="40" w:after="80"/>
-      </w:pPr>
       <w:r>
         <w:rPr>
-          <w:sz w:val="21"/>
+          <w:rFonts w:ascii="Calibri" w:hAnsi="Calibri"/>
+          <w:b/>
+          <w:color w:val="111111"/>
+          <w:sz w:val="22"/>
         </w:rPr>
-        <w:t>**Goal:** monorepo compiles, lints, and runs empty apps.</w:t>
+        <w:t>Goal:</w:t>
+      </w:r>
+      <w:r>
+        <w:rPr>
+          <w:rFonts w:ascii="Calibri" w:hAnsi="Calibri"/>
+          <w:b w:val="0"/>
+          <w:color w:val="111111"/>
+          <w:sz w:val="22"/>
+        </w:rPr>
+        <w:t xml:space="preserve"> monorepo compiles, lints, and runs empty apps.</w:t>
       </w:r>
     </w:p>
     <w:p>
-      <w:pPr>
-        <w:spacing w:before="40" w:after="80"/>
-      </w:pPr>
       <w:r>
         <w:rPr>
-          <w:sz w:val="21"/>
+          <w:rFonts w:ascii="Calibri" w:hAnsi="Calibri"/>
+          <w:b w:val="0"/>
+          <w:color w:val="111111"/>
+          <w:sz w:val="22"/>
         </w:rPr>
         <w:t>Tasks:</w:t>
       </w:r>
@@ -3006,35 +2466,109 @@
     <w:p>
       <w:pPr>
         <w:pStyle w:val="ListNumber"/>
-        <w:spacing w:before="20" w:after="40"/>
       </w:pPr>
       <w:r>
         <w:rPr>
-          <w:sz w:val="21"/>
+          <w:rFonts w:ascii="Calibri" w:hAnsi="Calibri"/>
+          <w:b w:val="0"/>
+          <w:color w:val="111111"/>
+          <w:sz w:val="22"/>
         </w:rPr>
-        <w:t>Initialize npm-workspaces monorepo: `client/`, `server/`, `shared/`.</w:t>
+        <w:t xml:space="preserve">Initialize npm-workspaces monorepo: </w:t>
+      </w:r>
+      <w:r>
+        <w:rPr>
+          <w:rFonts w:ascii="Consolas" w:hAnsi="Consolas"/>
+          <w:color w:val="333333"/>
+          <w:sz w:val="20"/>
+        </w:rPr>
+        <w:t>client/</w:t>
+      </w:r>
+      <w:r>
+        <w:rPr>
+          <w:rFonts w:ascii="Calibri" w:hAnsi="Calibri"/>
+          <w:b w:val="0"/>
+          <w:color w:val="111111"/>
+          <w:sz w:val="22"/>
+        </w:rPr>
+        <w:t xml:space="preserve">, </w:t>
+      </w:r>
+      <w:r>
+        <w:rPr>
+          <w:rFonts w:ascii="Consolas" w:hAnsi="Consolas"/>
+          <w:color w:val="333333"/>
+          <w:sz w:val="20"/>
+        </w:rPr>
+        <w:t>server/</w:t>
+      </w:r>
+      <w:r>
+        <w:rPr>
+          <w:rFonts w:ascii="Calibri" w:hAnsi="Calibri"/>
+          <w:b w:val="0"/>
+          <w:color w:val="111111"/>
+          <w:sz w:val="22"/>
+        </w:rPr>
+        <w:t xml:space="preserve">, </w:t>
+      </w:r>
+      <w:r>
+        <w:rPr>
+          <w:rFonts w:ascii="Consolas" w:hAnsi="Consolas"/>
+          <w:color w:val="333333"/>
+          <w:sz w:val="20"/>
+        </w:rPr>
+        <w:t>shared/</w:t>
+      </w:r>
+      <w:r>
+        <w:rPr>
+          <w:rFonts w:ascii="Calibri" w:hAnsi="Calibri"/>
+          <w:b w:val="0"/>
+          <w:color w:val="111111"/>
+          <w:sz w:val="22"/>
+        </w:rPr>
+        <w:t>.</w:t>
       </w:r>
     </w:p>
     <w:p>
       <w:pPr>
         <w:pStyle w:val="ListNumber"/>
-        <w:spacing w:before="20" w:after="40"/>
       </w:pPr>
       <w:r>
         <w:rPr>
-          <w:sz w:val="21"/>
+          <w:rFonts w:ascii="Calibri" w:hAnsi="Calibri"/>
+          <w:b w:val="0"/>
+          <w:color w:val="111111"/>
+          <w:sz w:val="22"/>
         </w:rPr>
-        <w:t>Configure TypeScript project references; `shared` exports types + Zod schemas.</w:t>
+        <w:t xml:space="preserve">Configure TypeScript project references; </w:t>
+      </w:r>
+      <w:r>
+        <w:rPr>
+          <w:rFonts w:ascii="Consolas" w:hAnsi="Consolas"/>
+          <w:color w:val="333333"/>
+          <w:sz w:val="20"/>
+        </w:rPr>
+        <w:t>shared</w:t>
+      </w:r>
+      <w:r>
+        <w:rPr>
+          <w:rFonts w:ascii="Calibri" w:hAnsi="Calibri"/>
+          <w:b w:val="0"/>
+          <w:color w:val="111111"/>
+          <w:sz w:val="22"/>
+        </w:rPr>
+        <w:t xml:space="preserve"> exports types + Zod schemas.</w:t>
       </w:r>
     </w:p>
     <w:p>
       <w:pPr>
         <w:pStyle w:val="ListNumber"/>
-        <w:spacing w:before="20" w:after="40"/>
       </w:pPr>
       <w:r>
         <w:rPr>
-          <w:sz w:val="21"/>
+          <w:rFonts w:ascii="Calibri" w:hAnsi="Calibri"/>
+          <w:b w:val="0"/>
+          <w:color w:val="111111"/>
+          <w:sz w:val="22"/>
         </w:rPr>
         <w:t>ESLint 9 flat config + Prettier; pre-commit hook (lint-staged).</w:t>
       </w:r>
@@ -3042,11 +2576,13 @@
     <w:p>
       <w:pPr>
         <w:pStyle w:val="ListNumber"/>
-        <w:spacing w:before="20" w:after="40"/>
       </w:pPr>
       <w:r>
         <w:rPr>
-          <w:sz w:val="21"/>
+          <w:rFonts w:ascii="Calibri" w:hAnsi="Calibri"/>
+          <w:b w:val="0"/>
+          <w:color w:val="111111"/>
+          <w:sz w:val="22"/>
         </w:rPr>
         <w:t>Docker-compose with MongoDB 8 for local dev.</w:t>
       </w:r>
@@ -3054,57 +2590,95 @@
     <w:p>
       <w:pPr>
         <w:pStyle w:val="ListNumber"/>
-        <w:spacing w:before="20" w:after="40"/>
       </w:pPr>
       <w:r>
         <w:rPr>
-          <w:sz w:val="21"/>
+          <w:rFonts w:ascii="Calibri" w:hAnsi="Calibri"/>
+          <w:b w:val="0"/>
+          <w:color w:val="111111"/>
+          <w:sz w:val="22"/>
         </w:rPr>
         <w:t>GitHub Actions CI skeleton (lint, typecheck, test).</w:t>
       </w:r>
     </w:p>
     <w:p>
-      <w:pPr>
-        <w:spacing w:before="40" w:after="80"/>
-      </w:pPr>
       <w:r>
         <w:rPr>
-          <w:sz w:val="21"/>
+          <w:rFonts w:ascii="Calibri" w:hAnsi="Calibri"/>
+          <w:b/>
+          <w:color w:val="111111"/>
+          <w:sz w:val="22"/>
         </w:rPr>
-        <w:t>**Exit criteria:** `npm run dev` boots API + SPA; CI green on empty suites.</w:t>
+        <w:t>Exit criteria:</w:t>
+      </w:r>
+      <w:r>
+        <w:rPr>
+          <w:rFonts w:ascii="Calibri" w:hAnsi="Calibri"/>
+          <w:b w:val="0"/>
+          <w:color w:val="111111"/>
+          <w:sz w:val="22"/>
+        </w:rPr>
+        <w:t xml:space="preserve"> </w:t>
+      </w:r>
+      <w:r>
+        <w:rPr>
+          <w:rFonts w:ascii="Consolas" w:hAnsi="Consolas"/>
+          <w:color w:val="333333"/>
+          <w:sz w:val="20"/>
+        </w:rPr>
+        <w:t>npm run dev</w:t>
+      </w:r>
+      <w:r>
+        <w:rPr>
+          <w:rFonts w:ascii="Calibri" w:hAnsi="Calibri"/>
+          <w:b w:val="0"/>
+          <w:color w:val="111111"/>
+          <w:sz w:val="22"/>
+        </w:rPr>
+        <w:t xml:space="preserve"> boots API + SPA; CI green on empty suites.</w:t>
       </w:r>
     </w:p>
     <w:p>
       <w:pPr>
-        <w:spacing w:before="200" w:after="60"/>
+        <w:pStyle w:val="Heading2"/>
       </w:pPr>
       <w:r>
         <w:rPr>
+          <w:rFonts w:ascii="Calibri" w:hAnsi="Calibri"/>
           <w:b/>
-          <w:color w:val="2563EB"/>
-          <w:sz w:val="26"/>
+          <w:color w:val="000000"/>
+          <w:sz w:val="25"/>
         </w:rPr>
         <w:t>Phase 1 — Backend Core: MVC, Auth, RBAC (Weeks 1-2)</w:t>
       </w:r>
     </w:p>
     <w:p>
-      <w:pPr>
-        <w:spacing w:before="40" w:after="80"/>
-      </w:pPr>
       <w:r>
         <w:rPr>
-          <w:sz w:val="21"/>
+          <w:rFonts w:ascii="Calibri" w:hAnsi="Calibri"/>
+          <w:b/>
+          <w:color w:val="111111"/>
+          <w:sz w:val="22"/>
         </w:rPr>
-        <w:t>**Goal:** secure API skeleton with full auth and role enforcement.</w:t>
+        <w:t>Goal:</w:t>
+      </w:r>
+      <w:r>
+        <w:rPr>
+          <w:rFonts w:ascii="Calibri" w:hAnsi="Calibri"/>
+          <w:b w:val="0"/>
+          <w:color w:val="111111"/>
+          <w:sz w:val="22"/>
+        </w:rPr>
+        <w:t xml:space="preserve"> secure API skeleton with full auth and role enforcement.</w:t>
       </w:r>
     </w:p>
     <w:p>
-      <w:pPr>
-        <w:spacing w:before="40" w:after="80"/>
-      </w:pPr>
       <w:r>
         <w:rPr>
-          <w:sz w:val="21"/>
+          <w:rFonts w:ascii="Calibri" w:hAnsi="Calibri"/>
+          <w:b w:val="0"/>
+          <w:color w:val="111111"/>
+          <w:sz w:val="22"/>
         </w:rPr>
         <w:t>Tasks:</w:t>
       </w:r>
@@ -3112,59 +2686,196 @@
     <w:p>
       <w:pPr>
         <w:pStyle w:val="ListNumber"/>
-        <w:spacing w:before="20" w:after="40"/>
       </w:pPr>
       <w:r>
         <w:rPr>
-          <w:sz w:val="21"/>
+          <w:rFonts w:ascii="Calibri" w:hAnsi="Calibri"/>
+          <w:b w:val="0"/>
+          <w:color w:val="111111"/>
+          <w:sz w:val="22"/>
         </w:rPr>
-        <w:t>Express 5 app with MVC folders; typed error middleware producing the `{ error: { code, message, status } }` contract.</w:t>
+        <w:t xml:space="preserve">Express 5 app with MVC folders; typed error middleware producing the </w:t>
+      </w:r>
+      <w:r>
+        <w:rPr>
+          <w:rFonts w:ascii="Consolas" w:hAnsi="Consolas"/>
+          <w:color w:val="333333"/>
+          <w:sz w:val="20"/>
+        </w:rPr>
+        <w:t>{ error: { code, message, status } }</w:t>
+      </w:r>
+      <w:r>
+        <w:rPr>
+          <w:rFonts w:ascii="Calibri" w:hAnsi="Calibri"/>
+          <w:b w:val="0"/>
+          <w:color w:val="111111"/>
+          <w:sz w:val="22"/>
+        </w:rPr>
+        <w:t xml:space="preserve"> contract.</w:t>
       </w:r>
     </w:p>
     <w:p>
       <w:pPr>
         <w:pStyle w:val="ListNumber"/>
-        <w:spacing w:before="20" w:after="40"/>
       </w:pPr>
       <w:r>
         <w:rPr>
-          <w:sz w:val="21"/>
+          <w:rFonts w:ascii="Calibri" w:hAnsi="Calibri"/>
+          <w:b w:val="0"/>
+          <w:color w:val="111111"/>
+          <w:sz w:val="22"/>
         </w:rPr>
-        <w:t>Mongoose connection (`config/db.ts`) with retry + graceful shutdown.</w:t>
+        <w:t>Mongoose connection (</w:t>
+      </w:r>
+      <w:r>
+        <w:rPr>
+          <w:rFonts w:ascii="Consolas" w:hAnsi="Consolas"/>
+          <w:color w:val="333333"/>
+          <w:sz w:val="20"/>
+        </w:rPr>
+        <w:t>config/db.ts</w:t>
+      </w:r>
+      <w:r>
+        <w:rPr>
+          <w:rFonts w:ascii="Calibri" w:hAnsi="Calibri"/>
+          <w:b w:val="0"/>
+          <w:color w:val="111111"/>
+          <w:sz w:val="22"/>
+        </w:rPr>
+        <w:t>) with retry + graceful shutdown.</w:t>
       </w:r>
     </w:p>
     <w:p>
       <w:pPr>
         <w:pStyle w:val="ListNumber"/>
-        <w:spacing w:before="20" w:after="40"/>
       </w:pPr>
       <w:r>
         <w:rPr>
-          <w:sz w:val="21"/>
+          <w:rFonts w:ascii="Calibri" w:hAnsi="Calibri"/>
+          <w:b w:val="0"/>
+          <w:color w:val="111111"/>
+          <w:sz w:val="22"/>
         </w:rPr>
-        <w:t>Auth endpoints: `POST /auth/register`, `POST /auth/login`, `POST /auth/refresh` — bcrypt hashing, JWT (access 15 min + refresh rotation).</w:t>
+        <w:t xml:space="preserve">Auth endpoints: </w:t>
+      </w:r>
+      <w:r>
+        <w:rPr>
+          <w:rFonts w:ascii="Consolas" w:hAnsi="Consolas"/>
+          <w:color w:val="333333"/>
+          <w:sz w:val="20"/>
+        </w:rPr>
+        <w:t>POST /auth/register</w:t>
+      </w:r>
+      <w:r>
+        <w:rPr>
+          <w:rFonts w:ascii="Calibri" w:hAnsi="Calibri"/>
+          <w:b w:val="0"/>
+          <w:color w:val="111111"/>
+          <w:sz w:val="22"/>
+        </w:rPr>
+        <w:t xml:space="preserve">, </w:t>
+      </w:r>
+      <w:r>
+        <w:rPr>
+          <w:rFonts w:ascii="Consolas" w:hAnsi="Consolas"/>
+          <w:color w:val="333333"/>
+          <w:sz w:val="20"/>
+        </w:rPr>
+        <w:t>POST /auth/login</w:t>
+      </w:r>
+      <w:r>
+        <w:rPr>
+          <w:rFonts w:ascii="Calibri" w:hAnsi="Calibri"/>
+          <w:b w:val="0"/>
+          <w:color w:val="111111"/>
+          <w:sz w:val="22"/>
+        </w:rPr>
+        <w:t xml:space="preserve">, </w:t>
+      </w:r>
+      <w:r>
+        <w:rPr>
+          <w:rFonts w:ascii="Consolas" w:hAnsi="Consolas"/>
+          <w:color w:val="333333"/>
+          <w:sz w:val="20"/>
+        </w:rPr>
+        <w:t>POST /auth/refresh</w:t>
+      </w:r>
+      <w:r>
+        <w:rPr>
+          <w:rFonts w:ascii="Calibri" w:hAnsi="Calibri"/>
+          <w:b w:val="0"/>
+          <w:color w:val="111111"/>
+          <w:sz w:val="22"/>
+        </w:rPr>
+        <w:t xml:space="preserve"> — bcrypt hashing, JWT (access 15 min + refresh rotation).</w:t>
       </w:r>
     </w:p>
     <w:p>
       <w:pPr>
         <w:pStyle w:val="ListNumber"/>
-        <w:spacing w:before="20" w:after="40"/>
       </w:pPr>
       <w:r>
         <w:rPr>
-          <w:sz w:val="21"/>
+          <w:rFonts w:ascii="Consolas" w:hAnsi="Consolas"/>
+          <w:color w:val="333333"/>
+          <w:sz w:val="20"/>
         </w:rPr>
-        <w:t>`authMiddleware` (verify JWT, attach `req.user`) and `rbacMiddleware.requireRole('admin')`.</w:t>
+        <w:t>authMiddleware</w:t>
+      </w:r>
+      <w:r>
+        <w:rPr>
+          <w:rFonts w:ascii="Calibri" w:hAnsi="Calibri"/>
+          <w:b w:val="0"/>
+          <w:color w:val="111111"/>
+          <w:sz w:val="22"/>
+        </w:rPr>
+        <w:t xml:space="preserve"> (verify JWT, attach </w:t>
+      </w:r>
+      <w:r>
+        <w:rPr>
+          <w:rFonts w:ascii="Consolas" w:hAnsi="Consolas"/>
+          <w:color w:val="333333"/>
+          <w:sz w:val="20"/>
+        </w:rPr>
+        <w:t>req.user</w:t>
+      </w:r>
+      <w:r>
+        <w:rPr>
+          <w:rFonts w:ascii="Calibri" w:hAnsi="Calibri"/>
+          <w:b w:val="0"/>
+          <w:color w:val="111111"/>
+          <w:sz w:val="22"/>
+        </w:rPr>
+        <w:t xml:space="preserve">) and </w:t>
+      </w:r>
+      <w:r>
+        <w:rPr>
+          <w:rFonts w:ascii="Consolas" w:hAnsi="Consolas"/>
+          <w:color w:val="333333"/>
+          <w:sz w:val="20"/>
+        </w:rPr>
+        <w:t>rbacMiddleware.requireRole('admin')</w:t>
+      </w:r>
+      <w:r>
+        <w:rPr>
+          <w:rFonts w:ascii="Calibri" w:hAnsi="Calibri"/>
+          <w:b w:val="0"/>
+          <w:color w:val="111111"/>
+          <w:sz w:val="22"/>
+        </w:rPr>
+        <w:t>.</w:t>
       </w:r>
     </w:p>
     <w:p>
       <w:pPr>
         <w:pStyle w:val="ListNumber"/>
-        <w:spacing w:before="20" w:after="40"/>
       </w:pPr>
       <w:r>
         <w:rPr>
-          <w:sz w:val="21"/>
+          <w:rFonts w:ascii="Calibri" w:hAnsi="Calibri"/>
+          <w:b w:val="0"/>
+          <w:color w:val="111111"/>
+          <w:sz w:val="22"/>
         </w:rPr>
         <w:t>Ownership guard helper: compare resource owner vs JWT subject → 403/404.</w:t>
       </w:r>
@@ -3172,11 +2883,13 @@
     <w:p>
       <w:pPr>
         <w:pStyle w:val="ListNumber"/>
-        <w:spacing w:before="20" w:after="40"/>
       </w:pPr>
       <w:r>
         <w:rPr>
-          <w:sz w:val="21"/>
+          <w:rFonts w:ascii="Calibri" w:hAnsi="Calibri"/>
+          <w:b w:val="0"/>
+          <w:color w:val="111111"/>
+          <w:sz w:val="22"/>
         </w:rPr>
         <w:t>Audit-log middleware for admin mutations.</w:t>
       </w:r>
@@ -3184,57 +2897,78 @@
     <w:p>
       <w:pPr>
         <w:pStyle w:val="ListNumber"/>
-        <w:spacing w:before="20" w:after="40"/>
       </w:pPr>
       <w:r>
         <w:rPr>
-          <w:sz w:val="21"/>
+          <w:rFonts w:ascii="Calibri" w:hAnsi="Calibri"/>
+          <w:b w:val="0"/>
+          <w:color w:val="111111"/>
+          <w:sz w:val="22"/>
         </w:rPr>
         <w:t>Rate-limit middleware wired to AI-backed routes.</w:t>
       </w:r>
     </w:p>
     <w:p>
-      <w:pPr>
-        <w:spacing w:before="40" w:after="80"/>
-      </w:pPr>
       <w:r>
         <w:rPr>
-          <w:sz w:val="21"/>
+          <w:rFonts w:ascii="Calibri" w:hAnsi="Calibri"/>
+          <w:b/>
+          <w:color w:val="111111"/>
+          <w:sz w:val="22"/>
         </w:rPr>
-        <w:t>**Exit criteria:** RBAC matrix test passes (student × admin × every route); forged/tampered tokens rejected with 401; cross-user access denied.</w:t>
+        <w:t>Exit criteria:</w:t>
+      </w:r>
+      <w:r>
+        <w:rPr>
+          <w:rFonts w:ascii="Calibri" w:hAnsi="Calibri"/>
+          <w:b w:val="0"/>
+          <w:color w:val="111111"/>
+          <w:sz w:val="22"/>
+        </w:rPr>
+        <w:t xml:space="preserve"> RBAC matrix test passes (student × admin × every route); forged/tampered tokens rejected with 401; cross-user access denied.</w:t>
       </w:r>
     </w:p>
     <w:p>
       <w:pPr>
-        <w:spacing w:before="200" w:after="60"/>
+        <w:pStyle w:val="Heading2"/>
       </w:pPr>
       <w:r>
         <w:rPr>
+          <w:rFonts w:ascii="Calibri" w:hAnsi="Calibri"/>
           <w:b/>
-          <w:color w:val="2563EB"/>
-          <w:sz w:val="26"/>
+          <w:color w:val="000000"/>
+          <w:sz w:val="25"/>
         </w:rPr>
         <w:t>Phase 2 — Database Layer: Models &amp; Indexes (Week 2)</w:t>
       </w:r>
     </w:p>
     <w:p>
-      <w:pPr>
-        <w:spacing w:before="40" w:after="80"/>
-      </w:pPr>
       <w:r>
         <w:rPr>
-          <w:sz w:val="21"/>
+          <w:rFonts w:ascii="Calibri" w:hAnsi="Calibri"/>
+          <w:b/>
+          <w:color w:val="111111"/>
+          <w:sz w:val="22"/>
         </w:rPr>
-        <w:t>**Goal:** complete persistence layer matching the technical documentation.</w:t>
+        <w:t>Goal:</w:t>
+      </w:r>
+      <w:r>
+        <w:rPr>
+          <w:rFonts w:ascii="Calibri" w:hAnsi="Calibri"/>
+          <w:b w:val="0"/>
+          <w:color w:val="111111"/>
+          <w:sz w:val="22"/>
+        </w:rPr>
+        <w:t xml:space="preserve"> complete persistence layer matching the technical documentation.</w:t>
       </w:r>
     </w:p>
     <w:p>
-      <w:pPr>
-        <w:spacing w:before="40" w:after="80"/>
-      </w:pPr>
       <w:r>
         <w:rPr>
-          <w:sz w:val="21"/>
+          <w:rFonts w:ascii="Calibri" w:hAnsi="Calibri"/>
+          <w:b w:val="0"/>
+          <w:color w:val="111111"/>
+          <w:sz w:val="22"/>
         </w:rPr>
         <w:t>Tasks:</w:t>
       </w:r>
@@ -3242,105 +2976,355 @@
     <w:p>
       <w:pPr>
         <w:pStyle w:val="ListNumber"/>
-        <w:spacing w:before="20" w:after="40"/>
       </w:pPr>
       <w:r>
         <w:rPr>
-          <w:sz w:val="21"/>
+          <w:rFonts w:ascii="Calibri" w:hAnsi="Calibri"/>
+          <w:b w:val="0"/>
+          <w:color w:val="111111"/>
+          <w:sz w:val="22"/>
         </w:rPr>
-        <w:t>Models: `User`, `CapabilityMatrix`, `Lesson`, `CodeSubmission`, `Feedback`, `AuditLog`.</w:t>
+        <w:t xml:space="preserve">Models: </w:t>
+      </w:r>
+      <w:r>
+        <w:rPr>
+          <w:rFonts w:ascii="Consolas" w:hAnsi="Consolas"/>
+          <w:color w:val="333333"/>
+          <w:sz w:val="20"/>
+        </w:rPr>
+        <w:t>User</w:t>
+      </w:r>
+      <w:r>
+        <w:rPr>
+          <w:rFonts w:ascii="Calibri" w:hAnsi="Calibri"/>
+          <w:b w:val="0"/>
+          <w:color w:val="111111"/>
+          <w:sz w:val="22"/>
+        </w:rPr>
+        <w:t xml:space="preserve">, </w:t>
+      </w:r>
+      <w:r>
+        <w:rPr>
+          <w:rFonts w:ascii="Consolas" w:hAnsi="Consolas"/>
+          <w:color w:val="333333"/>
+          <w:sz w:val="20"/>
+        </w:rPr>
+        <w:t>CapabilityMatrix</w:t>
+      </w:r>
+      <w:r>
+        <w:rPr>
+          <w:rFonts w:ascii="Calibri" w:hAnsi="Calibri"/>
+          <w:b w:val="0"/>
+          <w:color w:val="111111"/>
+          <w:sz w:val="22"/>
+        </w:rPr>
+        <w:t xml:space="preserve">, </w:t>
+      </w:r>
+      <w:r>
+        <w:rPr>
+          <w:rFonts w:ascii="Consolas" w:hAnsi="Consolas"/>
+          <w:color w:val="333333"/>
+          <w:sz w:val="20"/>
+        </w:rPr>
+        <w:t>Lesson</w:t>
+      </w:r>
+      <w:r>
+        <w:rPr>
+          <w:rFonts w:ascii="Calibri" w:hAnsi="Calibri"/>
+          <w:b w:val="0"/>
+          <w:color w:val="111111"/>
+          <w:sz w:val="22"/>
+        </w:rPr>
+        <w:t xml:space="preserve">, </w:t>
+      </w:r>
+      <w:r>
+        <w:rPr>
+          <w:rFonts w:ascii="Consolas" w:hAnsi="Consolas"/>
+          <w:color w:val="333333"/>
+          <w:sz w:val="20"/>
+        </w:rPr>
+        <w:t>CodeSubmission</w:t>
+      </w:r>
+      <w:r>
+        <w:rPr>
+          <w:rFonts w:ascii="Calibri" w:hAnsi="Calibri"/>
+          <w:b w:val="0"/>
+          <w:color w:val="111111"/>
+          <w:sz w:val="22"/>
+        </w:rPr>
+        <w:t xml:space="preserve">, </w:t>
+      </w:r>
+      <w:r>
+        <w:rPr>
+          <w:rFonts w:ascii="Consolas" w:hAnsi="Consolas"/>
+          <w:color w:val="333333"/>
+          <w:sz w:val="20"/>
+        </w:rPr>
+        <w:t>Feedback</w:t>
+      </w:r>
+      <w:r>
+        <w:rPr>
+          <w:rFonts w:ascii="Calibri" w:hAnsi="Calibri"/>
+          <w:b w:val="0"/>
+          <w:color w:val="111111"/>
+          <w:sz w:val="22"/>
+        </w:rPr>
+        <w:t xml:space="preserve">, </w:t>
+      </w:r>
+      <w:r>
+        <w:rPr>
+          <w:rFonts w:ascii="Consolas" w:hAnsi="Consolas"/>
+          <w:color w:val="333333"/>
+          <w:sz w:val="20"/>
+        </w:rPr>
+        <w:t>AuditLog</w:t>
+      </w:r>
+      <w:r>
+        <w:rPr>
+          <w:rFonts w:ascii="Calibri" w:hAnsi="Calibri"/>
+          <w:b w:val="0"/>
+          <w:color w:val="111111"/>
+          <w:sz w:val="22"/>
+        </w:rPr>
+        <w:t>.</w:t>
       </w:r>
     </w:p>
     <w:p>
       <w:pPr>
         <w:pStyle w:val="ListNumber"/>
-        <w:spacing w:before="20" w:after="40"/>
       </w:pPr>
       <w:r>
         <w:rPr>
-          <w:sz w:val="21"/>
+          <w:rFonts w:ascii="Calibri" w:hAnsi="Calibri"/>
+          <w:b w:val="0"/>
+          <w:color w:val="111111"/>
+          <w:sz w:val="22"/>
         </w:rPr>
-        <w:t>Zod schema per model input; Mongoose `pre('save')` password hashing.</w:t>
+        <w:t xml:space="preserve">Zod schema per model input; Mongoose </w:t>
+      </w:r>
+      <w:r>
+        <w:rPr>
+          <w:rFonts w:ascii="Consolas" w:hAnsi="Consolas"/>
+          <w:color w:val="333333"/>
+          <w:sz w:val="20"/>
+        </w:rPr>
+        <w:t>pre('save')</w:t>
+      </w:r>
+      <w:r>
+        <w:rPr>
+          <w:rFonts w:ascii="Calibri" w:hAnsi="Calibri"/>
+          <w:b w:val="0"/>
+          <w:color w:val="111111"/>
+          <w:sz w:val="22"/>
+        </w:rPr>
+        <w:t xml:space="preserve"> password hashing.</w:t>
       </w:r>
     </w:p>
     <w:p>
       <w:pPr>
         <w:pStyle w:val="ListNumber"/>
-        <w:spacing w:before="20" w:after="40"/>
       </w:pPr>
       <w:r>
         <w:rPr>
-          <w:sz w:val="21"/>
+          <w:rFonts w:ascii="Calibri" w:hAnsi="Calibri"/>
+          <w:b w:val="0"/>
+          <w:color w:val="111111"/>
+          <w:sz w:val="22"/>
         </w:rPr>
-        <w:t>Indexes: `users.email` unique; `capabilitymatrices.userId`; `codesubmissions { userId: 1, exerciseId: 1 }`; timestamps on feedback/audit.</w:t>
+        <w:t xml:space="preserve">Indexes: </w:t>
+      </w:r>
+      <w:r>
+        <w:rPr>
+          <w:rFonts w:ascii="Consolas" w:hAnsi="Consolas"/>
+          <w:color w:val="333333"/>
+          <w:sz w:val="20"/>
+        </w:rPr>
+        <w:t>users.email</w:t>
+      </w:r>
+      <w:r>
+        <w:rPr>
+          <w:rFonts w:ascii="Calibri" w:hAnsi="Calibri"/>
+          <w:b w:val="0"/>
+          <w:color w:val="111111"/>
+          <w:sz w:val="22"/>
+        </w:rPr>
+        <w:t xml:space="preserve"> unique; </w:t>
+      </w:r>
+      <w:r>
+        <w:rPr>
+          <w:rFonts w:ascii="Consolas" w:hAnsi="Consolas"/>
+          <w:color w:val="333333"/>
+          <w:sz w:val="20"/>
+        </w:rPr>
+        <w:t>capabilitymatrices.userId</w:t>
+      </w:r>
+      <w:r>
+        <w:rPr>
+          <w:rFonts w:ascii="Calibri" w:hAnsi="Calibri"/>
+          <w:b w:val="0"/>
+          <w:color w:val="111111"/>
+          <w:sz w:val="22"/>
+        </w:rPr>
+        <w:t xml:space="preserve">; </w:t>
+      </w:r>
+      <w:r>
+        <w:rPr>
+          <w:rFonts w:ascii="Consolas" w:hAnsi="Consolas"/>
+          <w:color w:val="333333"/>
+          <w:sz w:val="20"/>
+        </w:rPr>
+        <w:t>codesubmissions { userId: 1, exerciseId: 1 }</w:t>
+      </w:r>
+      <w:r>
+        <w:rPr>
+          <w:rFonts w:ascii="Calibri" w:hAnsi="Calibri"/>
+          <w:b w:val="0"/>
+          <w:color w:val="111111"/>
+          <w:sz w:val="22"/>
+        </w:rPr>
+        <w:t>; timestamps on feedback/audit.</w:t>
       </w:r>
     </w:p>
     <w:p>
       <w:pPr>
         <w:pStyle w:val="ListNumber"/>
-        <w:spacing w:before="20" w:after="40"/>
       </w:pPr>
       <w:r>
         <w:rPr>
-          <w:sz w:val="21"/>
+          <w:rFonts w:ascii="Calibri" w:hAnsi="Calibri"/>
+          <w:b w:val="0"/>
+          <w:color w:val="111111"/>
+          <w:sz w:val="22"/>
         </w:rPr>
-        <w:t>Seed scripts: `seed:admin`, `seed:lessons` (canonical content with objectives).</w:t>
+        <w:t xml:space="preserve">Seed scripts: </w:t>
+      </w:r>
+      <w:r>
+        <w:rPr>
+          <w:rFonts w:ascii="Consolas" w:hAnsi="Consolas"/>
+          <w:color w:val="333333"/>
+          <w:sz w:val="20"/>
+        </w:rPr>
+        <w:t>seed:admin</w:t>
+      </w:r>
+      <w:r>
+        <w:rPr>
+          <w:rFonts w:ascii="Calibri" w:hAnsi="Calibri"/>
+          <w:b w:val="0"/>
+          <w:color w:val="111111"/>
+          <w:sz w:val="22"/>
+        </w:rPr>
+        <w:t xml:space="preserve">, </w:t>
+      </w:r>
+      <w:r>
+        <w:rPr>
+          <w:rFonts w:ascii="Consolas" w:hAnsi="Consolas"/>
+          <w:color w:val="333333"/>
+          <w:sz w:val="20"/>
+        </w:rPr>
+        <w:t>seed:lessons</w:t>
+      </w:r>
+      <w:r>
+        <w:rPr>
+          <w:rFonts w:ascii="Calibri" w:hAnsi="Calibri"/>
+          <w:b w:val="0"/>
+          <w:color w:val="111111"/>
+          <w:sz w:val="22"/>
+        </w:rPr>
+        <w:t xml:space="preserve"> (canonical content with objectives).</w:t>
       </w:r>
     </w:p>
     <w:p>
       <w:pPr>
         <w:pStyle w:val="ListNumber"/>
-        <w:spacing w:before="20" w:after="40"/>
       </w:pPr>
       <w:r>
         <w:rPr>
-          <w:sz w:val="21"/>
+          <w:rFonts w:ascii="Calibri" w:hAnsi="Calibri"/>
+          <w:b w:val="0"/>
+          <w:color w:val="111111"/>
+          <w:sz w:val="22"/>
         </w:rPr>
         <w:t>Repository-style data access functions inside controllers' service calls (no raw queries in routes).</w:t>
       </w:r>
     </w:p>
     <w:p>
-      <w:pPr>
-        <w:spacing w:before="40" w:after="80"/>
-      </w:pPr>
       <w:r>
         <w:rPr>
-          <w:sz w:val="21"/>
+          <w:rFonts w:ascii="Calibri" w:hAnsi="Calibri"/>
+          <w:b/>
+          <w:color w:val="111111"/>
+          <w:sz w:val="22"/>
         </w:rPr>
-        <w:t>**Exit criteria:** seeds produce a working admin + lesson catalog; hot-path queries &lt; 100 ms on sample data.</w:t>
+        <w:t>Exit criteria:</w:t>
+      </w:r>
+      <w:r>
+        <w:rPr>
+          <w:rFonts w:ascii="Calibri" w:hAnsi="Calibri"/>
+          <w:b w:val="0"/>
+          <w:color w:val="111111"/>
+          <w:sz w:val="22"/>
+        </w:rPr>
+        <w:t xml:space="preserve"> seeds produce a working admin + lesson catalog; hot-path queries &lt; 100 ms on sample data.</w:t>
       </w:r>
     </w:p>
     <w:p>
       <w:pPr>
-        <w:spacing w:before="200" w:after="60"/>
+        <w:pStyle w:val="Heading2"/>
       </w:pPr>
       <w:r>
         <w:rPr>
+          <w:rFonts w:ascii="Calibri" w:hAnsi="Calibri"/>
           <w:b/>
-          <w:color w:val="2563EB"/>
-          <w:sz w:val="26"/>
+          <w:color w:val="000000"/>
+          <w:sz w:val="25"/>
         </w:rPr>
         <w:t>Phase 3 — AI Services Layer (Weeks 3-5) ★ Core differentiator</w:t>
       </w:r>
     </w:p>
     <w:p>
-      <w:pPr>
-        <w:spacing w:before="40" w:after="80"/>
-      </w:pPr>
       <w:r>
         <w:rPr>
-          <w:sz w:val="21"/>
+          <w:rFonts w:ascii="Calibri" w:hAnsi="Calibri"/>
+          <w:b/>
+          <w:color w:val="111111"/>
+          <w:sz w:val="22"/>
         </w:rPr>
-        <w:t>**Goal:** all Gemini orchestration in `/services` with structured outputs and fallbacks.</w:t>
+        <w:t>Goal:</w:t>
+      </w:r>
+      <w:r>
+        <w:rPr>
+          <w:rFonts w:ascii="Calibri" w:hAnsi="Calibri"/>
+          <w:b w:val="0"/>
+          <w:color w:val="111111"/>
+          <w:sz w:val="22"/>
+        </w:rPr>
+        <w:t xml:space="preserve"> all Gemini orchestration in </w:t>
+      </w:r>
+      <w:r>
+        <w:rPr>
+          <w:rFonts w:ascii="Consolas" w:hAnsi="Consolas"/>
+          <w:color w:val="333333"/>
+          <w:sz w:val="20"/>
+        </w:rPr>
+        <w:t>/services</w:t>
+      </w:r>
+      <w:r>
+        <w:rPr>
+          <w:rFonts w:ascii="Calibri" w:hAnsi="Calibri"/>
+          <w:b w:val="0"/>
+          <w:color w:val="111111"/>
+          <w:sz w:val="22"/>
+        </w:rPr>
+        <w:t xml:space="preserve"> with structured outputs and fallbacks.</w:t>
       </w:r>
     </w:p>
     <w:p>
-      <w:pPr>
-        <w:spacing w:before="40" w:after="80"/>
-      </w:pPr>
       <w:r>
         <w:rPr>
-          <w:sz w:val="21"/>
+          <w:rFonts w:ascii="Calibri" w:hAnsi="Calibri"/>
+          <w:b w:val="0"/>
+          <w:color w:val="111111"/>
+          <w:sz w:val="22"/>
         </w:rPr>
         <w:t>Tasks:</w:t>
       </w:r>
@@ -3348,117 +3332,285 @@
     <w:p>
       <w:pPr>
         <w:pStyle w:val="ListNumber"/>
-        <w:spacing w:before="20" w:after="40"/>
       </w:pPr>
       <w:r>
         <w:rPr>
-          <w:sz w:val="21"/>
+          <w:rFonts w:ascii="Consolas" w:hAnsi="Consolas"/>
+          <w:color w:val="333333"/>
+          <w:sz w:val="20"/>
         </w:rPr>
-        <w:t>`aiService.ts`: single `@google/genai` client; `generateStructured(prompt, schema)` with timeout (2 s budget), 1 retry on a Flash model, then fallback; usage/latency metrics emitted for admin analytics.</w:t>
+        <w:t>aiService.ts</w:t>
+      </w:r>
+      <w:r>
+        <w:rPr>
+          <w:rFonts w:ascii="Calibri" w:hAnsi="Calibri"/>
+          <w:b w:val="0"/>
+          <w:color w:val="111111"/>
+          <w:sz w:val="22"/>
+        </w:rPr>
+        <w:t xml:space="preserve">: single </w:t>
+      </w:r>
+      <w:r>
+        <w:rPr>
+          <w:rFonts w:ascii="Consolas" w:hAnsi="Consolas"/>
+          <w:color w:val="333333"/>
+          <w:sz w:val="20"/>
+        </w:rPr>
+        <w:t>@google/genai</w:t>
+      </w:r>
+      <w:r>
+        <w:rPr>
+          <w:rFonts w:ascii="Calibri" w:hAnsi="Calibri"/>
+          <w:b w:val="0"/>
+          <w:color w:val="111111"/>
+          <w:sz w:val="22"/>
+        </w:rPr>
+        <w:t xml:space="preserve"> client; </w:t>
+      </w:r>
+      <w:r>
+        <w:rPr>
+          <w:rFonts w:ascii="Consolas" w:hAnsi="Consolas"/>
+          <w:color w:val="333333"/>
+          <w:sz w:val="20"/>
+        </w:rPr>
+        <w:t>generateStructured(prompt, schema)</w:t>
+      </w:r>
+      <w:r>
+        <w:rPr>
+          <w:rFonts w:ascii="Calibri" w:hAnsi="Calibri"/>
+          <w:b w:val="0"/>
+          <w:color w:val="111111"/>
+          <w:sz w:val="22"/>
+        </w:rPr>
+        <w:t xml:space="preserve"> with timeout (2 s budget), 1 retry on a Flash model, then fallback; usage/latency metrics emitted for admin analytics.</w:t>
       </w:r>
     </w:p>
     <w:p>
       <w:pPr>
         <w:pStyle w:val="ListNumber"/>
-        <w:spacing w:before="20" w:after="40"/>
       </w:pPr>
       <w:r>
         <w:rPr>
-          <w:sz w:val="21"/>
+          <w:rFonts w:ascii="Calibri" w:hAnsi="Calibri"/>
+          <w:b/>
+          <w:color w:val="111111"/>
+          <w:sz w:val="22"/>
         </w:rPr>
-        <w:t>**Diagnostic service** — adaptive next-item generation from the running capability vector; completion logic (confidence threshold or max items); matrix computation (0-1 scores + confidence per domain).</w:t>
+        <w:t>Diagnostic service</w:t>
+      </w:r>
+      <w:r>
+        <w:rPr>
+          <w:rFonts w:ascii="Calibri" w:hAnsi="Calibri"/>
+          <w:b w:val="0"/>
+          <w:color w:val="111111"/>
+          <w:sz w:val="22"/>
+        </w:rPr>
+        <w:t xml:space="preserve"> — adaptive next-item generation from the running capability vector; completion logic (confidence threshold or max items); matrix computation (0-1 scores + confidence per domain).</w:t>
       </w:r>
     </w:p>
     <w:p>
       <w:pPr>
         <w:pStyle w:val="ListNumber"/>
-        <w:spacing w:before="20" w:after="40"/>
       </w:pPr>
       <w:r>
         <w:rPr>
-          <w:sz w:val="21"/>
+          <w:rFonts w:ascii="Calibri" w:hAnsi="Calibri"/>
+          <w:b/>
+          <w:color w:val="111111"/>
+          <w:sz w:val="22"/>
         </w:rPr>
-        <w:t>**Adaptation service** — struggle detection input → tiered rewrite (beginner analogies / intermediate diagrams / advanced internals); objective-parity check; cache keyed `hash(conceptId + levelTier + style)` with TTL.</w:t>
+        <w:t>Adaptation service</w:t>
+      </w:r>
+      <w:r>
+        <w:rPr>
+          <w:rFonts w:ascii="Calibri" w:hAnsi="Calibri"/>
+          <w:b w:val="0"/>
+          <w:color w:val="111111"/>
+          <w:sz w:val="22"/>
+        </w:rPr>
+        <w:t xml:space="preserve"> — struggle detection input → tiered rewrite (beginner analogies / intermediate diagrams / advanced internals); objective-parity check; cache keyed </w:t>
+      </w:r>
+      <w:r>
+        <w:rPr>
+          <w:rFonts w:ascii="Consolas" w:hAnsi="Consolas"/>
+          <w:color w:val="333333"/>
+          <w:sz w:val="20"/>
+        </w:rPr>
+        <w:t>hash(conceptId + levelTier + style)</w:t>
+      </w:r>
+      <w:r>
+        <w:rPr>
+          <w:rFonts w:ascii="Calibri" w:hAnsi="Calibri"/>
+          <w:b w:val="0"/>
+          <w:color w:val="111111"/>
+          <w:sz w:val="22"/>
+        </w:rPr>
+        <w:t xml:space="preserve"> with TTL.</w:t>
       </w:r>
     </w:p>
     <w:p>
       <w:pPr>
         <w:pStyle w:val="ListNumber"/>
-        <w:spacing w:before="20" w:after="40"/>
       </w:pPr>
       <w:r>
         <w:rPr>
-          <w:sz w:val="21"/>
+          <w:rFonts w:ascii="Calibri" w:hAnsi="Calibri"/>
+          <w:b/>
+          <w:color w:val="111111"/>
+          <w:sz w:val="22"/>
         </w:rPr>
-        <w:t>**Evaluation service** — four-dimension grading (correctness, style, edge cases, optimization); tiered constructive feedback; `matrixDeltas` output applied by `matrixService.ts`.</w:t>
+        <w:t>Evaluation service</w:t>
+      </w:r>
+      <w:r>
+        <w:rPr>
+          <w:rFonts w:ascii="Calibri" w:hAnsi="Calibri"/>
+          <w:b w:val="0"/>
+          <w:color w:val="111111"/>
+          <w:sz w:val="22"/>
+        </w:rPr>
+        <w:t xml:space="preserve"> — four-dimension grading (correctness, style, edge cases, optimization); tiered constructive feedback; </w:t>
+      </w:r>
+      <w:r>
+        <w:rPr>
+          <w:rFonts w:ascii="Consolas" w:hAnsi="Consolas"/>
+          <w:color w:val="333333"/>
+          <w:sz w:val="20"/>
+        </w:rPr>
+        <w:t>matrixDeltas</w:t>
+      </w:r>
+      <w:r>
+        <w:rPr>
+          <w:rFonts w:ascii="Calibri" w:hAnsi="Calibri"/>
+          <w:b w:val="0"/>
+          <w:color w:val="111111"/>
+          <w:sz w:val="22"/>
+        </w:rPr>
+        <w:t xml:space="preserve"> output applied by </w:t>
+      </w:r>
+      <w:r>
+        <w:rPr>
+          <w:rFonts w:ascii="Consolas" w:hAnsi="Consolas"/>
+          <w:color w:val="333333"/>
+          <w:sz w:val="20"/>
+        </w:rPr>
+        <w:t>matrixService.ts</w:t>
+      </w:r>
+      <w:r>
+        <w:rPr>
+          <w:rFonts w:ascii="Calibri" w:hAnsi="Calibri"/>
+          <w:b w:val="0"/>
+          <w:color w:val="111111"/>
+          <w:sz w:val="22"/>
+        </w:rPr>
+        <w:t>.</w:t>
       </w:r>
     </w:p>
     <w:p>
       <w:pPr>
         <w:pStyle w:val="ListNumber"/>
-        <w:spacing w:before="20" w:after="40"/>
       </w:pPr>
       <w:r>
         <w:rPr>
-          <w:sz w:val="21"/>
+          <w:rFonts w:ascii="Calibri" w:hAnsi="Calibri"/>
+          <w:b w:val="0"/>
+          <w:color w:val="111111"/>
+          <w:sz w:val="22"/>
         </w:rPr>
-        <w:t>All output schemas live in `shared/schemas.ts`, enforced with Zod before any MongoDB write.</w:t>
+        <w:t xml:space="preserve">All output schemas live in </w:t>
+      </w:r>
+      <w:r>
+        <w:rPr>
+          <w:rFonts w:ascii="Consolas" w:hAnsi="Consolas"/>
+          <w:color w:val="333333"/>
+          <w:sz w:val="20"/>
+        </w:rPr>
+        <w:t>shared/schemas.ts</w:t>
+      </w:r>
+      <w:r>
+        <w:rPr>
+          <w:rFonts w:ascii="Calibri" w:hAnsi="Calibri"/>
+          <w:b w:val="0"/>
+          <w:color w:val="111111"/>
+          <w:sz w:val="22"/>
+        </w:rPr>
+        <w:t>, enforced with Zod before any MongoDB write.</w:t>
       </w:r>
     </w:p>
     <w:p>
       <w:pPr>
         <w:pStyle w:val="ListNumber"/>
-        <w:spacing w:before="20" w:after="40"/>
       </w:pPr>
       <w:r>
         <w:rPr>
-          <w:sz w:val="21"/>
+          <w:rFonts w:ascii="Calibri" w:hAnsi="Calibri"/>
+          <w:b w:val="0"/>
+          <w:color w:val="111111"/>
+          <w:sz w:val="22"/>
         </w:rPr>
         <w:t>Fallback paths: canonical lesson on adaptation timeout; queued re-grade on evaluation timeout.</w:t>
       </w:r>
     </w:p>
     <w:p>
-      <w:pPr>
-        <w:spacing w:before="40" w:after="80"/>
-      </w:pPr>
       <w:r>
         <w:rPr>
-          <w:sz w:val="21"/>
+          <w:rFonts w:ascii="Calibri" w:hAnsi="Calibri"/>
+          <w:b/>
+          <w:color w:val="111111"/>
+          <w:sz w:val="22"/>
         </w:rPr>
-        <w:t>**Exit criteria:** mocked-Gemini service tests pass; schema-violation responses are rejected and fallbacks served; AI latency P95 &lt; 2 s in load test against live API (cached path).</w:t>
+        <w:t>Exit criteria:</w:t>
+      </w:r>
+      <w:r>
+        <w:rPr>
+          <w:rFonts w:ascii="Calibri" w:hAnsi="Calibri"/>
+          <w:b w:val="0"/>
+          <w:color w:val="111111"/>
+          <w:sz w:val="22"/>
+        </w:rPr>
+        <w:t xml:space="preserve"> mocked-Gemini service tests pass; schema-violation responses are rejected and fallbacks served; AI latency P95 &lt; 2 s in load test against live API (cached path).</w:t>
       </w:r>
     </w:p>
     <w:p>
       <w:pPr>
-        <w:spacing w:before="200" w:after="60"/>
+        <w:pStyle w:val="Heading2"/>
       </w:pPr>
       <w:r>
         <w:rPr>
+          <w:rFonts w:ascii="Calibri" w:hAnsi="Calibri"/>
           <w:b/>
-          <w:color w:val="2563EB"/>
-          <w:sz w:val="26"/>
+          <w:color w:val="000000"/>
+          <w:sz w:val="25"/>
         </w:rPr>
         <w:t>Phase 4 — Frontend: Student Experience (Weeks 4-7)</w:t>
       </w:r>
     </w:p>
     <w:p>
-      <w:pPr>
-        <w:spacing w:before="40" w:after="80"/>
-      </w:pPr>
       <w:r>
         <w:rPr>
-          <w:sz w:val="21"/>
+          <w:rFonts w:ascii="Calibri" w:hAnsi="Calibri"/>
+          <w:b/>
+          <w:color w:val="111111"/>
+          <w:sz w:val="22"/>
         </w:rPr>
-        <w:t>**Goal:** full learner journey in the SPA.</w:t>
+        <w:t>Goal:</w:t>
+      </w:r>
+      <w:r>
+        <w:rPr>
+          <w:rFonts w:ascii="Calibri" w:hAnsi="Calibri"/>
+          <w:b w:val="0"/>
+          <w:color w:val="111111"/>
+          <w:sz w:val="22"/>
+        </w:rPr>
+        <w:t xml:space="preserve"> full learner journey in the SPA.</w:t>
       </w:r>
     </w:p>
     <w:p>
-      <w:pPr>
-        <w:spacing w:before="40" w:after="80"/>
-      </w:pPr>
       <w:r>
         <w:rPr>
-          <w:sz w:val="21"/>
+          <w:rFonts w:ascii="Calibri" w:hAnsi="Calibri"/>
+          <w:b w:val="0"/>
+          <w:color w:val="111111"/>
+          <w:sz w:val="22"/>
         </w:rPr>
         <w:t>Tasks:</w:t>
       </w:r>
@@ -3466,11 +3618,13 @@
     <w:p>
       <w:pPr>
         <w:pStyle w:val="ListNumber"/>
-        <w:spacing w:before="20" w:after="40"/>
       </w:pPr>
       <w:r>
         <w:rPr>
-          <w:sz w:val="21"/>
+          <w:rFonts w:ascii="Calibri" w:hAnsi="Calibri"/>
+          <w:b w:val="0"/>
+          <w:color w:val="111111"/>
+          <w:sz w:val="22"/>
         </w:rPr>
         <w:t>React Router 7 with route guards driven by auth store (student/admin/public).</w:t>
       </w:r>
@@ -3478,11 +3632,13 @@
     <w:p>
       <w:pPr>
         <w:pStyle w:val="ListNumber"/>
-        <w:spacing w:before="20" w:after="40"/>
       </w:pPr>
       <w:r>
         <w:rPr>
-          <w:sz w:val="21"/>
+          <w:rFonts w:ascii="Calibri" w:hAnsi="Calibri"/>
+          <w:b w:val="0"/>
+          <w:color w:val="111111"/>
+          <w:sz w:val="22"/>
         </w:rPr>
         <w:t>Auth pages (register/login) + Axios interceptor with silent token refresh.</w:t>
       </w:r>
@@ -3490,105 +3646,170 @@
     <w:p>
       <w:pPr>
         <w:pStyle w:val="ListNumber"/>
-        <w:spacing w:before="20" w:after="40"/>
       </w:pPr>
       <w:r>
         <w:rPr>
-          <w:sz w:val="21"/>
+          <w:rFonts w:ascii="Calibri" w:hAnsi="Calibri"/>
+          <w:b/>
+          <w:color w:val="111111"/>
+          <w:sz w:val="22"/>
         </w:rPr>
-        <w:t>**Diagnostic flow** — question renderer (code snippets with syntax highlighting), adaptive progression, pause/resume, completion screen showing the Capability Matrix.</w:t>
+        <w:t>Diagnostic flow</w:t>
+      </w:r>
+      <w:r>
+        <w:rPr>
+          <w:rFonts w:ascii="Calibri" w:hAnsi="Calibri"/>
+          <w:b w:val="0"/>
+          <w:color w:val="111111"/>
+          <w:sz w:val="22"/>
+        </w:rPr>
+        <w:t xml:space="preserve"> — question renderer (code snippets with syntax highlighting), adaptive progression, pause/resume, completion screen showing the Capability Matrix.</w:t>
       </w:r>
     </w:p>
     <w:p>
       <w:pPr>
         <w:pStyle w:val="ListNumber"/>
-        <w:spacing w:before="20" w:after="40"/>
       </w:pPr>
       <w:r>
         <w:rPr>
-          <w:sz w:val="21"/>
+          <w:rFonts w:ascii="Calibri" w:hAnsi="Calibri"/>
+          <w:b/>
+          <w:color w:val="111111"/>
+          <w:sz w:val="22"/>
         </w:rPr>
-        <w:t>**Lesson viewer** — canonical vs adapted rendering, style/level badge, "why was this rewritten?" explainer.</w:t>
+        <w:t>Lesson viewer</w:t>
+      </w:r>
+      <w:r>
+        <w:rPr>
+          <w:rFonts w:ascii="Calibri" w:hAnsi="Calibri"/>
+          <w:b w:val="0"/>
+          <w:color w:val="111111"/>
+          <w:sz w:val="22"/>
+        </w:rPr>
+        <w:t xml:space="preserve"> — canonical vs adapted rendering, style/level badge, "why was this rewritten?" explainer.</w:t>
       </w:r>
     </w:p>
     <w:p>
       <w:pPr>
         <w:pStyle w:val="ListNumber"/>
-        <w:spacing w:before="20" w:after="40"/>
       </w:pPr>
       <w:r>
         <w:rPr>
-          <w:sz w:val="21"/>
+          <w:rFonts w:ascii="Calibri" w:hAnsi="Calibri"/>
+          <w:b/>
+          <w:color w:val="111111"/>
+          <w:sz w:val="22"/>
         </w:rPr>
-        <w:t>**Code playground** — Monaco editor, language selection, submit → structured feedback panel (score radar + tiered guidance), submission history list.</w:t>
+        <w:t>Code playground</w:t>
+      </w:r>
+      <w:r>
+        <w:rPr>
+          <w:rFonts w:ascii="Calibri" w:hAnsi="Calibri"/>
+          <w:b w:val="0"/>
+          <w:color w:val="111111"/>
+          <w:sz w:val="22"/>
+        </w:rPr>
+        <w:t xml:space="preserve"> — Monaco editor, language selection, submit → structured feedback panel (score radar + tiered guidance), submission history list.</w:t>
       </w:r>
     </w:p>
     <w:p>
       <w:pPr>
         <w:pStyle w:val="ListNumber"/>
-        <w:spacing w:before="20" w:after="40"/>
       </w:pPr>
       <w:r>
         <w:rPr>
-          <w:sz w:val="21"/>
+          <w:rFonts w:ascii="Calibri" w:hAnsi="Calibri"/>
+          <w:b/>
+          <w:color w:val="111111"/>
+          <w:sz w:val="22"/>
         </w:rPr>
-        <w:t>**Mastery dashboard** — Recharts radar/bar of domain scores, weak-area suggestions.</w:t>
+        <w:t>Mastery dashboard</w:t>
+      </w:r>
+      <w:r>
+        <w:rPr>
+          <w:rFonts w:ascii="Calibri" w:hAnsi="Calibri"/>
+          <w:b w:val="0"/>
+          <w:color w:val="111111"/>
+          <w:sz w:val="22"/>
+        </w:rPr>
+        <w:t xml:space="preserve"> — Recharts radar/bar of domain scores, weak-area suggestions.</w:t>
       </w:r>
     </w:p>
     <w:p>
       <w:pPr>
         <w:pStyle w:val="ListNumber"/>
-        <w:spacing w:before="20" w:after="40"/>
       </w:pPr>
       <w:r>
         <w:rPr>
-          <w:sz w:val="21"/>
+          <w:rFonts w:ascii="Calibri" w:hAnsi="Calibri"/>
+          <w:b w:val="0"/>
+          <w:color w:val="111111"/>
+          <w:sz w:val="22"/>
         </w:rPr>
         <w:t>TanStack Query for all data access; optimistic UI where safe; skeleton loading states.</w:t>
       </w:r>
     </w:p>
     <w:p>
-      <w:pPr>
-        <w:spacing w:before="40" w:after="80"/>
-      </w:pPr>
       <w:r>
         <w:rPr>
-          <w:sz w:val="21"/>
+          <w:rFonts w:ascii="Calibri" w:hAnsi="Calibri"/>
+          <w:b/>
+          <w:color w:val="111111"/>
+          <w:sz w:val="22"/>
         </w:rPr>
-        <w:t>**Exit criteria (E2E, Playwright):** register → complete diagnostic → receive adapted lesson → submit code → see structured feedback → matrix updates.</w:t>
+        <w:t>Exit criteria (E2E, Playwright):</w:t>
+      </w:r>
+      <w:r>
+        <w:rPr>
+          <w:rFonts w:ascii="Calibri" w:hAnsi="Calibri"/>
+          <w:b w:val="0"/>
+          <w:color w:val="111111"/>
+          <w:sz w:val="22"/>
+        </w:rPr>
+        <w:t xml:space="preserve"> register → complete diagnostic → receive adapted lesson → submit code → see structured feedback → matrix updates.</w:t>
       </w:r>
     </w:p>
     <w:p>
       <w:pPr>
-        <w:spacing w:before="200" w:after="60"/>
+        <w:pStyle w:val="Heading2"/>
       </w:pPr>
       <w:r>
         <w:rPr>
+          <w:rFonts w:ascii="Calibri" w:hAnsi="Calibri"/>
           <w:b/>
-          <w:color w:val="2563EB"/>
-          <w:sz w:val="26"/>
+          <w:color w:val="000000"/>
+          <w:sz w:val="25"/>
         </w:rPr>
         <w:t>Phase 5 — Frontend: Admin Dashboard (Weeks 6-8)</w:t>
       </w:r>
     </w:p>
     <w:p>
-      <w:pPr>
-        <w:spacing w:before="40" w:after="80"/>
-      </w:pPr>
       <w:r>
         <w:rPr>
-          <w:sz w:val="21"/>
+          <w:rFonts w:ascii="Calibri" w:hAnsi="Calibri"/>
+          <w:b/>
+          <w:color w:val="111111"/>
+          <w:sz w:val="22"/>
         </w:rPr>
-        <w:t>**Goal:** protected admin console covering users, curriculum, analytics, audit.</w:t>
+        <w:t>Goal:</w:t>
+      </w:r>
+      <w:r>
+        <w:rPr>
+          <w:rFonts w:ascii="Calibri" w:hAnsi="Calibri"/>
+          <w:b w:val="0"/>
+          <w:color w:val="111111"/>
+          <w:sz w:val="22"/>
+        </w:rPr>
+        <w:t xml:space="preserve"> protected admin console covering users, curriculum, analytics, audit.</w:t>
       </w:r>
     </w:p>
     <w:p>
-      <w:pPr>
-        <w:spacing w:before="40" w:after="80"/>
-      </w:pPr>
       <w:r>
         <w:rPr>
-          <w:sz w:val="21"/>
+          <w:rFonts w:ascii="Calibri" w:hAnsi="Calibri"/>
+          <w:b w:val="0"/>
+          <w:color w:val="111111"/>
+          <w:sz w:val="22"/>
         </w:rPr>
         <w:t>Tasks:</w:t>
       </w:r>
@@ -3596,105 +3817,187 @@
     <w:p>
       <w:pPr>
         <w:pStyle w:val="ListNumber"/>
-        <w:spacing w:before="20" w:after="40"/>
       </w:pPr>
       <w:r>
         <w:rPr>
-          <w:sz w:val="21"/>
+          <w:rFonts w:ascii="Calibri" w:hAnsi="Calibri"/>
+          <w:b w:val="0"/>
+          <w:color w:val="111111"/>
+          <w:sz w:val="22"/>
         </w:rPr>
-        <w:t>Admin route tree guarded by `role === 'admin'`; student tokens never render admin UI.</w:t>
+        <w:t xml:space="preserve">Admin route tree guarded by </w:t>
+      </w:r>
+      <w:r>
+        <w:rPr>
+          <w:rFonts w:ascii="Consolas" w:hAnsi="Consolas"/>
+          <w:color w:val="333333"/>
+          <w:sz w:val="20"/>
+        </w:rPr>
+        <w:t>role === 'admin'</w:t>
+      </w:r>
+      <w:r>
+        <w:rPr>
+          <w:rFonts w:ascii="Calibri" w:hAnsi="Calibri"/>
+          <w:b w:val="0"/>
+          <w:color w:val="111111"/>
+          <w:sz w:val="22"/>
+        </w:rPr>
+        <w:t>; student tokens never render admin UI.</w:t>
       </w:r>
     </w:p>
     <w:p>
       <w:pPr>
         <w:pStyle w:val="ListNumber"/>
-        <w:spacing w:before="20" w:after="40"/>
       </w:pPr>
       <w:r>
         <w:rPr>
-          <w:sz w:val="21"/>
+          <w:rFonts w:ascii="Calibri" w:hAnsi="Calibri"/>
+          <w:b/>
+          <w:color w:val="111111"/>
+          <w:sz w:val="22"/>
         </w:rPr>
-        <w:t>**User management** — table with search/filter, create/suspend/re-role actions with confirmations (each hits audit-logged endpoints).</w:t>
+        <w:t>User management</w:t>
+      </w:r>
+      <w:r>
+        <w:rPr>
+          <w:rFonts w:ascii="Calibri" w:hAnsi="Calibri"/>
+          <w:b w:val="0"/>
+          <w:color w:val="111111"/>
+          <w:sz w:val="22"/>
+        </w:rPr>
+        <w:t xml:space="preserve"> — table with search/filter, create/suspend/re-role actions with confirmations (each hits audit-logged endpoints).</w:t>
       </w:r>
     </w:p>
     <w:p>
       <w:pPr>
         <w:pStyle w:val="ListNumber"/>
-        <w:spacing w:before="20" w:after="40"/>
       </w:pPr>
       <w:r>
         <w:rPr>
-          <w:sz w:val="21"/>
+          <w:rFonts w:ascii="Calibri" w:hAnsi="Calibri"/>
+          <w:b/>
+          <w:color w:val="111111"/>
+          <w:sz w:val="22"/>
         </w:rPr>
-        <w:t>**Curriculum settings** — mastery thresholds, diagnostic length/confidence, difficulty bands, rate-limit &amp; cache TTL tuning.</w:t>
+        <w:t>Curriculum settings</w:t>
+      </w:r>
+      <w:r>
+        <w:rPr>
+          <w:rFonts w:ascii="Calibri" w:hAnsi="Calibri"/>
+          <w:b w:val="0"/>
+          <w:color w:val="111111"/>
+          <w:sz w:val="22"/>
+        </w:rPr>
+        <w:t xml:space="preserve"> — mastery thresholds, diagnostic length/confidence, difficulty bands, rate-limit &amp; cache TTL tuning.</w:t>
       </w:r>
     </w:p>
     <w:p>
       <w:pPr>
         <w:pStyle w:val="ListNumber"/>
-        <w:spacing w:before="20" w:after="40"/>
       </w:pPr>
       <w:r>
         <w:rPr>
-          <w:sz w:val="21"/>
+          <w:rFonts w:ascii="Calibri" w:hAnsi="Calibri"/>
+          <w:b/>
+          <w:color w:val="111111"/>
+          <w:sz w:val="22"/>
         </w:rPr>
-        <w:t>**Analytics** — diagnostic completion, mastery distribution, AI usage (latency, cache hit, fallback rate), submission volumes.</w:t>
+        <w:t>Analytics</w:t>
+      </w:r>
+      <w:r>
+        <w:rPr>
+          <w:rFonts w:ascii="Calibri" w:hAnsi="Calibri"/>
+          <w:b w:val="0"/>
+          <w:color w:val="111111"/>
+          <w:sz w:val="22"/>
+        </w:rPr>
+        <w:t xml:space="preserve"> — diagnostic completion, mastery distribution, AI usage (latency, cache hit, fallback rate), submission volumes.</w:t>
       </w:r>
     </w:p>
     <w:p>
       <w:pPr>
         <w:pStyle w:val="ListNumber"/>
-        <w:spacing w:before="20" w:after="40"/>
       </w:pPr>
       <w:r>
         <w:rPr>
-          <w:sz w:val="21"/>
+          <w:rFonts w:ascii="Calibri" w:hAnsi="Calibri"/>
+          <w:b/>
+          <w:color w:val="111111"/>
+          <w:sz w:val="22"/>
         </w:rPr>
-        <w:t>**Audit log viewer** — admin actions + security events, filterable.</w:t>
+        <w:t>Audit log viewer</w:t>
+      </w:r>
+      <w:r>
+        <w:rPr>
+          <w:rFonts w:ascii="Calibri" w:hAnsi="Calibri"/>
+          <w:b w:val="0"/>
+          <w:color w:val="111111"/>
+          <w:sz w:val="22"/>
+        </w:rPr>
+        <w:t xml:space="preserve"> — admin actions + security events, filterable.</w:t>
+      </w:r>
+    </w:p>
+    <w:p>
+      <w:r>
+        <w:rPr>
+          <w:rFonts w:ascii="Calibri" w:hAnsi="Calibri"/>
+          <w:b/>
+          <w:color w:val="111111"/>
+          <w:sz w:val="22"/>
+        </w:rPr>
+        <w:t>Exit criteria:</w:t>
+      </w:r>
+      <w:r>
+        <w:rPr>
+          <w:rFonts w:ascii="Calibri" w:hAnsi="Calibri"/>
+          <w:b w:val="0"/>
+          <w:color w:val="111111"/>
+          <w:sz w:val="22"/>
+        </w:rPr>
+        <w:t xml:space="preserve"> admin can create/suspend/re-role a user, adjust thresholds, and see analytics reflecting seeded activity; RBAC enforced end-to-end.</w:t>
       </w:r>
     </w:p>
     <w:p>
       <w:pPr>
-        <w:spacing w:before="40" w:after="80"/>
+        <w:pStyle w:val="Heading2"/>
       </w:pPr>
       <w:r>
         <w:rPr>
-          <w:sz w:val="21"/>
-        </w:rPr>
-        <w:t>**Exit criteria:** admin can create/suspend/re-role a user, adjust thresholds, and see analytics reflecting seeded activity; RBAC enforced end-to-end.</w:t>
-      </w:r>
-    </w:p>
-    <w:p>
-      <w:pPr>
-        <w:spacing w:before="200" w:after="60"/>
-      </w:pPr>
-      <w:r>
-        <w:rPr>
+          <w:rFonts w:ascii="Calibri" w:hAnsi="Calibri"/>
           <w:b/>
-          <w:color w:val="2563EB"/>
-          <w:sz w:val="26"/>
+          <w:color w:val="000000"/>
+          <w:sz w:val="25"/>
         </w:rPr>
         <w:t>Phase 6 — Hardening, Testing, Deployment (Weeks 9-10)</w:t>
       </w:r>
     </w:p>
     <w:p>
-      <w:pPr>
-        <w:spacing w:before="40" w:after="80"/>
-      </w:pPr>
       <w:r>
         <w:rPr>
-          <w:sz w:val="21"/>
+          <w:rFonts w:ascii="Calibri" w:hAnsi="Calibri"/>
+          <w:b/>
+          <w:color w:val="111111"/>
+          <w:sz w:val="22"/>
         </w:rPr>
-        <w:t>**Goal:** production-ready, secure, observable.</w:t>
+        <w:t>Goal:</w:t>
+      </w:r>
+      <w:r>
+        <w:rPr>
+          <w:rFonts w:ascii="Calibri" w:hAnsi="Calibri"/>
+          <w:b w:val="0"/>
+          <w:color w:val="111111"/>
+          <w:sz w:val="22"/>
+        </w:rPr>
+        <w:t xml:space="preserve"> production-ready, secure, observable.</w:t>
       </w:r>
     </w:p>
     <w:p>
-      <w:pPr>
-        <w:spacing w:before="40" w:after="80"/>
-      </w:pPr>
       <w:r>
         <w:rPr>
-          <w:sz w:val="21"/>
+          <w:rFonts w:ascii="Calibri" w:hAnsi="Calibri"/>
+          <w:b w:val="0"/>
+          <w:color w:val="111111"/>
+          <w:sz w:val="22"/>
         </w:rPr>
         <w:t>Tasks:</w:t>
       </w:r>
@@ -3702,11 +4005,13 @@
     <w:p>
       <w:pPr>
         <w:pStyle w:val="ListNumber"/>
-        <w:spacing w:before="20" w:after="40"/>
       </w:pPr>
       <w:r>
         <w:rPr>
-          <w:sz w:val="21"/>
+          <w:rFonts w:ascii="Calibri" w:hAnsi="Calibri"/>
+          <w:b w:val="0"/>
+          <w:color w:val="111111"/>
+          <w:sz w:val="22"/>
         </w:rPr>
         <w:t>Security pass: Helmet, strict CORS, rate limits tuned, secret audit, prompt-injection review (student input only ever embedded as data).</w:t>
       </w:r>
@@ -3714,11 +4019,13 @@
     <w:p>
       <w:pPr>
         <w:pStyle w:val="ListNumber"/>
-        <w:spacing w:before="20" w:after="40"/>
       </w:pPr>
       <w:r>
         <w:rPr>
-          <w:sz w:val="21"/>
+          <w:rFonts w:ascii="Calibri" w:hAnsi="Calibri"/>
+          <w:b w:val="0"/>
+          <w:color w:val="111111"/>
+          <w:sz w:val="22"/>
         </w:rPr>
         <w:t>Load test: 10k concurrent target for stateless API; verify AI decoupling (web traffic unaffected during simulated AI latency spikes).</w:t>
       </w:r>
@@ -3726,11 +4033,13 @@
     <w:p>
       <w:pPr>
         <w:pStyle w:val="ListNumber"/>
-        <w:spacing w:before="20" w:after="40"/>
       </w:pPr>
       <w:r>
         <w:rPr>
-          <w:sz w:val="21"/>
+          <w:rFonts w:ascii="Calibri" w:hAnsi="Calibri"/>
+          <w:b w:val="0"/>
+          <w:color w:val="111111"/>
+          <w:sz w:val="22"/>
         </w:rPr>
         <w:t>Full test suites: unit (services w/ mocked Gemini), integration (Supertest + in-memory MongoDB), RBAC matrix, E2E golden paths.</w:t>
       </w:r>
@@ -3738,11 +4047,13 @@
     <w:p>
       <w:pPr>
         <w:pStyle w:val="ListNumber"/>
-        <w:spacing w:before="20" w:after="40"/>
       </w:pPr>
       <w:r>
         <w:rPr>
-          <w:sz w:val="21"/>
+          <w:rFonts w:ascii="Calibri" w:hAnsi="Calibri"/>
+          <w:b w:val="0"/>
+          <w:color w:val="111111"/>
+          <w:sz w:val="22"/>
         </w:rPr>
         <w:t>Observability: structured JSON logs with request-id, AI metrics dashboard, security-event alerts.</w:t>
       </w:r>
@@ -3750,11 +4061,13 @@
     <w:p>
       <w:pPr>
         <w:pStyle w:val="ListNumber"/>
-        <w:spacing w:before="20" w:after="40"/>
       </w:pPr>
       <w:r>
         <w:rPr>
-          <w:sz w:val="21"/>
+          <w:rFonts w:ascii="Calibri" w:hAnsi="Calibri"/>
+          <w:b w:val="0"/>
+          <w:color w:val="111111"/>
+          <w:sz w:val="22"/>
         </w:rPr>
         <w:t>Deployment: build SPA → static host; API → containerized stateless service behind load balancer; Atlas with TLS + allow-list.</w:t>
       </w:r>
@@ -3762,70 +4075,75 @@
     <w:p>
       <w:pPr>
         <w:pStyle w:val="ListNumber"/>
-        <w:spacing w:before="20" w:after="40"/>
       </w:pPr>
       <w:r>
         <w:rPr>
-          <w:sz w:val="21"/>
+          <w:rFonts w:ascii="Calibri" w:hAnsi="Calibri"/>
+          <w:b w:val="0"/>
+          <w:color w:val="111111"/>
+          <w:sz w:val="22"/>
         </w:rPr>
         <w:t>Runbook: rollback (stateless redeploy), schema-change policy (expand → migrate → contract).</w:t>
       </w:r>
     </w:p>
     <w:p>
-      <w:pPr>
-        <w:spacing w:before="40" w:after="80"/>
-      </w:pPr>
       <w:r>
         <w:rPr>
-          <w:sz w:val="21"/>
+          <w:rFonts w:ascii="Calibri" w:hAnsi="Calibri"/>
+          <w:b/>
+          <w:color w:val="111111"/>
+          <w:sz w:val="22"/>
         </w:rPr>
-        <w:t>**Exit criteria:** all PRD acceptance scenarios pass; P95 budgets met; zero secrets in code; audit log captures all privileged actions.</w:t>
+        <w:t>Exit criteria:</w:t>
+      </w:r>
+      <w:r>
+        <w:rPr>
+          <w:rFonts w:ascii="Calibri" w:hAnsi="Calibri"/>
+          <w:b w:val="0"/>
+          <w:color w:val="111111"/>
+          <w:sz w:val="22"/>
+        </w:rPr>
+        <w:t xml:space="preserve"> all PRD acceptance scenarios pass; P95 budgets met; zero secrets in code; audit log captures all privileged actions.</w:t>
       </w:r>
     </w:p>
     <w:p>
       <w:pPr>
-        <w:spacing w:before="240" w:after="80"/>
+        <w:pStyle w:val="Heading1"/>
       </w:pPr>
       <w:r>
         <w:rPr>
+          <w:rFonts w:ascii="Calibri" w:hAnsi="Calibri"/>
           <w:b/>
-          <w:color w:val="1E3A8A"/>
-          <w:sz w:val="32"/>
+          <w:color w:val="000000"/>
+          <w:sz w:val="30"/>
         </w:rPr>
         <w:t>5. Milestones &amp; Deliverables</w:t>
       </w:r>
     </w:p>
     <w:tbl>
       <w:tblPr>
+        <w:tblStyle w:val="TableGrid"/>
         <w:tblW w:type="auto" w:w="0"/>
-        <w:jc w:val="center"/>
         <w:tblLook w:firstColumn="1" w:firstRow="1" w:lastColumn="0" w:lastRow="0" w:noHBand="0" w:noVBand="1" w:val="04A0"/>
       </w:tblPr>
       <w:tblGrid>
-        <w:gridCol w:w="3312"/>
-        <w:gridCol w:w="3312"/>
-        <w:gridCol w:w="3312"/>
+        <w:gridCol w:w="2880"/>
+        <w:gridCol w:w="2880"/>
+        <w:gridCol w:w="2880"/>
       </w:tblGrid>
       <w:tr>
         <w:tc>
           <w:tcPr>
-            <w:tcW w:type="dxa" w:w="3312"/>
-            <w:tcMar>
-              <w:top w:w="120" w:type="dxa"/>
-              <w:bottom w:w="120" w:type="dxa"/>
-              <w:left w:w="180" w:type="dxa"/>
-              <w:right w:w="180" w:type="dxa"/>
-            </w:tcMar>
-            <w:shd w:fill="0F172A"/>
+            <w:tcW w:type="dxa" w:w="2880"/>
+            <w:shd w:val="clear" w:fill="E7E6E6"/>
           </w:tcPr>
           <w:p>
-            <w:pPr>
-              <w:spacing w:before="40" w:after="40"/>
-            </w:pPr>
+            <w:r/>
             <w:r>
               <w:rPr>
+                <w:rFonts w:ascii="Calibri" w:hAnsi="Calibri"/>
                 <w:b/>
-                <w:color w:val="F8FAFC"/>
+                <w:color w:val="111111"/>
                 <w:sz w:val="20"/>
               </w:rPr>
               <w:t>Milestone</w:t>
@@ -3834,23 +4152,16 @@
         </w:tc>
         <w:tc>
           <w:tcPr>
-            <w:tcW w:type="dxa" w:w="3312"/>
-            <w:tcMar>
-              <w:top w:w="120" w:type="dxa"/>
-              <w:bottom w:w="120" w:type="dxa"/>
-              <w:left w:w="180" w:type="dxa"/>
-              <w:right w:w="180" w:type="dxa"/>
-            </w:tcMar>
-            <w:shd w:fill="0F172A"/>
+            <w:tcW w:type="dxa" w:w="2880"/>
+            <w:shd w:val="clear" w:fill="E7E6E6"/>
           </w:tcPr>
           <w:p>
-            <w:pPr>
-              <w:spacing w:before="40" w:after="40"/>
-            </w:pPr>
+            <w:r/>
             <w:r>
               <w:rPr>
+                <w:rFonts w:ascii="Calibri" w:hAnsi="Calibri"/>
                 <w:b/>
-                <w:color w:val="F8FAFC"/>
+                <w:color w:val="111111"/>
                 <w:sz w:val="20"/>
               </w:rPr>
               <w:t>Week</w:t>
@@ -3859,23 +4170,16 @@
         </w:tc>
         <w:tc>
           <w:tcPr>
-            <w:tcW w:type="dxa" w:w="3312"/>
-            <w:tcMar>
-              <w:top w:w="120" w:type="dxa"/>
-              <w:bottom w:w="120" w:type="dxa"/>
-              <w:left w:w="180" w:type="dxa"/>
-              <w:right w:w="180" w:type="dxa"/>
-            </w:tcMar>
-            <w:shd w:fill="0F172A"/>
+            <w:tcW w:type="dxa" w:w="2880"/>
+            <w:shd w:val="clear" w:fill="E7E6E6"/>
           </w:tcPr>
           <w:p>
-            <w:pPr>
-              <w:spacing w:before="40" w:after="40"/>
-            </w:pPr>
+            <w:r/>
             <w:r>
               <w:rPr>
+                <w:rFonts w:ascii="Calibri" w:hAnsi="Calibri"/>
                 <w:b/>
-                <w:color w:val="F8FAFC"/>
+                <w:color w:val="111111"/>
                 <w:sz w:val="20"/>
               </w:rPr>
               <w:t>Deliverable</w:t>
@@ -3886,23 +4190,16 @@
       <w:tr>
         <w:tc>
           <w:tcPr>
-            <w:tcW w:type="dxa" w:w="3312"/>
-            <w:tcMar>
-              <w:top w:w="120" w:type="dxa"/>
-              <w:bottom w:w="120" w:type="dxa"/>
-              <w:left w:w="180" w:type="dxa"/>
-              <w:right w:w="180" w:type="dxa"/>
-            </w:tcMar>
-            <w:shd w:fill="F8FAFC"/>
+            <w:tcW w:type="dxa" w:w="2880"/>
           </w:tcPr>
           <w:p>
-            <w:pPr>
-              <w:spacing w:before="40" w:after="40"/>
-            </w:pPr>
+            <w:r/>
             <w:r>
               <w:rPr>
-                <w:color w:val="1E293B"/>
-                <w:sz w:val="19"/>
+                <w:rFonts w:ascii="Calibri" w:hAnsi="Calibri"/>
+                <w:b w:val="0"/>
+                <w:color w:val="111111"/>
+                <w:sz w:val="20"/>
               </w:rPr>
               <w:t>M0</w:t>
             </w:r>
@@ -3910,23 +4207,16 @@
         </w:tc>
         <w:tc>
           <w:tcPr>
-            <w:tcW w:type="dxa" w:w="3312"/>
-            <w:tcMar>
-              <w:top w:w="120" w:type="dxa"/>
-              <w:bottom w:w="120" w:type="dxa"/>
-              <w:left w:w="180" w:type="dxa"/>
-              <w:right w:w="180" w:type="dxa"/>
-            </w:tcMar>
-            <w:shd w:fill="F8FAFC"/>
+            <w:tcW w:type="dxa" w:w="2880"/>
           </w:tcPr>
           <w:p>
-            <w:pPr>
-              <w:spacing w:before="40" w:after="40"/>
-            </w:pPr>
+            <w:r/>
             <w:r>
               <w:rPr>
-                <w:color w:val="1E293B"/>
-                <w:sz w:val="19"/>
+                <w:rFonts w:ascii="Calibri" w:hAnsi="Calibri"/>
+                <w:b w:val="0"/>
+                <w:color w:val="111111"/>
+                <w:sz w:val="20"/>
               </w:rPr>
               <w:t>1</w:t>
             </w:r>
@@ -3934,23 +4224,16 @@
         </w:tc>
         <w:tc>
           <w:tcPr>
-            <w:tcW w:type="dxa" w:w="3312"/>
-            <w:tcMar>
-              <w:top w:w="120" w:type="dxa"/>
-              <w:bottom w:w="120" w:type="dxa"/>
-              <w:left w:w="180" w:type="dxa"/>
-              <w:right w:w="180" w:type="dxa"/>
-            </w:tcMar>
-            <w:shd w:fill="F8FAFC"/>
+            <w:tcW w:type="dxa" w:w="2880"/>
           </w:tcPr>
           <w:p>
-            <w:pPr>
-              <w:spacing w:before="40" w:after="40"/>
-            </w:pPr>
+            <w:r/>
             <w:r>
               <w:rPr>
-                <w:color w:val="1E293B"/>
-                <w:sz w:val="19"/>
+                <w:rFonts w:ascii="Calibri" w:hAnsi="Calibri"/>
+                <w:b w:val="0"/>
+                <w:color w:val="111111"/>
+                <w:sz w:val="20"/>
               </w:rPr>
               <w:t>Monorepo scaffold, CI green</w:t>
             </w:r>
@@ -3960,23 +4243,16 @@
       <w:tr>
         <w:tc>
           <w:tcPr>
-            <w:tcW w:type="dxa" w:w="3312"/>
-            <w:tcMar>
-              <w:top w:w="120" w:type="dxa"/>
-              <w:bottom w:w="120" w:type="dxa"/>
-              <w:left w:w="180" w:type="dxa"/>
-              <w:right w:w="180" w:type="dxa"/>
-            </w:tcMar>
-            <w:shd w:fill="FFFFFF"/>
+            <w:tcW w:type="dxa" w:w="2880"/>
           </w:tcPr>
           <w:p>
-            <w:pPr>
-              <w:spacing w:before="40" w:after="40"/>
-            </w:pPr>
+            <w:r/>
             <w:r>
               <w:rPr>
-                <w:color w:val="1E293B"/>
-                <w:sz w:val="19"/>
+                <w:rFonts w:ascii="Calibri" w:hAnsi="Calibri"/>
+                <w:b w:val="0"/>
+                <w:color w:val="111111"/>
+                <w:sz w:val="20"/>
               </w:rPr>
               <w:t>M1</w:t>
             </w:r>
@@ -3984,23 +4260,16 @@
         </w:tc>
         <w:tc>
           <w:tcPr>
-            <w:tcW w:type="dxa" w:w="3312"/>
-            <w:tcMar>
-              <w:top w:w="120" w:type="dxa"/>
-              <w:bottom w:w="120" w:type="dxa"/>
-              <w:left w:w="180" w:type="dxa"/>
-              <w:right w:w="180" w:type="dxa"/>
-            </w:tcMar>
-            <w:shd w:fill="FFFFFF"/>
+            <w:tcW w:type="dxa" w:w="2880"/>
           </w:tcPr>
           <w:p>
-            <w:pPr>
-              <w:spacing w:before="40" w:after="40"/>
-            </w:pPr>
+            <w:r/>
             <w:r>
               <w:rPr>
-                <w:color w:val="1E293B"/>
-                <w:sz w:val="19"/>
+                <w:rFonts w:ascii="Calibri" w:hAnsi="Calibri"/>
+                <w:b w:val="0"/>
+                <w:color w:val="111111"/>
+                <w:sz w:val="20"/>
               </w:rPr>
               <w:t>2</w:t>
             </w:r>
@@ -4008,23 +4277,16 @@
         </w:tc>
         <w:tc>
           <w:tcPr>
-            <w:tcW w:type="dxa" w:w="3312"/>
-            <w:tcMar>
-              <w:top w:w="120" w:type="dxa"/>
-              <w:bottom w:w="120" w:type="dxa"/>
-              <w:left w:w="180" w:type="dxa"/>
-              <w:right w:w="180" w:type="dxa"/>
-            </w:tcMar>
-            <w:shd w:fill="FFFFFF"/>
+            <w:tcW w:type="dxa" w:w="2880"/>
           </w:tcPr>
           <w:p>
-            <w:pPr>
-              <w:spacing w:before="40" w:after="40"/>
-            </w:pPr>
+            <w:r/>
             <w:r>
               <w:rPr>
-                <w:color w:val="1E293B"/>
-                <w:sz w:val="19"/>
+                <w:rFonts w:ascii="Calibri" w:hAnsi="Calibri"/>
+                <w:b w:val="0"/>
+                <w:color w:val="111111"/>
+                <w:sz w:val="20"/>
               </w:rPr>
               <w:t>Authenticated API with RBAC + full data layer</w:t>
             </w:r>
@@ -4034,23 +4296,16 @@
       <w:tr>
         <w:tc>
           <w:tcPr>
-            <w:tcW w:type="dxa" w:w="3312"/>
-            <w:tcMar>
-              <w:top w:w="120" w:type="dxa"/>
-              <w:bottom w:w="120" w:type="dxa"/>
-              <w:left w:w="180" w:type="dxa"/>
-              <w:right w:w="180" w:type="dxa"/>
-            </w:tcMar>
-            <w:shd w:fill="F8FAFC"/>
+            <w:tcW w:type="dxa" w:w="2880"/>
           </w:tcPr>
           <w:p>
-            <w:pPr>
-              <w:spacing w:before="40" w:after="40"/>
-            </w:pPr>
+            <w:r/>
             <w:r>
               <w:rPr>
-                <w:color w:val="1E293B"/>
-                <w:sz w:val="19"/>
+                <w:rFonts w:ascii="Calibri" w:hAnsi="Calibri"/>
+                <w:b w:val="0"/>
+                <w:color w:val="111111"/>
+                <w:sz w:val="20"/>
               </w:rPr>
               <w:t>M2</w:t>
             </w:r>
@@ -4058,23 +4313,16 @@
         </w:tc>
         <w:tc>
           <w:tcPr>
-            <w:tcW w:type="dxa" w:w="3312"/>
-            <w:tcMar>
-              <w:top w:w="120" w:type="dxa"/>
-              <w:bottom w:w="120" w:type="dxa"/>
-              <w:left w:w="180" w:type="dxa"/>
-              <w:right w:w="180" w:type="dxa"/>
-            </w:tcMar>
-            <w:shd w:fill="F8FAFC"/>
+            <w:tcW w:type="dxa" w:w="2880"/>
           </w:tcPr>
           <w:p>
-            <w:pPr>
-              <w:spacing w:before="40" w:after="40"/>
-            </w:pPr>
+            <w:r/>
             <w:r>
               <w:rPr>
-                <w:color w:val="1E293B"/>
-                <w:sz w:val="19"/>
+                <w:rFonts w:ascii="Calibri" w:hAnsi="Calibri"/>
+                <w:b w:val="0"/>
+                <w:color w:val="111111"/>
+                <w:sz w:val="20"/>
               </w:rPr>
               <w:t>5</w:t>
             </w:r>
@@ -4082,23 +4330,16 @@
         </w:tc>
         <w:tc>
           <w:tcPr>
-            <w:tcW w:type="dxa" w:w="3312"/>
-            <w:tcMar>
-              <w:top w:w="120" w:type="dxa"/>
-              <w:bottom w:w="120" w:type="dxa"/>
-              <w:left w:w="180" w:type="dxa"/>
-              <w:right w:w="180" w:type="dxa"/>
-            </w:tcMar>
-            <w:shd w:fill="F8FAFC"/>
+            <w:tcW w:type="dxa" w:w="2880"/>
           </w:tcPr>
           <w:p>
-            <w:pPr>
-              <w:spacing w:before="40" w:after="40"/>
-            </w:pPr>
+            <w:r/>
             <w:r>
               <w:rPr>
-                <w:color w:val="1E293B"/>
-                <w:sz w:val="19"/>
+                <w:rFonts w:ascii="Calibri" w:hAnsi="Calibri"/>
+                <w:b w:val="0"/>
+                <w:color w:val="111111"/>
+                <w:sz w:val="20"/>
               </w:rPr>
               <w:t>AI services passing contract tests with fallbacks</w:t>
             </w:r>
@@ -4108,23 +4349,16 @@
       <w:tr>
         <w:tc>
           <w:tcPr>
-            <w:tcW w:type="dxa" w:w="3312"/>
-            <w:tcMar>
-              <w:top w:w="120" w:type="dxa"/>
-              <w:bottom w:w="120" w:type="dxa"/>
-              <w:left w:w="180" w:type="dxa"/>
-              <w:right w:w="180" w:type="dxa"/>
-            </w:tcMar>
-            <w:shd w:fill="FFFFFF"/>
+            <w:tcW w:type="dxa" w:w="2880"/>
           </w:tcPr>
           <w:p>
-            <w:pPr>
-              <w:spacing w:before="40" w:after="40"/>
-            </w:pPr>
+            <w:r/>
             <w:r>
               <w:rPr>
-                <w:color w:val="1E293B"/>
-                <w:sz w:val="19"/>
+                <w:rFonts w:ascii="Calibri" w:hAnsi="Calibri"/>
+                <w:b w:val="0"/>
+                <w:color w:val="111111"/>
+                <w:sz w:val="20"/>
               </w:rPr>
               <w:t>M3</w:t>
             </w:r>
@@ -4132,23 +4366,16 @@
         </w:tc>
         <w:tc>
           <w:tcPr>
-            <w:tcW w:type="dxa" w:w="3312"/>
-            <w:tcMar>
-              <w:top w:w="120" w:type="dxa"/>
-              <w:bottom w:w="120" w:type="dxa"/>
-              <w:left w:w="180" w:type="dxa"/>
-              <w:right w:w="180" w:type="dxa"/>
-            </w:tcMar>
-            <w:shd w:fill="FFFFFF"/>
+            <w:tcW w:type="dxa" w:w="2880"/>
           </w:tcPr>
           <w:p>
-            <w:pPr>
-              <w:spacing w:before="40" w:after="40"/>
-            </w:pPr>
+            <w:r/>
             <w:r>
               <w:rPr>
-                <w:color w:val="1E293B"/>
-                <w:sz w:val="19"/>
+                <w:rFonts w:ascii="Calibri" w:hAnsi="Calibri"/>
+                <w:b w:val="0"/>
+                <w:color w:val="111111"/>
+                <w:sz w:val="20"/>
               </w:rPr>
               <w:t>7</w:t>
             </w:r>
@@ -4156,23 +4383,16 @@
         </w:tc>
         <w:tc>
           <w:tcPr>
-            <w:tcW w:type="dxa" w:w="3312"/>
-            <w:tcMar>
-              <w:top w:w="120" w:type="dxa"/>
-              <w:bottom w:w="120" w:type="dxa"/>
-              <w:left w:w="180" w:type="dxa"/>
-              <w:right w:w="180" w:type="dxa"/>
-            </w:tcMar>
-            <w:shd w:fill="FFFFFF"/>
+            <w:tcW w:type="dxa" w:w="2880"/>
           </w:tcPr>
           <w:p>
-            <w:pPr>
-              <w:spacing w:before="40" w:after="40"/>
-            </w:pPr>
+            <w:r/>
             <w:r>
               <w:rPr>
-                <w:color w:val="1E293B"/>
-                <w:sz w:val="19"/>
+                <w:rFonts w:ascii="Calibri" w:hAnsi="Calibri"/>
+                <w:b w:val="0"/>
+                <w:color w:val="111111"/>
+                <w:sz w:val="20"/>
               </w:rPr>
               <w:t>Student journey E2E complete</w:t>
             </w:r>
@@ -4182,23 +4402,16 @@
       <w:tr>
         <w:tc>
           <w:tcPr>
-            <w:tcW w:type="dxa" w:w="3312"/>
-            <w:tcMar>
-              <w:top w:w="120" w:type="dxa"/>
-              <w:bottom w:w="120" w:type="dxa"/>
-              <w:left w:w="180" w:type="dxa"/>
-              <w:right w:w="180" w:type="dxa"/>
-            </w:tcMar>
-            <w:shd w:fill="F8FAFC"/>
+            <w:tcW w:type="dxa" w:w="2880"/>
           </w:tcPr>
           <w:p>
-            <w:pPr>
-              <w:spacing w:before="40" w:after="40"/>
-            </w:pPr>
+            <w:r/>
             <w:r>
               <w:rPr>
-                <w:color w:val="1E293B"/>
-                <w:sz w:val="19"/>
+                <w:rFonts w:ascii="Calibri" w:hAnsi="Calibri"/>
+                <w:b w:val="0"/>
+                <w:color w:val="111111"/>
+                <w:sz w:val="20"/>
               </w:rPr>
               <w:t>M4</w:t>
             </w:r>
@@ -4206,23 +4419,16 @@
         </w:tc>
         <w:tc>
           <w:tcPr>
-            <w:tcW w:type="dxa" w:w="3312"/>
-            <w:tcMar>
-              <w:top w:w="120" w:type="dxa"/>
-              <w:bottom w:w="120" w:type="dxa"/>
-              <w:left w:w="180" w:type="dxa"/>
-              <w:right w:w="180" w:type="dxa"/>
-            </w:tcMar>
-            <w:shd w:fill="F8FAFC"/>
+            <w:tcW w:type="dxa" w:w="2880"/>
           </w:tcPr>
           <w:p>
-            <w:pPr>
-              <w:spacing w:before="40" w:after="40"/>
-            </w:pPr>
+            <w:r/>
             <w:r>
               <w:rPr>
-                <w:color w:val="1E293B"/>
-                <w:sz w:val="19"/>
+                <w:rFonts w:ascii="Calibri" w:hAnsi="Calibri"/>
+                <w:b w:val="0"/>
+                <w:color w:val="111111"/>
+                <w:sz w:val="20"/>
               </w:rPr>
               <w:t>8</w:t>
             </w:r>
@@ -4230,23 +4436,16 @@
         </w:tc>
         <w:tc>
           <w:tcPr>
-            <w:tcW w:type="dxa" w:w="3312"/>
-            <w:tcMar>
-              <w:top w:w="120" w:type="dxa"/>
-              <w:bottom w:w="120" w:type="dxa"/>
-              <w:left w:w="180" w:type="dxa"/>
-              <w:right w:w="180" w:type="dxa"/>
-            </w:tcMar>
-            <w:shd w:fill="F8FAFC"/>
+            <w:tcW w:type="dxa" w:w="2880"/>
           </w:tcPr>
           <w:p>
-            <w:pPr>
-              <w:spacing w:before="40" w:after="40"/>
-            </w:pPr>
+            <w:r/>
             <w:r>
               <w:rPr>
-                <w:color w:val="1E293B"/>
-                <w:sz w:val="19"/>
+                <w:rFonts w:ascii="Calibri" w:hAnsi="Calibri"/>
+                <w:b w:val="0"/>
+                <w:color w:val="111111"/>
+                <w:sz w:val="20"/>
               </w:rPr>
               <w:t>Admin dashboard complete</w:t>
             </w:r>
@@ -4256,23 +4455,16 @@
       <w:tr>
         <w:tc>
           <w:tcPr>
-            <w:tcW w:type="dxa" w:w="3312"/>
-            <w:tcMar>
-              <w:top w:w="120" w:type="dxa"/>
-              <w:bottom w:w="120" w:type="dxa"/>
-              <w:left w:w="180" w:type="dxa"/>
-              <w:right w:w="180" w:type="dxa"/>
-            </w:tcMar>
-            <w:shd w:fill="FFFFFF"/>
+            <w:tcW w:type="dxa" w:w="2880"/>
           </w:tcPr>
           <w:p>
-            <w:pPr>
-              <w:spacing w:before="40" w:after="40"/>
-            </w:pPr>
+            <w:r/>
             <w:r>
               <w:rPr>
-                <w:color w:val="1E293B"/>
-                <w:sz w:val="19"/>
+                <w:rFonts w:ascii="Calibri" w:hAnsi="Calibri"/>
+                <w:b w:val="0"/>
+                <w:color w:val="111111"/>
+                <w:sz w:val="20"/>
               </w:rPr>
               <w:t>M5</w:t>
             </w:r>
@@ -4280,23 +4472,16 @@
         </w:tc>
         <w:tc>
           <w:tcPr>
-            <w:tcW w:type="dxa" w:w="3312"/>
-            <w:tcMar>
-              <w:top w:w="120" w:type="dxa"/>
-              <w:bottom w:w="120" w:type="dxa"/>
-              <w:left w:w="180" w:type="dxa"/>
-              <w:right w:w="180" w:type="dxa"/>
-            </w:tcMar>
-            <w:shd w:fill="FFFFFF"/>
+            <w:tcW w:type="dxa" w:w="2880"/>
           </w:tcPr>
           <w:p>
-            <w:pPr>
-              <w:spacing w:before="40" w:after="40"/>
-            </w:pPr>
+            <w:r/>
             <w:r>
               <w:rPr>
-                <w:color w:val="1E293B"/>
-                <w:sz w:val="19"/>
+                <w:rFonts w:ascii="Calibri" w:hAnsi="Calibri"/>
+                <w:b w:val="0"/>
+                <w:color w:val="111111"/>
+                <w:sz w:val="20"/>
               </w:rPr>
               <w:t>10</w:t>
             </w:r>
@@ -4304,23 +4489,16 @@
         </w:tc>
         <w:tc>
           <w:tcPr>
-            <w:tcW w:type="dxa" w:w="3312"/>
-            <w:tcMar>
-              <w:top w:w="120" w:type="dxa"/>
-              <w:bottom w:w="120" w:type="dxa"/>
-              <w:left w:w="180" w:type="dxa"/>
-              <w:right w:w="180" w:type="dxa"/>
-            </w:tcMar>
-            <w:shd w:fill="FFFFFF"/>
+            <w:tcW w:type="dxa" w:w="2880"/>
           </w:tcPr>
           <w:p>
-            <w:pPr>
-              <w:spacing w:before="40" w:after="40"/>
-            </w:pPr>
+            <w:r/>
             <w:r>
               <w:rPr>
-                <w:color w:val="1E293B"/>
-                <w:sz w:val="19"/>
+                <w:rFonts w:ascii="Calibri" w:hAnsi="Calibri"/>
+                <w:b w:val="0"/>
+                <w:color w:val="111111"/>
+                <w:sz w:val="20"/>
               </w:rPr>
               <w:t>Hardened production deployment</w:t>
             </w:r>
@@ -4331,48 +4509,42 @@
     <w:p/>
     <w:p>
       <w:pPr>
-        <w:spacing w:before="240" w:after="80"/>
+        <w:pStyle w:val="Heading1"/>
       </w:pPr>
       <w:r>
         <w:rPr>
+          <w:rFonts w:ascii="Calibri" w:hAnsi="Calibri"/>
           <w:b/>
-          <w:color w:val="1E3A8A"/>
-          <w:sz w:val="32"/>
+          <w:color w:val="000000"/>
+          <w:sz w:val="30"/>
         </w:rPr>
         <w:t>6. Risks &amp; Mitigations</w:t>
       </w:r>
     </w:p>
     <w:tbl>
       <w:tblPr>
+        <w:tblStyle w:val="TableGrid"/>
         <w:tblW w:type="auto" w:w="0"/>
-        <w:jc w:val="center"/>
         <w:tblLook w:firstColumn="1" w:firstRow="1" w:lastColumn="0" w:lastRow="0" w:noHBand="0" w:noVBand="1" w:val="04A0"/>
       </w:tblPr>
       <w:tblGrid>
-        <w:gridCol w:w="3312"/>
-        <w:gridCol w:w="3312"/>
-        <w:gridCol w:w="3312"/>
+        <w:gridCol w:w="2880"/>
+        <w:gridCol w:w="2880"/>
+        <w:gridCol w:w="2880"/>
       </w:tblGrid>
       <w:tr>
         <w:tc>
           <w:tcPr>
-            <w:tcW w:type="dxa" w:w="3312"/>
-            <w:tcMar>
-              <w:top w:w="120" w:type="dxa"/>
-              <w:bottom w:w="120" w:type="dxa"/>
-              <w:left w:w="180" w:type="dxa"/>
-              <w:right w:w="180" w:type="dxa"/>
-            </w:tcMar>
-            <w:shd w:fill="0F172A"/>
+            <w:tcW w:type="dxa" w:w="2880"/>
+            <w:shd w:val="clear" w:fill="E7E6E6"/>
           </w:tcPr>
           <w:p>
-            <w:pPr>
-              <w:spacing w:before="40" w:after="40"/>
-            </w:pPr>
+            <w:r/>
             <w:r>
               <w:rPr>
+                <w:rFonts w:ascii="Calibri" w:hAnsi="Calibri"/>
                 <w:b/>
-                <w:color w:val="F8FAFC"/>
+                <w:color w:val="111111"/>
                 <w:sz w:val="20"/>
               </w:rPr>
               <w:t>Risk</w:t>
@@ -4381,23 +4553,16 @@
         </w:tc>
         <w:tc>
           <w:tcPr>
-            <w:tcW w:type="dxa" w:w="3312"/>
-            <w:tcMar>
-              <w:top w:w="120" w:type="dxa"/>
-              <w:bottom w:w="120" w:type="dxa"/>
-              <w:left w:w="180" w:type="dxa"/>
-              <w:right w:w="180" w:type="dxa"/>
-            </w:tcMar>
-            <w:shd w:fill="0F172A"/>
+            <w:tcW w:type="dxa" w:w="2880"/>
+            <w:shd w:val="clear" w:fill="E7E6E6"/>
           </w:tcPr>
           <w:p>
-            <w:pPr>
-              <w:spacing w:before="40" w:after="40"/>
-            </w:pPr>
+            <w:r/>
             <w:r>
               <w:rPr>
+                <w:rFonts w:ascii="Calibri" w:hAnsi="Calibri"/>
                 <w:b/>
-                <w:color w:val="F8FAFC"/>
+                <w:color w:val="111111"/>
                 <w:sz w:val="20"/>
               </w:rPr>
               <w:t>Impact</w:t>
@@ -4406,23 +4571,16 @@
         </w:tc>
         <w:tc>
           <w:tcPr>
-            <w:tcW w:type="dxa" w:w="3312"/>
-            <w:tcMar>
-              <w:top w:w="120" w:type="dxa"/>
-              <w:bottom w:w="120" w:type="dxa"/>
-              <w:left w:w="180" w:type="dxa"/>
-              <w:right w:w="180" w:type="dxa"/>
-            </w:tcMar>
-            <w:shd w:fill="0F172A"/>
+            <w:tcW w:type="dxa" w:w="2880"/>
+            <w:shd w:val="clear" w:fill="E7E6E6"/>
           </w:tcPr>
           <w:p>
-            <w:pPr>
-              <w:spacing w:before="40" w:after="40"/>
-            </w:pPr>
+            <w:r/>
             <w:r>
               <w:rPr>
+                <w:rFonts w:ascii="Calibri" w:hAnsi="Calibri"/>
                 <w:b/>
-                <w:color w:val="F8FAFC"/>
+                <w:color w:val="111111"/>
                 <w:sz w:val="20"/>
               </w:rPr>
               <w:t>Mitigation</w:t>
@@ -4433,23 +4591,16 @@
       <w:tr>
         <w:tc>
           <w:tcPr>
-            <w:tcW w:type="dxa" w:w="3312"/>
-            <w:tcMar>
-              <w:top w:w="120" w:type="dxa"/>
-              <w:bottom w:w="120" w:type="dxa"/>
-              <w:left w:w="180" w:type="dxa"/>
-              <w:right w:w="180" w:type="dxa"/>
-            </w:tcMar>
-            <w:shd w:fill="F8FAFC"/>
+            <w:tcW w:type="dxa" w:w="2880"/>
           </w:tcPr>
           <w:p>
-            <w:pPr>
-              <w:spacing w:before="40" w:after="40"/>
-            </w:pPr>
+            <w:r/>
             <w:r>
               <w:rPr>
-                <w:color w:val="1E293B"/>
-                <w:sz w:val="19"/>
+                <w:rFonts w:ascii="Calibri" w:hAnsi="Calibri"/>
+                <w:b w:val="0"/>
+                <w:color w:val="111111"/>
+                <w:sz w:val="20"/>
               </w:rPr>
               <w:t>Gemini latency spikes breach 2 s budget</w:t>
             </w:r>
@@ -4457,23 +4608,16 @@
         </w:tc>
         <w:tc>
           <w:tcPr>
-            <w:tcW w:type="dxa" w:w="3312"/>
-            <w:tcMar>
-              <w:top w:w="120" w:type="dxa"/>
-              <w:bottom w:w="120" w:type="dxa"/>
-              <w:left w:w="180" w:type="dxa"/>
-              <w:right w:w="180" w:type="dxa"/>
-            </w:tcMar>
-            <w:shd w:fill="F8FAFC"/>
+            <w:tcW w:type="dxa" w:w="2880"/>
           </w:tcPr>
           <w:p>
-            <w:pPr>
-              <w:spacing w:before="40" w:after="40"/>
-            </w:pPr>
+            <w:r/>
             <w:r>
               <w:rPr>
-                <w:color w:val="1E293B"/>
-                <w:sz w:val="19"/>
+                <w:rFonts w:ascii="Calibri" w:hAnsi="Calibri"/>
+                <w:b w:val="0"/>
+                <w:color w:val="111111"/>
+                <w:sz w:val="20"/>
               </w:rPr>
               <w:t>Degraded UX</w:t>
             </w:r>
@@ -4481,23 +4625,16 @@
         </w:tc>
         <w:tc>
           <w:tcPr>
-            <w:tcW w:type="dxa" w:w="3312"/>
-            <w:tcMar>
-              <w:top w:w="120" w:type="dxa"/>
-              <w:bottom w:w="120" w:type="dxa"/>
-              <w:left w:w="180" w:type="dxa"/>
-              <w:right w:w="180" w:type="dxa"/>
-            </w:tcMar>
-            <w:shd w:fill="F8FAFC"/>
+            <w:tcW w:type="dxa" w:w="2880"/>
           </w:tcPr>
           <w:p>
-            <w:pPr>
-              <w:spacing w:before="40" w:after="40"/>
-            </w:pPr>
+            <w:r/>
             <w:r>
               <w:rPr>
-                <w:color w:val="1E293B"/>
-                <w:sz w:val="19"/>
+                <w:rFonts w:ascii="Calibri" w:hAnsi="Calibri"/>
+                <w:b w:val="0"/>
+                <w:color w:val="111111"/>
+                <w:sz w:val="20"/>
               </w:rPr>
               <w:t>Flash models, caching, streaming, canonical fallback, strict timeouts</w:t>
             </w:r>
@@ -4507,23 +4644,16 @@
       <w:tr>
         <w:tc>
           <w:tcPr>
-            <w:tcW w:type="dxa" w:w="3312"/>
-            <w:tcMar>
-              <w:top w:w="120" w:type="dxa"/>
-              <w:bottom w:w="120" w:type="dxa"/>
-              <w:left w:w="180" w:type="dxa"/>
-              <w:right w:w="180" w:type="dxa"/>
-            </w:tcMar>
-            <w:shd w:fill="FFFFFF"/>
+            <w:tcW w:type="dxa" w:w="2880"/>
           </w:tcPr>
           <w:p>
-            <w:pPr>
-              <w:spacing w:before="40" w:after="40"/>
-            </w:pPr>
+            <w:r/>
             <w:r>
               <w:rPr>
-                <w:color w:val="1E293B"/>
-                <w:sz w:val="19"/>
+                <w:rFonts w:ascii="Calibri" w:hAnsi="Calibri"/>
+                <w:b w:val="0"/>
+                <w:color w:val="111111"/>
+                <w:sz w:val="20"/>
               </w:rPr>
               <w:t>AI cost overrun from submissions</w:t>
             </w:r>
@@ -4531,23 +4661,16 @@
         </w:tc>
         <w:tc>
           <w:tcPr>
-            <w:tcW w:type="dxa" w:w="3312"/>
-            <w:tcMar>
-              <w:top w:w="120" w:type="dxa"/>
-              <w:bottom w:w="120" w:type="dxa"/>
-              <w:left w:w="180" w:type="dxa"/>
-              <w:right w:w="180" w:type="dxa"/>
-            </w:tcMar>
-            <w:shd w:fill="FFFFFF"/>
+            <w:tcW w:type="dxa" w:w="2880"/>
           </w:tcPr>
           <w:p>
-            <w:pPr>
-              <w:spacing w:before="40" w:after="40"/>
-            </w:pPr>
+            <w:r/>
             <w:r>
               <w:rPr>
-                <w:color w:val="1E293B"/>
-                <w:sz w:val="19"/>
+                <w:rFonts w:ascii="Calibri" w:hAnsi="Calibri"/>
+                <w:b w:val="0"/>
+                <w:color w:val="111111"/>
+                <w:sz w:val="20"/>
               </w:rPr>
               <w:t>Budget blowout</w:t>
             </w:r>
@@ -4555,23 +4678,16 @@
         </w:tc>
         <w:tc>
           <w:tcPr>
-            <w:tcW w:type="dxa" w:w="3312"/>
-            <w:tcMar>
-              <w:top w:w="120" w:type="dxa"/>
-              <w:bottom w:w="120" w:type="dxa"/>
-              <w:left w:w="180" w:type="dxa"/>
-              <w:right w:w="180" w:type="dxa"/>
-            </w:tcMar>
-            <w:shd w:fill="FFFFFF"/>
+            <w:tcW w:type="dxa" w:w="2880"/>
           </w:tcPr>
           <w:p>
-            <w:pPr>
-              <w:spacing w:before="40" w:after="40"/>
-            </w:pPr>
+            <w:r/>
             <w:r>
               <w:rPr>
-                <w:color w:val="1E293B"/>
-                <w:sz w:val="19"/>
+                <w:rFonts w:ascii="Calibri" w:hAnsi="Calibri"/>
+                <w:b w:val="0"/>
+                <w:color w:val="111111"/>
+                <w:sz w:val="20"/>
               </w:rPr>
               <w:t>Per-user rate limits, cached adaptations, batch evaluation</w:t>
             </w:r>
@@ -4581,23 +4697,16 @@
       <w:tr>
         <w:tc>
           <w:tcPr>
-            <w:tcW w:type="dxa" w:w="3312"/>
-            <w:tcMar>
-              <w:top w:w="120" w:type="dxa"/>
-              <w:bottom w:w="120" w:type="dxa"/>
-              <w:left w:w="180" w:type="dxa"/>
-              <w:right w:w="180" w:type="dxa"/>
-            </w:tcMar>
-            <w:shd w:fill="F8FAFC"/>
+            <w:tcW w:type="dxa" w:w="2880"/>
           </w:tcPr>
           <w:p>
-            <w:pPr>
-              <w:spacing w:before="40" w:after="40"/>
-            </w:pPr>
+            <w:r/>
             <w:r>
               <w:rPr>
-                <w:color w:val="1E293B"/>
-                <w:sz w:val="19"/>
+                <w:rFonts w:ascii="Calibri" w:hAnsi="Calibri"/>
+                <w:b w:val="0"/>
+                <w:color w:val="111111"/>
+                <w:sz w:val="20"/>
               </w:rPr>
               <w:t>Schema drift between AI output and DB</w:t>
             </w:r>
@@ -4605,23 +4714,16 @@
         </w:tc>
         <w:tc>
           <w:tcPr>
-            <w:tcW w:type="dxa" w:w="3312"/>
-            <w:tcMar>
-              <w:top w:w="120" w:type="dxa"/>
-              <w:bottom w:w="120" w:type="dxa"/>
-              <w:left w:w="180" w:type="dxa"/>
-              <w:right w:w="180" w:type="dxa"/>
-            </w:tcMar>
-            <w:shd w:fill="F8FAFC"/>
+            <w:tcW w:type="dxa" w:w="2880"/>
           </w:tcPr>
           <w:p>
-            <w:pPr>
-              <w:spacing w:before="40" w:after="40"/>
-            </w:pPr>
+            <w:r/>
             <w:r>
               <w:rPr>
-                <w:color w:val="1E293B"/>
-                <w:sz w:val="19"/>
+                <w:rFonts w:ascii="Calibri" w:hAnsi="Calibri"/>
+                <w:b w:val="0"/>
+                <w:color w:val="111111"/>
+                <w:sz w:val="20"/>
               </w:rPr>
               <w:t>Corrupt data</w:t>
             </w:r>
@@ -4629,25 +4731,35 @@
         </w:tc>
         <w:tc>
           <w:tcPr>
-            <w:tcW w:type="dxa" w:w="3312"/>
-            <w:tcMar>
-              <w:top w:w="120" w:type="dxa"/>
-              <w:bottom w:w="120" w:type="dxa"/>
-              <w:left w:w="180" w:type="dxa"/>
-              <w:right w:w="180" w:type="dxa"/>
-            </w:tcMar>
-            <w:shd w:fill="F8FAFC"/>
+            <w:tcW w:type="dxa" w:w="2880"/>
           </w:tcPr>
           <w:p>
-            <w:pPr>
-              <w:spacing w:before="40" w:after="40"/>
-            </w:pPr>
+            <w:r/>
             <w:r>
               <w:rPr>
-                <w:color w:val="1E293B"/>
-                <w:sz w:val="19"/>
+                <w:rFonts w:ascii="Calibri" w:hAnsi="Calibri"/>
+                <w:b w:val="0"/>
+                <w:color w:val="111111"/>
+                <w:sz w:val="20"/>
               </w:rPr>
-              <w:t>Single source of truth in `shared/schemas.ts`; Zod validation before every write</w:t>
+              <w:t xml:space="preserve">Single source of truth in </w:t>
+            </w:r>
+            <w:r>
+              <w:rPr>
+                <w:rFonts w:ascii="Consolas" w:hAnsi="Consolas"/>
+                <w:color w:val="333333"/>
+                <w:sz w:val="18"/>
+              </w:rPr>
+              <w:t>shared/schemas.ts</w:t>
+            </w:r>
+            <w:r>
+              <w:rPr>
+                <w:rFonts w:ascii="Calibri" w:hAnsi="Calibri"/>
+                <w:b w:val="0"/>
+                <w:color w:val="111111"/>
+                <w:sz w:val="20"/>
+              </w:rPr>
+              <w:t>; Zod validation before every write</w:t>
             </w:r>
           </w:p>
         </w:tc>
@@ -4655,23 +4767,16 @@
       <w:tr>
         <w:tc>
           <w:tcPr>
-            <w:tcW w:type="dxa" w:w="3312"/>
-            <w:tcMar>
-              <w:top w:w="120" w:type="dxa"/>
-              <w:bottom w:w="120" w:type="dxa"/>
-              <w:left w:w="180" w:type="dxa"/>
-              <w:right w:w="180" w:type="dxa"/>
-            </w:tcMar>
-            <w:shd w:fill="FFFFFF"/>
+            <w:tcW w:type="dxa" w:w="2880"/>
           </w:tcPr>
           <w:p>
-            <w:pPr>
-              <w:spacing w:before="40" w:after="40"/>
-            </w:pPr>
+            <w:r/>
             <w:r>
               <w:rPr>
-                <w:color w:val="1E293B"/>
-                <w:sz w:val="19"/>
+                <w:rFonts w:ascii="Calibri" w:hAnsi="Calibri"/>
+                <w:b w:val="0"/>
+                <w:color w:val="111111"/>
+                <w:sz w:val="20"/>
               </w:rPr>
               <w:t>Prompt injection via student input</w:t>
             </w:r>
@@ -4679,23 +4784,16 @@
         </w:tc>
         <w:tc>
           <w:tcPr>
-            <w:tcW w:type="dxa" w:w="3312"/>
-            <w:tcMar>
-              <w:top w:w="120" w:type="dxa"/>
-              <w:bottom w:w="120" w:type="dxa"/>
-              <w:left w:w="180" w:type="dxa"/>
-              <w:right w:w="180" w:type="dxa"/>
-            </w:tcMar>
-            <w:shd w:fill="FFFFFF"/>
+            <w:tcW w:type="dxa" w:w="2880"/>
           </w:tcPr>
           <w:p>
-            <w:pPr>
-              <w:spacing w:before="40" w:after="40"/>
-            </w:pPr>
+            <w:r/>
             <w:r>
               <w:rPr>
-                <w:color w:val="1E293B"/>
-                <w:sz w:val="19"/>
+                <w:rFonts w:ascii="Calibri" w:hAnsi="Calibri"/>
+                <w:b w:val="0"/>
+                <w:color w:val="111111"/>
+                <w:sz w:val="20"/>
               </w:rPr>
               <w:t>Data leakage</w:t>
             </w:r>
@@ -4703,23 +4801,16 @@
         </w:tc>
         <w:tc>
           <w:tcPr>
-            <w:tcW w:type="dxa" w:w="3312"/>
-            <w:tcMar>
-              <w:top w:w="120" w:type="dxa"/>
-              <w:bottom w:w="120" w:type="dxa"/>
-              <w:left w:w="180" w:type="dxa"/>
-              <w:right w:w="180" w:type="dxa"/>
-            </w:tcMar>
-            <w:shd w:fill="FFFFFF"/>
+            <w:tcW w:type="dxa" w:w="2880"/>
           </w:tcPr>
           <w:p>
-            <w:pPr>
-              <w:spacing w:before="40" w:after="40"/>
-            </w:pPr>
+            <w:r/>
             <w:r>
               <w:rPr>
-                <w:color w:val="1E293B"/>
-                <w:sz w:val="19"/>
+                <w:rFonts w:ascii="Calibri" w:hAnsi="Calibri"/>
+                <w:b w:val="0"/>
+                <w:color w:val="111111"/>
+                <w:sz w:val="20"/>
               </w:rPr>
               <w:t>Server-built prompts; input as data only; no student-controlled system instructions</w:t>
             </w:r>
@@ -4729,23 +4820,16 @@
       <w:tr>
         <w:tc>
           <w:tcPr>
-            <w:tcW w:type="dxa" w:w="3312"/>
-            <w:tcMar>
-              <w:top w:w="120" w:type="dxa"/>
-              <w:bottom w:w="120" w:type="dxa"/>
-              <w:left w:w="180" w:type="dxa"/>
-              <w:right w:w="180" w:type="dxa"/>
-            </w:tcMar>
-            <w:shd w:fill="F8FAFC"/>
+            <w:tcW w:type="dxa" w:w="2880"/>
           </w:tcPr>
           <w:p>
-            <w:pPr>
-              <w:spacing w:before="40" w:after="40"/>
-            </w:pPr>
+            <w:r/>
             <w:r>
               <w:rPr>
-                <w:color w:val="1E293B"/>
-                <w:sz w:val="19"/>
+                <w:rFonts w:ascii="Calibri" w:hAnsi="Calibri"/>
+                <w:b w:val="0"/>
+                <w:color w:val="111111"/>
+                <w:sz w:val="20"/>
               </w:rPr>
               <w:t>RBAC gaps on new routes</w:t>
             </w:r>
@@ -4753,23 +4837,16 @@
         </w:tc>
         <w:tc>
           <w:tcPr>
-            <w:tcW w:type="dxa" w:w="3312"/>
-            <w:tcMar>
-              <w:top w:w="120" w:type="dxa"/>
-              <w:bottom w:w="120" w:type="dxa"/>
-              <w:left w:w="180" w:type="dxa"/>
-              <w:right w:w="180" w:type="dxa"/>
-            </w:tcMar>
-            <w:shd w:fill="F8FAFC"/>
+            <w:tcW w:type="dxa" w:w="2880"/>
           </w:tcPr>
           <w:p>
-            <w:pPr>
-              <w:spacing w:before="40" w:after="40"/>
-            </w:pPr>
+            <w:r/>
             <w:r>
               <w:rPr>
-                <w:color w:val="1E293B"/>
-                <w:sz w:val="19"/>
+                <w:rFonts w:ascii="Calibri" w:hAnsi="Calibri"/>
+                <w:b w:val="0"/>
+                <w:color w:val="111111"/>
+                <w:sz w:val="20"/>
               </w:rPr>
               <w:t>Privilege escalation</w:t>
             </w:r>
@@ -4777,23 +4854,16 @@
         </w:tc>
         <w:tc>
           <w:tcPr>
-            <w:tcW w:type="dxa" w:w="3312"/>
-            <w:tcMar>
-              <w:top w:w="120" w:type="dxa"/>
-              <w:bottom w:w="120" w:type="dxa"/>
-              <w:left w:w="180" w:type="dxa"/>
-              <w:right w:w="180" w:type="dxa"/>
-            </w:tcMar>
-            <w:shd w:fill="F8FAFC"/>
+            <w:tcW w:type="dxa" w:w="2880"/>
           </w:tcPr>
           <w:p>
-            <w:pPr>
-              <w:spacing w:before="40" w:after="40"/>
-            </w:pPr>
+            <w:r/>
             <w:r>
               <w:rPr>
-                <w:color w:val="1E293B"/>
-                <w:sz w:val="19"/>
+                <w:rFonts w:ascii="Calibri" w:hAnsi="Calibri"/>
+                <w:b w:val="0"/>
+                <w:color w:val="111111"/>
+                <w:sz w:val="20"/>
               </w:rPr>
               <w:t>Mandatory RBAC matrix test entry for every new route (AGENTS.md definition of done)</w:t>
             </w:r>
@@ -4803,19 +4873,19 @@
     </w:tbl>
     <w:p/>
     <w:p>
-      <w:pPr>
-        <w:spacing w:before="40" w:after="80"/>
-      </w:pPr>
       <w:r>
         <w:rPr>
-          <w:sz w:val="21"/>
+          <w:rFonts w:ascii="Calibri" w:hAnsi="Calibri"/>
+          <w:i/>
+          <w:color w:val="111111"/>
+          <w:sz w:val="22"/>
         </w:rPr>
-        <w:t>*End of Document — 06_Implementation_Plan.md*</w:t>
+        <w:t>End of Document — 06_Implementation_Plan.md</w:t>
       </w:r>
     </w:p>
     <w:sectPr>
       <w:pgSz w:w="12240" w:h="15840"/>
-      <w:pgMar w:top="1152" w:right="1152" w:bottom="1152" w:left="1152" w:header="720" w:footer="720" w:gutter="0"/>
+      <w:pgMar w:top="1440" w:right="1800" w:bottom="1440" w:left="1800" w:header="720" w:footer="720" w:gutter="0"/>
       <w:cols w:space="720"/>
       <w:docGrid w:linePitch="360"/>
     </w:sectPr>
@@ -5188,7 +5258,6 @@
     <w:rsid w:val="00FC693F"/>
     <w:rPr>
       <w:rFonts w:ascii="Calibri" w:hAnsi="Calibri"/>
-      <w:color w:val="334155"/>
       <w:sz w:val="22"/>
     </w:rPr>
   </w:style>
